--- a/pr-preview/pr-316/calculus-derivatives.docx
+++ b/pr-preview/pr-316/calculus-derivatives.docx
@@ -15,10 +15,10 @@
         <w:pStyle w:val="Date"/>
       </w:pPr>
       <w:r>
-        <w:t xml:space="preserve">Last modified: 2026-10-15 13:56:10 (PDT)</w:t>
+        <w:t xml:space="preserve">Last modified: 2026-10-15 20:42:14 (PDT)</w:t>
       </w:r>
     </w:p>
-    <w:bookmarkStart w:id="189" w:name="sec-derivatives"/>
+    <w:bookmarkStart w:id="202" w:name="sec-derivatives"/>
     <w:p>
       <w:pPr>
         <w:pStyle w:val="Heading2"/>
@@ -27,7 +27,7 @@
         <w:t xml:space="preserve">1 Derivatives</w:t>
       </w:r>
     </w:p>
-    <w:bookmarkStart w:id="38" w:name="sec-limits-derivatives"/>
+    <w:bookmarkStart w:id="44" w:name="sec-limits-derivatives"/>
     <w:p>
       <w:pPr>
         <w:pStyle w:val="Heading3"/>
@@ -1670,7 +1670,7 @@
       </m:oMathPara>
     </w:p>
     <w:bookmarkEnd w:id="15"/>
-    <w:bookmarkStart w:id="16" w:name="def-one-sided-limit"/>
+    <w:bookmarkStart w:id="16" w:name="def-right-hand-limit"/>
     <w:p>
       <w:pPr>
         <w:pStyle w:val="FirstParagraph"/>
@@ -1680,7 +1680,7 @@
           <w:b/>
           <w:bCs/>
         </w:rPr>
-        <w:t xml:space="preserve">Definition 2 (One-sided limits)</w:t>
+        <w:t xml:space="preserve">Definition 2 (Right-hand limit)</w:t>
       </w:r>
       <w:r>
         <w:t xml:space="preserve"> </w:t>
@@ -1716,15 +1716,9 @@
       <w:r>
         <w:t xml:space="preserve">a real number.</w:t>
       </w:r>
-    </w:p>
-    <w:p>
-      <w:pPr>
-        <w:pStyle w:val="Compact"/>
-        <w:numPr>
-          <w:ilvl w:val="0"/>
-          <w:numId w:val="1001"/>
-        </w:numPr>
-      </w:pPr>
+      <w:r>
+        <w:t xml:space="preserve"> </w:t>
+      </w:r>
       <w:r>
         <w:t xml:space="preserve">The</w:t>
       </w:r>
@@ -2028,14 +2022,56 @@
         <w:t xml:space="preserve">.</w:t>
       </w:r>
     </w:p>
+    <w:bookmarkEnd w:id="16"/>
+    <w:bookmarkStart w:id="17" w:name="def-left-hand-limit"/>
     <w:p>
       <w:pPr>
-        <w:pStyle w:val="Compact"/>
-        <w:numPr>
-          <w:ilvl w:val="0"/>
-          <w:numId w:val="1001"/>
-        </w:numPr>
+        <w:pStyle w:val="BodyText"/>
       </w:pPr>
+      <w:r>
+        <w:rPr>
+          <w:b/>
+          <w:bCs/>
+        </w:rPr>
+        <w:t xml:space="preserve">Definition 3 (Left-hand limit)</w:t>
+      </w:r>
+      <w:r>
+        <w:t xml:space="preserve"> </w:t>
+      </w:r>
+      <w:r>
+        <w:t xml:space="preserve">Let</w:t>
+      </w:r>
+      <w:r>
+        <w:t xml:space="preserve"> </w:t>
+      </w:r>
+      <m:oMath>
+        <m:r>
+          <m:t>f</m:t>
+        </m:r>
+      </m:oMath>
+      <w:r>
+        <w:t xml:space="preserve"> </w:t>
+      </w:r>
+      <w:r>
+        <w:t xml:space="preserve">be a function and</w:t>
+      </w:r>
+      <w:r>
+        <w:t xml:space="preserve"> </w:t>
+      </w:r>
+      <m:oMath>
+        <m:r>
+          <m:t>L</m:t>
+        </m:r>
+      </m:oMath>
+      <w:r>
+        <w:t xml:space="preserve"> </w:t>
+      </w:r>
+      <w:r>
+        <w:t xml:space="preserve">a real number.</w:t>
+      </w:r>
+      <w:r>
+        <w:t xml:space="preserve"> </w:t>
+      </w:r>
       <w:r>
         <w:t xml:space="preserve">The</w:t>
       </w:r>
@@ -2339,21 +2375,103 @@
         <w:t xml:space="preserve">.</w:t>
       </w:r>
     </w:p>
+    <w:bookmarkEnd w:id="17"/>
+    <w:bookmarkStart w:id="18" w:name="def-one-sided-limit"/>
     <w:p>
       <w:pPr>
-        <w:pStyle w:val="FirstParagraph"/>
+        <w:pStyle w:val="BodyText"/>
       </w:pPr>
-      <w:r>
-        <w:t xml:space="preserve">These are the</w:t>
-      </w:r>
-      <w:r>
-        <w:t xml:space="preserve"> </w:t>
-      </w:r>
       <w:r>
         <w:rPr>
           <w:b/>
           <w:bCs/>
         </w:rPr>
+        <w:t xml:space="preserve">Definition 4 (One-sided limits)</w:t>
+      </w:r>
+      <w:r>
+        <w:t xml:space="preserve"> </w:t>
+      </w:r>
+      <w:r>
+        <w:t xml:space="preserve">Let</w:t>
+      </w:r>
+      <w:r>
+        <w:t xml:space="preserve"> </w:t>
+      </w:r>
+      <m:oMath>
+        <m:r>
+          <m:t>f</m:t>
+        </m:r>
+      </m:oMath>
+      <w:r>
+        <w:t xml:space="preserve"> </w:t>
+      </w:r>
+      <w:r>
+        <w:t xml:space="preserve">be a function.</w:t>
+      </w:r>
+      <w:r>
+        <w:t xml:space="preserve"> </w:t>
+      </w:r>
+      <w:r>
+        <w:t xml:space="preserve">The right-hand limit (</w:t>
+      </w:r>
+      <w:hyperlink w:anchor="def-right-hand-limit">
+        <w:r>
+          <w:rPr>
+            <w:rStyle w:val="Hyperlink"/>
+          </w:rPr>
+          <w:t xml:space="preserve">Definition 2</w:t>
+        </w:r>
+      </w:hyperlink>
+      <w:r>
+        <w:t xml:space="preserve">) and the left-hand limit (</w:t>
+      </w:r>
+      <w:hyperlink w:anchor="def-left-hand-limit">
+        <w:r>
+          <w:rPr>
+            <w:rStyle w:val="Hyperlink"/>
+          </w:rPr>
+          <w:t xml:space="preserve">Definition 3</w:t>
+        </w:r>
+      </w:hyperlink>
+      <w:r>
+        <w:t xml:space="preserve">) of</w:t>
+      </w:r>
+      <w:r>
+        <w:t xml:space="preserve"> </w:t>
+      </w:r>
+      <m:oMath>
+        <m:r>
+          <m:t>f</m:t>
+        </m:r>
+      </m:oMath>
+      <w:r>
+        <w:t xml:space="preserve"> </w:t>
+      </w:r>
+      <w:r>
+        <w:t xml:space="preserve">at</w:t>
+      </w:r>
+      <w:r>
+        <w:t xml:space="preserve"> </w:t>
+      </w:r>
+      <m:oMath>
+        <m:r>
+          <m:t>c</m:t>
+        </m:r>
+      </m:oMath>
+      <w:r>
+        <w:t xml:space="preserve"> </w:t>
+      </w:r>
+      <w:r>
+        <w:t xml:space="preserve">are the</w:t>
+      </w:r>
+      <w:r>
+        <w:t xml:space="preserve"> </w:t>
+      </w:r>
+      <w:r>
+        <w:rPr>
+          <w:b/>
+          <w:bCs/>
+        </w:rPr>
         <w:t xml:space="preserve">one-sided limits</w:t>
       </w:r>
       <w:r>
@@ -2388,8 +2506,8 @@
         <w:t xml:space="preserve">.</w:t>
       </w:r>
     </w:p>
-    <w:bookmarkEnd w:id="16"/>
-    <w:bookmarkStart w:id="17" w:name="exm-one-sided-limit"/>
+    <w:bookmarkEnd w:id="18"/>
+    <w:bookmarkStart w:id="19" w:name="exm-one-sided-limit"/>
     <w:p>
       <w:pPr>
         <w:pStyle w:val="BodyText"/>
@@ -2532,7 +2650,7 @@
         <w:pStyle w:val="Compact"/>
         <w:numPr>
           <w:ilvl w:val="0"/>
-          <w:numId w:val="1002"/>
+          <w:numId w:val="1001"/>
         </w:numPr>
       </w:pPr>
       <m:oMath>
@@ -2667,7 +2785,7 @@
         <w:pStyle w:val="Compact"/>
         <w:numPr>
           <w:ilvl w:val="0"/>
-          <w:numId w:val="1002"/>
+          <w:numId w:val="1001"/>
         </w:numPr>
       </w:pPr>
       <m:oMath>
@@ -2884,8 +3002,8 @@
         <w:t xml:space="preserve">does not exist.</w:t>
       </w:r>
     </w:p>
-    <w:bookmarkEnd w:id="17"/>
-    <w:bookmarkStart w:id="18" w:name="rem-one-sided-limit-and-limit"/>
+    <w:bookmarkEnd w:id="19"/>
+    <w:bookmarkStart w:id="20" w:name="rem-one-sided-limit-and-limit"/>
     <w:p>
       <w:pPr>
         <w:pStyle w:val="BodyText"/>
@@ -2978,7 +3096,7 @@
           <w:rPr>
             <w:rStyle w:val="Hyperlink"/>
           </w:rPr>
-          <w:t xml:space="preserve">Definition 2</w:t>
+          <w:t xml:space="preserve">Definition 4</w:t>
         </w:r>
       </w:hyperlink>
       <w:r>
@@ -2991,7 +3109,7 @@
         <w:t xml:space="preserve">and then all three are equal.</w:t>
       </w:r>
     </w:p>
-    <w:bookmarkEnd w:id="18"/>
+    <w:bookmarkEnd w:id="20"/>
     <w:tbl>
       <w:tblPr>
         <w:tblStyle w:val="Table"/>
@@ -3033,18 +3151,18 @@
                 <wp:inline>
                   <wp:extent cx="152400" cy="152400"/>
                   <wp:effectExtent b="0" l="0" r="0" t="0"/>
-                  <wp:docPr descr="" title="" id="20" name="Picture"/>
+                  <wp:docPr descr="" title="" id="22" name="Picture"/>
                   <a:graphic>
                     <a:graphicData uri="http://schemas.openxmlformats.org/drawingml/2006/picture">
                       <pic:pic>
                         <pic:nvPicPr>
-                          <pic:cNvPr descr="/opt/quarto/share/formats/docx/tip.png" id="21" name="Picture"/>
+                          <pic:cNvPr descr="/opt/quarto/share/formats/docx/tip.png" id="23" name="Picture"/>
                           <pic:cNvPicPr>
                             <a:picLocks noChangeArrowheads="1" noChangeAspect="1"/>
                           </pic:cNvPicPr>
                         </pic:nvPicPr>
                         <pic:blipFill>
-                          <a:blip r:embed="rId19"/>
+                          <a:blip r:embed="rId21"/>
                           <a:stretch>
                             <a:fillRect/>
                           </a:stretch>
@@ -3121,10 +3239,10 @@
               <w:pStyle w:val="Compact"/>
               <w:numPr>
                 <w:ilvl w:val="0"/>
-                <w:numId w:val="1003"/>
+                <w:numId w:val="1002"/>
               </w:numPr>
             </w:pPr>
-            <w:hyperlink r:id="rId22">
+            <w:hyperlink r:id="rId24">
               <w:r>
                 <w:rPr>
                   <w:rStyle w:val="Hyperlink"/>
@@ -3138,10 +3256,10 @@
               <w:pStyle w:val="Compact"/>
               <w:numPr>
                 <w:ilvl w:val="0"/>
-                <w:numId w:val="1003"/>
+                <w:numId w:val="1002"/>
               </w:numPr>
             </w:pPr>
-            <w:hyperlink r:id="rId23">
+            <w:hyperlink r:id="rId25">
               <w:r>
                 <w:rPr>
                   <w:rStyle w:val="Hyperlink"/>
@@ -3155,10 +3273,10 @@
               <w:pStyle w:val="Compact"/>
               <w:numPr>
                 <w:ilvl w:val="0"/>
-                <w:numId w:val="1003"/>
+                <w:numId w:val="1002"/>
               </w:numPr>
             </w:pPr>
-            <w:hyperlink r:id="rId24">
+            <w:hyperlink r:id="rId26">
               <w:r>
                 <w:rPr>
                   <w:rStyle w:val="Hyperlink"/>
@@ -3172,10 +3290,10 @@
               <w:pStyle w:val="Compact"/>
               <w:numPr>
                 <w:ilvl w:val="0"/>
-                <w:numId w:val="1003"/>
+                <w:numId w:val="1002"/>
               </w:numPr>
             </w:pPr>
-            <w:hyperlink r:id="rId25">
+            <w:hyperlink r:id="rId27">
               <w:r>
                 <w:rPr>
                   <w:rStyle w:val="Hyperlink"/>
@@ -3189,10 +3307,10 @@
               <w:pStyle w:val="Compact"/>
               <w:numPr>
                 <w:ilvl w:val="0"/>
-                <w:numId w:val="1003"/>
+                <w:numId w:val="1002"/>
               </w:numPr>
             </w:pPr>
-            <w:hyperlink r:id="rId26">
+            <w:hyperlink r:id="rId28">
               <w:r>
                 <w:rPr>
                   <w:rStyle w:val="Hyperlink"/>
@@ -3205,7 +3323,7 @@
         </w:tc>
       </w:tr>
     </w:tbl>
-    <w:bookmarkStart w:id="28" w:name="def-difference-quotient"/>
+    <w:bookmarkStart w:id="30" w:name="def-difference-quotient"/>
     <w:p>
       <w:pPr>
         <w:pStyle w:val="FirstParagraph"/>
@@ -3215,7 +3333,7 @@
           <w:b/>
           <w:bCs/>
         </w:rPr>
-        <w:t xml:space="preserve">Definition 3 (Difference quotient)</w:t>
+        <w:t xml:space="preserve">Definition 5 (Difference quotient)</w:t>
       </w:r>
       <w:r>
         <w:t xml:space="preserve"> </w:t>
@@ -3447,7 +3565,7 @@
       <w:r>
         <w:t xml:space="preserve"> </w:t>
       </w:r>
-      <w:hyperlink r:id="rId27">
+      <w:hyperlink r:id="rId29">
         <w:r>
           <w:rPr>
             <w:rStyle w:val="Hyperlink"/>
@@ -3577,8 +3695,8 @@
         <w:t xml:space="preserve">.</w:t>
       </w:r>
     </w:p>
-    <w:bookmarkEnd w:id="28"/>
-    <w:bookmarkStart w:id="29" w:name="exm-difference-quotient"/>
+    <w:bookmarkEnd w:id="30"/>
+    <w:bookmarkStart w:id="31" w:name="exm-difference-quotient"/>
     <w:p>
       <w:pPr>
         <w:pStyle w:val="BodyText"/>
@@ -4441,8 +4559,8 @@
         </m:oMath>
       </m:oMathPara>
     </w:p>
-    <w:bookmarkEnd w:id="29"/>
-    <w:bookmarkStart w:id="30" w:name="def-differentiable"/>
+    <w:bookmarkEnd w:id="31"/>
+    <w:bookmarkStart w:id="32" w:name="def-differentiable"/>
     <w:p>
       <w:pPr>
         <w:pStyle w:val="FirstParagraph"/>
@@ -4452,7 +4570,7 @@
           <w:b/>
           <w:bCs/>
         </w:rPr>
-        <w:t xml:space="preserve">Definition 4 (Differentiable function)</w:t>
+        <w:t xml:space="preserve">Definition 6 (Differentiable function)</w:t>
       </w:r>
       <w:r>
         <w:t xml:space="preserve"> </w:t>
@@ -4523,7 +4641,7 @@
           <w:rPr>
             <w:rStyle w:val="Hyperlink"/>
           </w:rPr>
-          <w:t xml:space="preserve">Definition 3</w:t>
+          <w:t xml:space="preserve">Definition 5</w:t>
         </w:r>
       </w:hyperlink>
       <w:r>
@@ -4791,7 +4909,7 @@
           <w:rPr>
             <w:rStyle w:val="Hyperlink"/>
           </w:rPr>
-          <w:t xml:space="preserve">Definition 5</w:t>
+          <w:t xml:space="preserve">Definition 7</w:t>
         </w:r>
       </w:hyperlink>
       <w:r>
@@ -4806,8 +4924,8 @@
         <w:t xml:space="preserve">(Larson and Edwards 2018, sec. 2.1, p. 100)</w:t>
       </w:r>
     </w:p>
-    <w:bookmarkEnd w:id="30"/>
-    <w:bookmarkStart w:id="31" w:name="exm-differentiable"/>
+    <w:bookmarkEnd w:id="32"/>
+    <w:bookmarkStart w:id="33" w:name="exm-differentiable"/>
     <w:p>
       <w:pPr>
         <w:pStyle w:val="BodyText"/>
@@ -4830,7 +4948,7 @@
       <w:pPr>
         <w:numPr>
           <w:ilvl w:val="0"/>
-          <w:numId w:val="1004"/>
+          <w:numId w:val="1003"/>
         </w:numPr>
       </w:pPr>
       <m:oMath>
@@ -5442,7 +5560,7 @@
       <w:pPr>
         <w:numPr>
           <w:ilvl w:val="0"/>
-          <w:numId w:val="1004"/>
+          <w:numId w:val="1003"/>
         </w:numPr>
       </w:pPr>
       <m:oMath>
@@ -5712,8 +5830,8 @@
         <w:t xml:space="preserve">so the limit is not finite.</w:t>
       </w:r>
     </w:p>
-    <w:bookmarkEnd w:id="31"/>
-    <w:bookmarkStart w:id="32" w:name="def-derivative"/>
+    <w:bookmarkEnd w:id="33"/>
+    <w:bookmarkStart w:id="34" w:name="def-derivative"/>
     <w:p>
       <w:pPr>
         <w:pStyle w:val="FirstParagraph"/>
@@ -5723,7 +5841,7 @@
           <w:b/>
           <w:bCs/>
         </w:rPr>
-        <w:t xml:space="preserve">Definition 5 (Derivative)</w:t>
+        <w:t xml:space="preserve">Definition 7 (Derivative)</w:t>
       </w:r>
       <w:r>
         <w:t xml:space="preserve"> </w:t>
@@ -5764,7 +5882,7 @@
           <w:rPr>
             <w:rStyle w:val="Hyperlink"/>
           </w:rPr>
-          <w:t xml:space="preserve">Definition 4</w:t>
+          <w:t xml:space="preserve">Definition 6</w:t>
         </w:r>
       </w:hyperlink>
       <w:r>
@@ -5986,11 +6104,36 @@
       <w:r>
         <w:t xml:space="preserve">.</w:t>
       </w:r>
-      <w:r>
-        <w:t xml:space="preserve"> </w:t>
-      </w:r>
-      <w:r>
-        <w:t xml:space="preserve">Writing the derivative with a prime, as</w:t>
+    </w:p>
+    <w:bookmarkEnd w:id="34"/>
+    <w:bookmarkStart w:id="35" w:name="def-lagrange-notation"/>
+    <w:p>
+      <w:pPr>
+        <w:pStyle w:val="BodyText"/>
+      </w:pPr>
+      <w:r>
+        <w:rPr>
+          <w:b/>
+          <w:bCs/>
+        </w:rPr>
+        <w:t xml:space="preserve">Definition 8 (Lagrange’s notation)</w:t>
+      </w:r>
+      <w:r>
+        <w:t xml:space="preserve"> </w:t>
+      </w:r>
+      <w:r>
+        <w:t xml:space="preserve">Writing the derivative (</w:t>
+      </w:r>
+      <w:hyperlink w:anchor="def-derivative">
+        <w:r>
+          <w:rPr>
+            <w:rStyle w:val="Hyperlink"/>
+          </w:rPr>
+          <w:t xml:space="preserve">Definition 7</w:t>
+        </w:r>
+      </w:hyperlink>
+      <w:r>
+        <w:t xml:space="preserve">) with a prime, as</w:t>
       </w:r>
       <w:r>
         <w:t xml:space="preserve"> </w:t>
@@ -6069,6 +6212,20 @@
       <w:r>
         <w:t xml:space="preserve">.</w:t>
       </w:r>
+    </w:p>
+    <w:bookmarkEnd w:id="35"/>
+    <w:bookmarkStart w:id="36" w:name="def-leibniz-notation"/>
+    <w:p>
+      <w:pPr>
+        <w:pStyle w:val="BodyText"/>
+      </w:pPr>
+      <w:r>
+        <w:rPr>
+          <w:b/>
+          <w:bCs/>
+        </w:rPr>
+        <w:t xml:space="preserve">Definition 9 (Leibniz notation)</w:t>
+      </w:r>
       <w:r>
         <w:t xml:space="preserve"> </w:t>
       </w:r>
@@ -6087,7 +6244,18 @@
         <w:t xml:space="preserve"> </w:t>
       </w:r>
       <w:r>
-        <w:t xml:space="preserve">is also written</w:t>
+        <w:t xml:space="preserve">(</w:t>
+      </w:r>
+      <w:hyperlink w:anchor="def-derivative">
+        <w:r>
+          <w:rPr>
+            <w:rStyle w:val="Hyperlink"/>
+          </w:rPr>
+          <w:t xml:space="preserve">Definition 7</w:t>
+        </w:r>
+      </w:hyperlink>
+      <w:r>
+        <w:t xml:space="preserve">) is also written</w:t>
       </w:r>
       <w:r>
         <w:t xml:space="preserve"> </w:t>
@@ -6185,8 +6353,8 @@
         <w:t xml:space="preserve">.</w:t>
       </w:r>
     </w:p>
-    <w:bookmarkEnd w:id="32"/>
-    <w:bookmarkStart w:id="33" w:name="exm-derivative"/>
+    <w:bookmarkEnd w:id="36"/>
+    <w:bookmarkStart w:id="37" w:name="exm-derivative"/>
     <w:p>
       <w:pPr>
         <w:pStyle w:val="BodyText"/>
@@ -6642,8 +6810,8 @@
         <w:t xml:space="preserve">.</w:t>
       </w:r>
     </w:p>
-    <w:bookmarkEnd w:id="33"/>
-    <w:bookmarkStart w:id="34" w:name="def-one-sided-derivative"/>
+    <w:bookmarkEnd w:id="37"/>
+    <w:bookmarkStart w:id="38" w:name="def-right-hand-derivative"/>
     <w:p>
       <w:pPr>
         <w:pStyle w:val="BodyText"/>
@@ -6653,7 +6821,7 @@
           <w:b/>
           <w:bCs/>
         </w:rPr>
-        <w:t xml:space="preserve">Definition 6 (One-sided derivatives)</w:t>
+        <w:t xml:space="preserve">Definition 10 (Right-hand derivative)</w:t>
       </w:r>
       <w:r>
         <w:t xml:space="preserve"> </w:t>
@@ -6686,15 +6854,9 @@
       <w:r>
         <w:t xml:space="preserve">.</w:t>
       </w:r>
-    </w:p>
-    <w:p>
-      <w:pPr>
-        <w:pStyle w:val="Compact"/>
-        <w:numPr>
-          <w:ilvl w:val="0"/>
-          <w:numId w:val="1005"/>
-        </w:numPr>
-      </w:pPr>
+      <w:r>
+        <w:t xml:space="preserve"> </w:t>
+      </w:r>
       <w:r>
         <w:t xml:space="preserve">The</w:t>
       </w:r>
@@ -6742,7 +6904,7 @@
       <w:r>
         <w:t xml:space="preserve">is the right-hand limit (</w:t>
       </w:r>
-      <w:hyperlink w:anchor="def-one-sided-limit">
+      <w:hyperlink w:anchor="def-right-hand-limit">
         <w:r>
           <w:rPr>
             <w:rStyle w:val="Hyperlink"/>
@@ -6868,73 +7030,123 @@
           <w:rPr>
             <w:rStyle w:val="Hyperlink"/>
           </w:rPr>
+          <w:t xml:space="preserve">Definition 5</w:t>
+        </w:r>
+      </w:hyperlink>
+      <w:r>
+        <w:t xml:space="preserve">),</w:t>
+      </w:r>
+      <w:r>
+        <w:t xml:space="preserve"> </w:t>
+      </w:r>
+      <w:r>
+        <w:t xml:space="preserve">when that limit exists and is finite.</w:t>
+      </w:r>
+    </w:p>
+    <w:bookmarkEnd w:id="38"/>
+    <w:bookmarkStart w:id="39" w:name="def-left-hand-derivative"/>
+    <w:p>
+      <w:pPr>
+        <w:pStyle w:val="BodyText"/>
+      </w:pPr>
+      <w:r>
+        <w:rPr>
+          <w:b/>
+          <w:bCs/>
+        </w:rPr>
+        <w:t xml:space="preserve">Definition 11 (Left-hand derivative)</w:t>
+      </w:r>
+      <w:r>
+        <w:t xml:space="preserve"> </w:t>
+      </w:r>
+      <w:r>
+        <w:t xml:space="preserve">Let</w:t>
+      </w:r>
+      <w:r>
+        <w:t xml:space="preserve"> </w:t>
+      </w:r>
+      <m:oMath>
+        <m:r>
+          <m:t>f</m:t>
+        </m:r>
+      </m:oMath>
+      <w:r>
+        <w:t xml:space="preserve"> </w:t>
+      </w:r>
+      <w:r>
+        <w:t xml:space="preserve">be a function defined at</w:t>
+      </w:r>
+      <w:r>
+        <w:t xml:space="preserve"> </w:t>
+      </w:r>
+      <m:oMath>
+        <m:r>
+          <m:t>c</m:t>
+        </m:r>
+      </m:oMath>
+      <w:r>
+        <w:t xml:space="preserve">.</w:t>
+      </w:r>
+      <w:r>
+        <w:t xml:space="preserve"> </w:t>
+      </w:r>
+      <w:r>
+        <w:t xml:space="preserve">The</w:t>
+      </w:r>
+      <w:r>
+        <w:t xml:space="preserve"> </w:t>
+      </w:r>
+      <w:r>
+        <w:rPr>
+          <w:b/>
+          <w:bCs/>
+        </w:rPr>
+        <w:t xml:space="preserve">left-hand derivative</w:t>
+      </w:r>
+      <w:r>
+        <w:t xml:space="preserve"> </w:t>
+      </w:r>
+      <w:r>
+        <w:t xml:space="preserve">of</w:t>
+      </w:r>
+      <w:r>
+        <w:t xml:space="preserve"> </w:t>
+      </w:r>
+      <m:oMath>
+        <m:r>
+          <m:t>f</m:t>
+        </m:r>
+      </m:oMath>
+      <w:r>
+        <w:t xml:space="preserve"> </w:t>
+      </w:r>
+      <w:r>
+        <w:t xml:space="preserve">at</w:t>
+      </w:r>
+      <w:r>
+        <w:t xml:space="preserve"> </w:t>
+      </w:r>
+      <m:oMath>
+        <m:r>
+          <m:t>c</m:t>
+        </m:r>
+      </m:oMath>
+      <w:r>
+        <w:t xml:space="preserve"> </w:t>
+      </w:r>
+      <w:r>
+        <w:t xml:space="preserve">is the left-hand limit (</w:t>
+      </w:r>
+      <w:hyperlink w:anchor="def-left-hand-limit">
+        <w:r>
+          <w:rPr>
+            <w:rStyle w:val="Hyperlink"/>
+          </w:rPr>
           <w:t xml:space="preserve">Definition 3</w:t>
         </w:r>
       </w:hyperlink>
       <w:r>
-        <w:t xml:space="preserve">),</w:t>
-      </w:r>
-      <w:r>
-        <w:t xml:space="preserve"> </w:t>
-      </w:r>
-      <w:r>
-        <w:t xml:space="preserve">when that limit exists and is finite.</w:t>
-      </w:r>
-    </w:p>
-    <w:p>
-      <w:pPr>
-        <w:pStyle w:val="Compact"/>
-        <w:numPr>
-          <w:ilvl w:val="0"/>
-          <w:numId w:val="1005"/>
-        </w:numPr>
-      </w:pPr>
-      <w:r>
-        <w:t xml:space="preserve">The</w:t>
-      </w:r>
-      <w:r>
-        <w:t xml:space="preserve"> </w:t>
-      </w:r>
-      <w:r>
-        <w:rPr>
-          <w:b/>
-          <w:bCs/>
-        </w:rPr>
-        <w:t xml:space="preserve">left-hand derivative</w:t>
-      </w:r>
-      <w:r>
-        <w:t xml:space="preserve"> </w:t>
-      </w:r>
-      <w:r>
-        <w:t xml:space="preserve">of</w:t>
-      </w:r>
-      <w:r>
-        <w:t xml:space="preserve"> </w:t>
-      </w:r>
-      <m:oMath>
-        <m:r>
-          <m:t>f</m:t>
-        </m:r>
-      </m:oMath>
-      <w:r>
-        <w:t xml:space="preserve"> </w:t>
-      </w:r>
-      <w:r>
-        <w:t xml:space="preserve">at</w:t>
-      </w:r>
-      <w:r>
-        <w:t xml:space="preserve"> </w:t>
-      </w:r>
-      <m:oMath>
-        <m:r>
-          <m:t>c</m:t>
-        </m:r>
-      </m:oMath>
-      <w:r>
-        <w:t xml:space="preserve"> </w:t>
-      </w:r>
-      <w:r>
-        <w:t xml:space="preserve">is the left-hand limit</w:t>
+        <w:t xml:space="preserve">)</w:t>
       </w:r>
       <w:r>
         <w:t xml:space="preserve"> </w:t>
@@ -7050,21 +7262,114 @@
         <w:t xml:space="preserve">when that limit exists and is finite.</w:t>
       </w:r>
     </w:p>
+    <w:bookmarkEnd w:id="39"/>
+    <w:bookmarkStart w:id="40" w:name="def-one-sided-derivative"/>
     <w:p>
       <w:pPr>
-        <w:pStyle w:val="FirstParagraph"/>
+        <w:pStyle w:val="BodyText"/>
       </w:pPr>
-      <w:r>
-        <w:t xml:space="preserve">These are the</w:t>
-      </w:r>
-      <w:r>
-        <w:t xml:space="preserve"> </w:t>
-      </w:r>
       <w:r>
         <w:rPr>
           <w:b/>
           <w:bCs/>
         </w:rPr>
+        <w:t xml:space="preserve">Definition 12 (One-sided derivatives)</w:t>
+      </w:r>
+      <w:r>
+        <w:t xml:space="preserve"> </w:t>
+      </w:r>
+      <w:r>
+        <w:t xml:space="preserve">Let</w:t>
+      </w:r>
+      <w:r>
+        <w:t xml:space="preserve"> </w:t>
+      </w:r>
+      <m:oMath>
+        <m:r>
+          <m:t>f</m:t>
+        </m:r>
+      </m:oMath>
+      <w:r>
+        <w:t xml:space="preserve"> </w:t>
+      </w:r>
+      <w:r>
+        <w:t xml:space="preserve">be a function defined at</w:t>
+      </w:r>
+      <w:r>
+        <w:t xml:space="preserve"> </w:t>
+      </w:r>
+      <m:oMath>
+        <m:r>
+          <m:t>c</m:t>
+        </m:r>
+      </m:oMath>
+      <w:r>
+        <w:t xml:space="preserve">.</w:t>
+      </w:r>
+      <w:r>
+        <w:t xml:space="preserve"> </w:t>
+      </w:r>
+      <w:r>
+        <w:t xml:space="preserve">The right-hand derivative (</w:t>
+      </w:r>
+      <w:hyperlink w:anchor="def-right-hand-derivative">
+        <w:r>
+          <w:rPr>
+            <w:rStyle w:val="Hyperlink"/>
+          </w:rPr>
+          <w:t xml:space="preserve">Definition 10</w:t>
+        </w:r>
+      </w:hyperlink>
+      <w:r>
+        <w:t xml:space="preserve">) and the left-hand derivative (</w:t>
+      </w:r>
+      <w:hyperlink w:anchor="def-left-hand-derivative">
+        <w:r>
+          <w:rPr>
+            <w:rStyle w:val="Hyperlink"/>
+          </w:rPr>
+          <w:t xml:space="preserve">Definition 11</w:t>
+        </w:r>
+      </w:hyperlink>
+      <w:r>
+        <w:t xml:space="preserve">) of</w:t>
+      </w:r>
+      <w:r>
+        <w:t xml:space="preserve"> </w:t>
+      </w:r>
+      <m:oMath>
+        <m:r>
+          <m:t>f</m:t>
+        </m:r>
+      </m:oMath>
+      <w:r>
+        <w:t xml:space="preserve"> </w:t>
+      </w:r>
+      <w:r>
+        <w:t xml:space="preserve">at</w:t>
+      </w:r>
+      <w:r>
+        <w:t xml:space="preserve"> </w:t>
+      </w:r>
+      <m:oMath>
+        <m:r>
+          <m:t>c</m:t>
+        </m:r>
+      </m:oMath>
+      <w:r>
+        <w:t xml:space="preserve"> </w:t>
+      </w:r>
+      <w:r>
+        <w:t xml:space="preserve">are the</w:t>
+      </w:r>
+      <w:r>
+        <w:t xml:space="preserve"> </w:t>
+      </w:r>
+      <w:r>
+        <w:rPr>
+          <w:b/>
+          <w:bCs/>
+        </w:rPr>
         <w:t xml:space="preserve">one-sided derivatives</w:t>
       </w:r>
       <w:r>
@@ -7099,8 +7404,8 @@
         <w:t xml:space="preserve">.</w:t>
       </w:r>
     </w:p>
-    <w:bookmarkEnd w:id="34"/>
-    <w:bookmarkStart w:id="35" w:name="exm-one-sided-derivative"/>
+    <w:bookmarkEnd w:id="40"/>
+    <w:bookmarkStart w:id="41" w:name="exm-one-sided-derivative"/>
     <w:p>
       <w:pPr>
         <w:pStyle w:val="BodyText"/>
@@ -7269,7 +7574,7 @@
       <w:pPr>
         <w:numPr>
           <w:ilvl w:val="0"/>
-          <w:numId w:val="1006"/>
+          <w:numId w:val="1004"/>
         </w:numPr>
       </w:pPr>
       <w:r>
@@ -7518,7 +7823,7 @@
       <w:pPr>
         <w:numPr>
           <w:ilvl w:val="0"/>
-          <w:numId w:val="1006"/>
+          <w:numId w:val="1004"/>
         </w:numPr>
       </w:pPr>
       <w:r>
@@ -7955,8 +8260,8 @@
         <w:t xml:space="preserve">.</w:t>
       </w:r>
     </w:p>
-    <w:bookmarkEnd w:id="35"/>
-    <w:bookmarkStart w:id="36" w:name="def-second-derivative"/>
+    <w:bookmarkEnd w:id="41"/>
+    <w:bookmarkStart w:id="42" w:name="def-second-derivative"/>
     <w:p>
       <w:pPr>
         <w:pStyle w:val="BodyText"/>
@@ -7966,7 +8271,7 @@
           <w:b/>
           <w:bCs/>
         </w:rPr>
-        <w:t xml:space="preserve">Definition 7 (Second derivative)</w:t>
+        <w:t xml:space="preserve">Definition 13 (Second derivative)</w:t>
       </w:r>
       <w:r>
         <w:t xml:space="preserve"> </w:t>
@@ -8025,7 +8330,7 @@
           <w:rPr>
             <w:rStyle w:val="Hyperlink"/>
           </w:rPr>
-          <w:t xml:space="preserve">Definition 5</w:t>
+          <w:t xml:space="preserve">Definition 7</w:t>
         </w:r>
       </w:hyperlink>
       <w:r>
@@ -8102,7 +8407,7 @@
           <w:rPr>
             <w:rStyle w:val="Hyperlink"/>
           </w:rPr>
-          <w:t xml:space="preserve">Definition 4</w:t>
+          <w:t xml:space="preserve">Definition 6</w:t>
         </w:r>
       </w:hyperlink>
       <w:r>
@@ -8261,8 +8566,8 @@
         <w:t xml:space="preserve">.</w:t>
       </w:r>
     </w:p>
-    <w:bookmarkEnd w:id="36"/>
-    <w:bookmarkStart w:id="37" w:name="exm-second-derivative"/>
+    <w:bookmarkEnd w:id="42"/>
+    <w:bookmarkStart w:id="43" w:name="exm-second-derivative"/>
     <w:p>
       <w:pPr>
         <w:pStyle w:val="BodyText"/>
@@ -8708,9 +9013,9 @@
         <w:t xml:space="preserve">.</w:t>
       </w:r>
     </w:p>
-    <w:bookmarkEnd w:id="37"/>
-    <w:bookmarkEnd w:id="38"/>
-    <w:bookmarkStart w:id="101" w:name="sec-derivative-rules"/>
+    <w:bookmarkEnd w:id="43"/>
+    <w:bookmarkEnd w:id="44"/>
+    <w:bookmarkStart w:id="109" w:name="sec-derivative-rules"/>
     <w:p>
       <w:pPr>
         <w:pStyle w:val="Heading3"/>
@@ -8719,7 +9024,7 @@
         <w:t xml:space="preserve">1.2 Derivative rules</w:t>
       </w:r>
     </w:p>
-    <w:bookmarkStart w:id="39" w:name="thm-deriv-const"/>
+    <w:bookmarkStart w:id="45" w:name="thm-deriv-const"/>
     <w:p>
       <w:pPr>
         <w:pStyle w:val="FirstParagraph"/>
@@ -8811,7 +9116,7 @@
         </m:oMath>
       </m:oMathPara>
     </w:p>
-    <w:bookmarkEnd w:id="39"/>
+    <w:bookmarkEnd w:id="45"/>
     <w:tbl>
       <w:tblPr>
         <w:tblStyle w:val="Table"/>
@@ -8853,18 +9158,18 @@
                 <wp:inline>
                   <wp:extent cx="152400" cy="152400"/>
                   <wp:effectExtent b="0" l="0" r="0" t="0"/>
-                  <wp:docPr descr="" title="" id="40" name="Picture"/>
+                  <wp:docPr descr="" title="" id="46" name="Picture"/>
                   <a:graphic>
                     <a:graphicData uri="http://schemas.openxmlformats.org/drawingml/2006/picture">
                       <pic:pic>
                         <pic:nvPicPr>
-                          <pic:cNvPr descr="/opt/quarto/share/formats/docx/tip.png" id="41" name="Picture"/>
+                          <pic:cNvPr descr="/opt/quarto/share/formats/docx/tip.png" id="47" name="Picture"/>
                           <pic:cNvPicPr>
                             <a:picLocks noChangeArrowheads="1" noChangeAspect="1"/>
                           </pic:cNvPicPr>
                         </pic:nvPicPr>
                         <pic:blipFill>
-                          <a:blip r:embed="rId19"/>
+                          <a:blip r:embed="rId21"/>
                           <a:stretch>
                             <a:fillRect/>
                           </a:stretch>
@@ -8941,10 +9246,10 @@
               <w:pStyle w:val="Compact"/>
               <w:numPr>
                 <w:ilvl w:val="0"/>
-                <w:numId w:val="1007"/>
+                <w:numId w:val="1005"/>
               </w:numPr>
             </w:pPr>
-            <w:hyperlink r:id="rId42">
+            <w:hyperlink r:id="rId48">
               <w:r>
                 <w:rPr>
                   <w:rStyle w:val="Hyperlink"/>
@@ -8957,7 +9262,7 @@
         </w:tc>
       </w:tr>
     </w:tbl>
-    <w:bookmarkStart w:id="43" w:name="thm-deriv-const-factor"/>
+    <w:bookmarkStart w:id="49" w:name="thm-deriv-const-factor"/>
     <w:p>
       <w:pPr>
         <w:pStyle w:val="FirstParagraph"/>
@@ -9107,7 +9412,7 @@
         </m:oMath>
       </m:oMathPara>
     </w:p>
-    <w:bookmarkEnd w:id="43"/>
+    <w:bookmarkEnd w:id="49"/>
     <w:tbl>
       <w:tblPr>
         <w:tblStyle w:val="Table"/>
@@ -9149,18 +9454,18 @@
                 <wp:inline>
                   <wp:extent cx="152400" cy="152400"/>
                   <wp:effectExtent b="0" l="0" r="0" t="0"/>
-                  <wp:docPr descr="" title="" id="44" name="Picture"/>
+                  <wp:docPr descr="" title="" id="50" name="Picture"/>
                   <a:graphic>
                     <a:graphicData uri="http://schemas.openxmlformats.org/drawingml/2006/picture">
                       <pic:pic>
                         <pic:nvPicPr>
-                          <pic:cNvPr descr="/opt/quarto/share/formats/docx/tip.png" id="45" name="Picture"/>
+                          <pic:cNvPr descr="/opt/quarto/share/formats/docx/tip.png" id="51" name="Picture"/>
                           <pic:cNvPicPr>
                             <a:picLocks noChangeArrowheads="1" noChangeAspect="1"/>
                           </pic:cNvPicPr>
                         </pic:nvPicPr>
                         <pic:blipFill>
-                          <a:blip r:embed="rId19"/>
+                          <a:blip r:embed="rId21"/>
                           <a:stretch>
                             <a:fillRect/>
                           </a:stretch>
@@ -9237,10 +9542,10 @@
               <w:pStyle w:val="Compact"/>
               <w:numPr>
                 <w:ilvl w:val="0"/>
-                <w:numId w:val="1008"/>
+                <w:numId w:val="1006"/>
               </w:numPr>
             </w:pPr>
-            <w:hyperlink r:id="rId46">
+            <w:hyperlink r:id="rId52">
               <w:r>
                 <w:rPr>
                   <w:rStyle w:val="Hyperlink"/>
@@ -9253,7 +9558,7 @@
         </w:tc>
       </w:tr>
     </w:tbl>
-    <w:bookmarkStart w:id="49" w:name="thm-deriv-polynomial"/>
+    <w:bookmarkStart w:id="55" w:name="thm-deriv-polynomial"/>
     <w:p>
       <w:pPr>
         <w:pStyle w:val="FirstParagraph"/>
@@ -9314,7 +9619,7 @@
       <w:r>
         <w:t xml:space="preserve"> </w:t>
       </w:r>
-      <w:hyperlink r:id="rId47">
+      <w:hyperlink r:id="rId53">
         <w:r>
           <w:rPr>
             <w:rStyle w:val="Hyperlink"/>
@@ -9448,7 +9753,7 @@
       <w:r>
         <w:t xml:space="preserve"> </w:t>
       </w:r>
-      <w:hyperlink r:id="rId48">
+      <w:hyperlink r:id="rId54">
         <w:r>
           <w:rPr>
             <w:rStyle w:val="Hyperlink"/>
@@ -9477,7 +9782,7 @@
         <w:t xml:space="preserve">.</w:t>
       </w:r>
     </w:p>
-    <w:bookmarkEnd w:id="49"/>
+    <w:bookmarkEnd w:id="55"/>
     <w:tbl>
       <w:tblPr>
         <w:tblStyle w:val="Table"/>
@@ -9519,18 +9824,18 @@
                 <wp:inline>
                   <wp:extent cx="152400" cy="152400"/>
                   <wp:effectExtent b="0" l="0" r="0" t="0"/>
-                  <wp:docPr descr="" title="" id="50" name="Picture"/>
+                  <wp:docPr descr="" title="" id="56" name="Picture"/>
                   <a:graphic>
                     <a:graphicData uri="http://schemas.openxmlformats.org/drawingml/2006/picture">
                       <pic:pic>
                         <pic:nvPicPr>
-                          <pic:cNvPr descr="/opt/quarto/share/formats/docx/tip.png" id="51" name="Picture"/>
+                          <pic:cNvPr descr="/opt/quarto/share/formats/docx/tip.png" id="57" name="Picture"/>
                           <pic:cNvPicPr>
                             <a:picLocks noChangeArrowheads="1" noChangeAspect="1"/>
                           </pic:cNvPicPr>
                         </pic:nvPicPr>
                         <pic:blipFill>
-                          <a:blip r:embed="rId19"/>
+                          <a:blip r:embed="rId21"/>
                           <a:stretch>
                             <a:fillRect/>
                           </a:stretch>
@@ -9607,10 +9912,10 @@
               <w:pStyle w:val="Compact"/>
               <w:numPr>
                 <w:ilvl w:val="0"/>
-                <w:numId w:val="1009"/>
+                <w:numId w:val="1007"/>
               </w:numPr>
             </w:pPr>
-            <w:hyperlink r:id="rId52">
+            <w:hyperlink r:id="rId58">
               <w:r>
                 <w:rPr>
                   <w:rStyle w:val="Hyperlink"/>
@@ -9624,10 +9929,10 @@
               <w:pStyle w:val="Compact"/>
               <w:numPr>
                 <w:ilvl w:val="0"/>
-                <w:numId w:val="1009"/>
+                <w:numId w:val="1007"/>
               </w:numPr>
             </w:pPr>
-            <w:hyperlink r:id="rId53">
+            <w:hyperlink r:id="rId59">
               <w:r>
                 <w:rPr>
                   <w:rStyle w:val="Hyperlink"/>
@@ -9641,10 +9946,10 @@
               <w:pStyle w:val="Compact"/>
               <w:numPr>
                 <w:ilvl w:val="0"/>
-                <w:numId w:val="1009"/>
+                <w:numId w:val="1007"/>
               </w:numPr>
             </w:pPr>
-            <w:hyperlink r:id="rId54">
+            <w:hyperlink r:id="rId60">
               <w:r>
                 <w:rPr>
                   <w:rStyle w:val="Hyperlink"/>
@@ -9657,7 +9962,7 @@
         </w:tc>
       </w:tr>
     </w:tbl>
-    <w:bookmarkStart w:id="55" w:name="exr-miller-deriv-polynomial-root"/>
+    <w:bookmarkStart w:id="61" w:name="exr-miller-deriv-polynomial-root"/>
     <w:p>
       <w:pPr>
         <w:pStyle w:val="FirstParagraph"/>
@@ -9792,8 +10097,8 @@
         </m:oMath>
       </m:oMathPara>
     </w:p>
-    <w:bookmarkEnd w:id="55"/>
-    <w:bookmarkStart w:id="56" w:name="sol-miller-deriv-polynomial-root"/>
+    <w:bookmarkEnd w:id="61"/>
+    <w:bookmarkStart w:id="62" w:name="sol-miller-deriv-polynomial-root"/>
     <w:p>
       <w:pPr>
         <w:pStyle w:val="FirstParagraph"/>
@@ -10357,8 +10662,8 @@
         </m:oMath>
       </m:oMathPara>
     </w:p>
-    <w:bookmarkEnd w:id="56"/>
-    <w:bookmarkStart w:id="57" w:name="exr-miller-deriv-find-slopes"/>
+    <w:bookmarkEnd w:id="62"/>
+    <w:bookmarkStart w:id="63" w:name="exr-miller-deriv-find-slopes"/>
     <w:p>
       <w:pPr>
         <w:pStyle w:val="FirstParagraph"/>
@@ -10508,7 +10813,7 @@
         <w:pStyle w:val="Compact"/>
         <w:numPr>
           <w:ilvl w:val="0"/>
-          <w:numId w:val="1010"/>
+          <w:numId w:val="1008"/>
         </w:numPr>
       </w:pPr>
       <m:oMath>
@@ -10531,7 +10836,7 @@
         <w:pStyle w:val="Compact"/>
         <w:numPr>
           <w:ilvl w:val="0"/>
-          <w:numId w:val="1010"/>
+          <w:numId w:val="1008"/>
         </w:numPr>
       </w:pPr>
       <m:oMath>
@@ -10548,7 +10853,7 @@
         <w:pStyle w:val="Compact"/>
         <w:numPr>
           <w:ilvl w:val="0"/>
-          <w:numId w:val="1010"/>
+          <w:numId w:val="1008"/>
         </w:numPr>
       </w:pPr>
       <m:oMath>
@@ -10560,8 +10865,8 @@
         <w:t xml:space="preserve">​</w:t>
       </w:r>
     </w:p>
-    <w:bookmarkEnd w:id="57"/>
-    <w:bookmarkStart w:id="58" w:name="sol-miller-deriv-find-slopes"/>
+    <w:bookmarkEnd w:id="63"/>
+    <w:bookmarkStart w:id="64" w:name="sol-miller-deriv-find-slopes"/>
     <w:p>
       <w:pPr>
         <w:pStyle w:val="FirstParagraph"/>
@@ -12116,8 +12421,8 @@
         </m:oMath>
       </m:oMathPara>
     </w:p>
-    <w:bookmarkEnd w:id="58"/>
-    <w:bookmarkStart w:id="60" w:name="thm-deriv-log"/>
+    <w:bookmarkEnd w:id="64"/>
+    <w:bookmarkStart w:id="66" w:name="thm-deriv-log"/>
     <w:p>
       <w:pPr>
         <w:pStyle w:val="FirstParagraph"/>
@@ -12164,7 +12469,7 @@
       <w:r>
         <w:t xml:space="preserve"> </w:t>
       </w:r>
-      <w:hyperlink r:id="rId59">
+      <w:hyperlink r:id="rId65">
         <w:r>
           <w:rPr>
             <w:rStyle w:val="Hyperlink"/>
@@ -12285,8 +12590,8 @@
         </m:oMath>
       </m:oMathPara>
     </w:p>
-    <w:bookmarkEnd w:id="60"/>
-    <w:bookmarkStart w:id="61" w:name="exr-miller-deriv-log-simplify"/>
+    <w:bookmarkEnd w:id="66"/>
+    <w:bookmarkStart w:id="67" w:name="exr-miller-deriv-log-simplify"/>
     <w:p>
       <w:pPr>
         <w:pStyle w:val="FirstParagraph"/>
@@ -12440,8 +12745,8 @@
         <w:t xml:space="preserve">.</w:t>
       </w:r>
     </w:p>
-    <w:bookmarkEnd w:id="61"/>
-    <w:bookmarkStart w:id="62" w:name="sol-miller-deriv-log-simplify"/>
+    <w:bookmarkEnd w:id="67"/>
+    <w:bookmarkStart w:id="68" w:name="sol-miller-deriv-log-simplify"/>
     <w:p>
       <w:pPr>
         <w:pStyle w:val="BodyText"/>
@@ -12881,8 +13186,8 @@
         <w:t xml:space="preserve">simplifying algebraically first is faster and prevents arithmetic errors.</w:t>
       </w:r>
     </w:p>
-    <w:bookmarkEnd w:id="62"/>
-    <w:bookmarkStart w:id="64" w:name="thm-deriv-exp"/>
+    <w:bookmarkEnd w:id="68"/>
+    <w:bookmarkStart w:id="70" w:name="thm-deriv-exp"/>
     <w:p>
       <w:pPr>
         <w:pStyle w:val="BodyText"/>
@@ -12920,7 +13225,7 @@
       <w:r>
         <w:t xml:space="preserve"> </w:t>
       </w:r>
-      <w:hyperlink r:id="rId63">
+      <w:hyperlink r:id="rId69">
         <w:r>
           <w:rPr>
             <w:rStyle w:val="Hyperlink"/>
@@ -13015,8 +13320,8 @@
         </m:oMath>
       </m:oMathPara>
     </w:p>
-    <w:bookmarkEnd w:id="64"/>
-    <w:bookmarkStart w:id="65" w:name="thm-deriv-sin"/>
+    <w:bookmarkEnd w:id="70"/>
+    <w:bookmarkStart w:id="71" w:name="thm-deriv-sin"/>
     <w:p>
       <w:pPr>
         <w:pStyle w:val="FirstParagraph"/>
@@ -13112,8 +13417,8 @@
         </m:oMath>
       </m:oMathPara>
     </w:p>
-    <w:bookmarkEnd w:id="65"/>
-    <w:bookmarkStart w:id="66" w:name="thm-deriv-cos"/>
+    <w:bookmarkEnd w:id="71"/>
+    <w:bookmarkStart w:id="72" w:name="thm-deriv-cos"/>
     <w:p>
       <w:pPr>
         <w:pStyle w:val="FirstParagraph"/>
@@ -13215,8 +13520,8 @@
         </m:oMath>
       </m:oMathPara>
     </w:p>
-    <w:bookmarkEnd w:id="66"/>
-    <w:bookmarkStart w:id="67" w:name="thm-product-rule"/>
+    <w:bookmarkEnd w:id="72"/>
+    <w:bookmarkStart w:id="73" w:name="thm-product-rule"/>
     <w:p>
       <w:pPr>
         <w:pStyle w:val="FirstParagraph"/>
@@ -13364,7 +13669,7 @@
         </m:oMath>
       </m:oMathPara>
     </w:p>
-    <w:bookmarkEnd w:id="67"/>
+    <w:bookmarkEnd w:id="73"/>
     <w:tbl>
       <w:tblPr>
         <w:tblStyle w:val="Table"/>
@@ -13406,18 +13711,18 @@
                 <wp:inline>
                   <wp:extent cx="152400" cy="152400"/>
                   <wp:effectExtent b="0" l="0" r="0" t="0"/>
-                  <wp:docPr descr="" title="" id="68" name="Picture"/>
+                  <wp:docPr descr="" title="" id="74" name="Picture"/>
                   <a:graphic>
                     <a:graphicData uri="http://schemas.openxmlformats.org/drawingml/2006/picture">
                       <pic:pic>
                         <pic:nvPicPr>
-                          <pic:cNvPr descr="/opt/quarto/share/formats/docx/tip.png" id="69" name="Picture"/>
+                          <pic:cNvPr descr="/opt/quarto/share/formats/docx/tip.png" id="75" name="Picture"/>
                           <pic:cNvPicPr>
                             <a:picLocks noChangeArrowheads="1" noChangeAspect="1"/>
                           </pic:cNvPicPr>
                         </pic:nvPicPr>
                         <pic:blipFill>
-                          <a:blip r:embed="rId19"/>
+                          <a:blip r:embed="rId21"/>
                           <a:stretch>
                             <a:fillRect/>
                           </a:stretch>
@@ -13494,10 +13799,10 @@
               <w:pStyle w:val="Compact"/>
               <w:numPr>
                 <w:ilvl w:val="0"/>
-                <w:numId w:val="1011"/>
+                <w:numId w:val="1009"/>
               </w:numPr>
             </w:pPr>
-            <w:hyperlink r:id="rId70">
+            <w:hyperlink r:id="rId76">
               <w:r>
                 <w:rPr>
                   <w:rStyle w:val="Hyperlink"/>
@@ -13510,7 +13815,7 @@
         </w:tc>
       </w:tr>
     </w:tbl>
-    <w:bookmarkStart w:id="71" w:name="exr-miller-deriv-product-poly-cos"/>
+    <w:bookmarkStart w:id="77" w:name="exr-miller-deriv-product-poly-cos"/>
     <w:p>
       <w:pPr>
         <w:pStyle w:val="FirstParagraph"/>
@@ -13645,8 +13950,8 @@
         </m:oMath>
       </m:oMathPara>
     </w:p>
-    <w:bookmarkEnd w:id="71"/>
-    <w:bookmarkStart w:id="72" w:name="sol-miller-deriv-product-poly-cos"/>
+    <w:bookmarkEnd w:id="77"/>
+    <w:bookmarkStart w:id="78" w:name="sol-miller-deriv-product-poly-cos"/>
     <w:p>
       <w:pPr>
         <w:pStyle w:val="FirstParagraph"/>
@@ -14232,8 +14537,8 @@
         </m:oMath>
       </m:oMathPara>
     </w:p>
-    <w:bookmarkEnd w:id="72"/>
-    <w:bookmarkStart w:id="73" w:name="exr-miller-deriv-second-product"/>
+    <w:bookmarkEnd w:id="78"/>
+    <w:bookmarkStart w:id="79" w:name="exr-miller-deriv-second-product"/>
     <w:p>
       <w:pPr>
         <w:pStyle w:val="FirstParagraph"/>
@@ -14368,8 +14673,8 @@
         </m:oMath>
       </m:oMathPara>
     </w:p>
-    <w:bookmarkEnd w:id="73"/>
-    <w:bookmarkStart w:id="74" w:name="sol-miller-deriv-second-product"/>
+    <w:bookmarkEnd w:id="79"/>
+    <w:bookmarkStart w:id="80" w:name="sol-miller-deriv-second-product"/>
     <w:p>
       <w:pPr>
         <w:pStyle w:val="FirstParagraph"/>
@@ -15393,8 +15698,8 @@
         </m:oMath>
       </m:oMathPara>
     </w:p>
-    <w:bookmarkEnd w:id="74"/>
-    <w:bookmarkStart w:id="75" w:name="thm-quotient-rule"/>
+    <w:bookmarkEnd w:id="80"/>
+    <w:bookmarkStart w:id="81" w:name="thm-quotient-rule"/>
     <w:p>
       <w:pPr>
         <w:pStyle w:val="FirstParagraph"/>
@@ -15607,7 +15912,7 @@
         </m:oMath>
       </m:oMathPara>
     </w:p>
-    <w:bookmarkEnd w:id="75"/>
+    <w:bookmarkEnd w:id="81"/>
     <w:tbl>
       <w:tblPr>
         <w:tblStyle w:val="Table"/>
@@ -15649,18 +15954,18 @@
                 <wp:inline>
                   <wp:extent cx="152400" cy="152400"/>
                   <wp:effectExtent b="0" l="0" r="0" t="0"/>
-                  <wp:docPr descr="" title="" id="76" name="Picture"/>
+                  <wp:docPr descr="" title="" id="82" name="Picture"/>
                   <a:graphic>
                     <a:graphicData uri="http://schemas.openxmlformats.org/drawingml/2006/picture">
                       <pic:pic>
                         <pic:nvPicPr>
-                          <pic:cNvPr descr="/opt/quarto/share/formats/docx/tip.png" id="77" name="Picture"/>
+                          <pic:cNvPr descr="/opt/quarto/share/formats/docx/tip.png" id="83" name="Picture"/>
                           <pic:cNvPicPr>
                             <a:picLocks noChangeArrowheads="1" noChangeAspect="1"/>
                           </pic:cNvPicPr>
                         </pic:nvPicPr>
                         <pic:blipFill>
-                          <a:blip r:embed="rId19"/>
+                          <a:blip r:embed="rId21"/>
                           <a:stretch>
                             <a:fillRect/>
                           </a:stretch>
@@ -15737,10 +16042,10 @@
               <w:pStyle w:val="Compact"/>
               <w:numPr>
                 <w:ilvl w:val="0"/>
-                <w:numId w:val="1012"/>
+                <w:numId w:val="1010"/>
               </w:numPr>
             </w:pPr>
-            <w:hyperlink r:id="rId78">
+            <w:hyperlink r:id="rId84">
               <w:r>
                 <w:rPr>
                   <w:rStyle w:val="Hyperlink"/>
@@ -15753,7 +16058,7 @@
         </w:tc>
       </w:tr>
     </w:tbl>
-    <w:bookmarkStart w:id="79" w:name="exr-miller-deriv-quotient-or-factor"/>
+    <w:bookmarkStart w:id="85" w:name="exr-miller-deriv-quotient-or-factor"/>
     <w:p>
       <w:pPr>
         <w:pStyle w:val="FirstParagraph"/>
@@ -15895,8 +16200,8 @@
         <w:t xml:space="preserve">.</w:t>
       </w:r>
     </w:p>
-    <w:bookmarkEnd w:id="79"/>
-    <w:bookmarkStart w:id="80" w:name="sol-miller-deriv-quotient-or-factor"/>
+    <w:bookmarkEnd w:id="85"/>
+    <w:bookmarkStart w:id="86" w:name="sol-miller-deriv-quotient-or-factor"/>
     <w:p>
       <w:pPr>
         <w:pStyle w:val="BodyText"/>
@@ -16653,8 +16958,8 @@
         <w:t xml:space="preserve">, but factoring first eliminates tedious algebraic simplification.</w:t>
       </w:r>
     </w:p>
-    <w:bookmarkEnd w:id="80"/>
-    <w:bookmarkStart w:id="82" w:name="thm-chain-rule"/>
+    <w:bookmarkEnd w:id="86"/>
+    <w:bookmarkStart w:id="88" w:name="thm-chain-rule"/>
     <w:p>
       <w:pPr>
         <w:pStyle w:val="BodyText"/>
@@ -16913,7 +17218,7 @@
           <w:rPr>
             <w:rStyle w:val="Hyperlink"/>
           </w:rPr>
-          <w:t xml:space="preserve">Definition 5</w:t>
+          <w:t xml:space="preserve">Definition 7</w:t>
         </w:r>
       </w:hyperlink>
       <w:r>
@@ -17002,7 +17307,7 @@
       <w:r>
         <w:t xml:space="preserve"> </w:t>
       </w:r>
-      <w:hyperlink r:id="rId81">
+      <w:hyperlink r:id="rId87">
         <w:r>
           <w:rPr>
             <w:rStyle w:val="Hyperlink"/>
@@ -17212,8 +17517,8 @@
         </m:oMath>
       </m:oMathPara>
     </w:p>
-    <w:bookmarkEnd w:id="82"/>
-    <w:bookmarkStart w:id="83" w:name="exr-miller-deriv-gaussian-kernel"/>
+    <w:bookmarkEnd w:id="88"/>
+    <w:bookmarkStart w:id="89" w:name="exr-miller-deriv-gaussian-kernel"/>
     <w:p>
       <w:pPr>
         <w:pStyle w:val="FirstParagraph"/>
@@ -17337,8 +17642,8 @@
         </m:oMath>
       </m:oMathPara>
     </w:p>
-    <w:bookmarkEnd w:id="83"/>
-    <w:bookmarkStart w:id="84" w:name="sol-miller-deriv-gaussian-kernel"/>
+    <w:bookmarkEnd w:id="89"/>
+    <w:bookmarkStart w:id="90" w:name="sol-miller-deriv-gaussian-kernel"/>
     <w:p>
       <w:pPr>
         <w:pStyle w:val="FirstParagraph"/>
@@ -17809,8 +18114,8 @@
         </m:oMath>
       </m:oMathPara>
     </w:p>
-    <w:bookmarkEnd w:id="84"/>
-    <w:bookmarkStart w:id="85" w:name="exr-miller-deriv-second-gaussian-kernel"/>
+    <w:bookmarkEnd w:id="90"/>
+    <w:bookmarkStart w:id="91" w:name="thm-deriv-gaussian-kernel"/>
     <w:p>
       <w:pPr>
         <w:pStyle w:val="FirstParagraph"/>
@@ -17820,30 +18125,124 @@
           <w:b/>
           <w:bCs/>
         </w:rPr>
-        <w:t xml:space="preserve">Exercise 8 (Second derivative of the Gaussian kernel)</w:t>
-      </w:r>
-      <w:r>
-        <w:t xml:space="preserve"> </w:t>
-      </w:r>
-      <w:r>
-        <w:t xml:space="preserve">Adapted from</w:t>
-      </w:r>
-      <w:r>
-        <w:t xml:space="preserve"> </w:t>
-      </w:r>
-      <w:r>
-        <w:t xml:space="preserve">Miller (2016)</w:t>
-      </w:r>
-      <w:r>
-        <w:t xml:space="preserve">, Question 1.1.6.</w:t>
-      </w:r>
-    </w:p>
-    <w:p>
-      <w:pPr>
-        <w:pStyle w:val="BodyText"/>
-      </w:pPr>
-      <w:r>
-        <w:t xml:space="preserve">Find the second derivative of</w:t>
+        <w:t xml:space="preserve">Theorem 11 (Derivative of the standard Gaussian kernel)</w:t>
+      </w:r>
+      <w:r>
+        <w:t xml:space="preserve"> </w:t>
+      </w:r>
+      <w:r>
+        <w:t xml:space="preserve">For</w:t>
+      </w:r>
+      <w:r>
+        <w:t xml:space="preserve"> </w:t>
+      </w:r>
+      <m:oMath>
+        <m:r>
+          <m:t>f</m:t>
+        </m:r>
+        <m:r>
+          <m:rPr>
+            <m:sty m:val="p"/>
+          </m:rPr>
+          <m:t>(</m:t>
+        </m:r>
+        <m:r>
+          <m:t>x</m:t>
+        </m:r>
+        <m:r>
+          <m:rPr>
+            <m:sty m:val="p"/>
+          </m:rPr>
+          <m:t>)</m:t>
+        </m:r>
+        <m:r>
+          <m:rPr>
+            <m:sty m:val="p"/>
+          </m:rPr>
+          <m:t>=</m:t>
+        </m:r>
+        <m:r>
+          <m:rPr>
+            <m:sty m:val="p"/>
+          </m:rPr>
+          <m:t>exp</m:t>
+        </m:r>
+        <m:r>
+          <m:t>​</m:t>
+        </m:r>
+        <m:d>
+          <m:dPr>
+            <m:begChr m:val="{"/>
+            <m:sepChr m:val=""/>
+            <m:endChr m:val="}"/>
+            <m:grow/>
+          </m:dPr>
+          <m:e>
+            <m:r>
+              <m:rPr>
+                <m:sty m:val="p"/>
+              </m:rPr>
+              <m:t>−</m:t>
+            </m:r>
+            <m:f>
+              <m:fPr>
+                <m:type m:val="bar"/>
+              </m:fPr>
+              <m:num>
+                <m:sSup>
+                  <m:e>
+                    <m:r>
+                      <m:t>x</m:t>
+                    </m:r>
+                  </m:e>
+                  <m:sup>
+                    <m:r>
+                      <m:t>2</m:t>
+                    </m:r>
+                  </m:sup>
+                </m:sSup>
+              </m:num>
+              <m:den>
+                <m:r>
+                  <m:t>2</m:t>
+                </m:r>
+              </m:den>
+            </m:f>
+          </m:e>
+        </m:d>
+        <m:r>
+          <m:t>​</m:t>
+        </m:r>
+      </m:oMath>
+      <w:r>
+        <w:t xml:space="preserve"> </w:t>
+      </w:r>
+      <w:r>
+        <w:t xml:space="preserve">and every</w:t>
+      </w:r>
+      <w:r>
+        <w:t xml:space="preserve"> </w:t>
+      </w:r>
+      <m:oMath>
+        <m:r>
+          <m:t>x</m:t>
+        </m:r>
+        <m:r>
+          <m:rPr>
+            <m:sty m:val="p"/>
+          </m:rPr>
+          <m:t>∈</m:t>
+        </m:r>
+        <m:r>
+          <m:rPr>
+            <m:scr m:val="double-struck"/>
+            <m:sty m:val="p"/>
+          </m:rPr>
+          <m:t>R</m:t>
+        </m:r>
+      </m:oMath>
+      <w:r>
+        <w:t xml:space="preserve">,</w:t>
       </w:r>
     </w:p>
     <w:p>
@@ -17855,9 +18254,21 @@
           <m:jc m:val="center"/>
         </m:oMathParaPr>
         <m:oMath>
-          <m:r>
-            <m:t>f</m:t>
-          </m:r>
+          <m:sSup>
+            <m:e>
+              <m:r>
+                <m:t>f</m:t>
+              </m:r>
+            </m:e>
+            <m:sup>
+              <m:r>
+                <m:rPr>
+                  <m:sty m:val="p"/>
+                </m:rPr>
+                <m:t>′</m:t>
+              </m:r>
+            </m:sup>
+          </m:sSup>
           <m:r>
             <m:rPr>
               <m:sty m:val="p"/>
@@ -17878,6 +18289,15 @@
               <m:sty m:val="p"/>
             </m:rPr>
             <m:t>=</m:t>
+          </m:r>
+          <m:r>
+            <m:rPr>
+              <m:sty m:val="p"/>
+            </m:rPr>
+            <m:t>−</m:t>
+          </m:r>
+          <m:r>
+            <m:t>x</m:t>
           </m:r>
           <m:r>
             <m:rPr>
@@ -17934,8 +18354,7 @@
         </m:oMath>
       </m:oMathPara>
     </w:p>
-    <w:bookmarkEnd w:id="85"/>
-    <w:bookmarkStart w:id="86" w:name="sol-miller-deriv-second-gaussian-kernel"/>
+    <w:bookmarkEnd w:id="91"/>
     <w:p>
       <w:pPr>
         <w:pStyle w:val="FirstParagraph"/>
@@ -17945,13 +18364,13 @@
           <w:i/>
           <w:iCs/>
         </w:rPr>
-        <w:t xml:space="preserve">Solution 8</w:t>
+        <w:t xml:space="preserve">Proof</w:t>
       </w:r>
       <w:r>
         <w:t xml:space="preserve">. </w:t>
       </w:r>
       <w:r>
-        <w:t xml:space="preserve">From</w:t>
+        <w:t xml:space="preserve">This is the solution to</w:t>
       </w:r>
       <w:r>
         <w:t xml:space="preserve"> </w:t>
@@ -17962,6 +18381,178 @@
             <w:rStyle w:val="Hyperlink"/>
           </w:rPr>
           <w:t xml:space="preserve">Exercise 7</w:t>
+        </w:r>
+      </w:hyperlink>
+      <w:r>
+        <w:t xml:space="preserve">, worked in</w:t>
+      </w:r>
+      <w:r>
+        <w:t xml:space="preserve"> </w:t>
+      </w:r>
+      <w:hyperlink w:anchor="sol-miller-deriv-gaussian-kernel">
+        <w:r>
+          <w:rPr>
+            <w:rStyle w:val="Hyperlink"/>
+          </w:rPr>
+          <w:t xml:space="preserve">Solution 7</w:t>
+        </w:r>
+      </w:hyperlink>
+      <w:r>
+        <w:t xml:space="preserve">.</w:t>
+      </w:r>
+    </w:p>
+    <w:bookmarkStart w:id="92" w:name="exr-miller-deriv-second-gaussian-kernel"/>
+    <w:p>
+      <w:pPr>
+        <w:pStyle w:val="BodyText"/>
+      </w:pPr>
+      <w:r>
+        <w:rPr>
+          <w:b/>
+          <w:bCs/>
+        </w:rPr>
+        <w:t xml:space="preserve">Exercise 8 (Second derivative of the Gaussian kernel)</w:t>
+      </w:r>
+      <w:r>
+        <w:t xml:space="preserve"> </w:t>
+      </w:r>
+      <w:r>
+        <w:t xml:space="preserve">Adapted from</w:t>
+      </w:r>
+      <w:r>
+        <w:t xml:space="preserve"> </w:t>
+      </w:r>
+      <w:r>
+        <w:t xml:space="preserve">Miller (2016)</w:t>
+      </w:r>
+      <w:r>
+        <w:t xml:space="preserve">, Question 1.1.6.</w:t>
+      </w:r>
+    </w:p>
+    <w:p>
+      <w:pPr>
+        <w:pStyle w:val="BodyText"/>
+      </w:pPr>
+      <w:r>
+        <w:t xml:space="preserve">Find the second derivative of</w:t>
+      </w:r>
+    </w:p>
+    <w:p>
+      <w:pPr>
+        <w:pStyle w:val="BodyText"/>
+      </w:pPr>
+      <m:oMathPara>
+        <m:oMathParaPr>
+          <m:jc m:val="center"/>
+        </m:oMathParaPr>
+        <m:oMath>
+          <m:r>
+            <m:t>f</m:t>
+          </m:r>
+          <m:r>
+            <m:rPr>
+              <m:sty m:val="p"/>
+            </m:rPr>
+            <m:t>(</m:t>
+          </m:r>
+          <m:r>
+            <m:t>x</m:t>
+          </m:r>
+          <m:r>
+            <m:rPr>
+              <m:sty m:val="p"/>
+            </m:rPr>
+            <m:t>)</m:t>
+          </m:r>
+          <m:r>
+            <m:rPr>
+              <m:sty m:val="p"/>
+            </m:rPr>
+            <m:t>=</m:t>
+          </m:r>
+          <m:r>
+            <m:rPr>
+              <m:sty m:val="p"/>
+            </m:rPr>
+            <m:t>exp</m:t>
+          </m:r>
+          <m:r>
+            <m:t>​</m:t>
+          </m:r>
+          <m:d>
+            <m:dPr>
+              <m:begChr m:val="{"/>
+              <m:sepChr m:val=""/>
+              <m:endChr m:val="}"/>
+              <m:grow/>
+            </m:dPr>
+            <m:e>
+              <m:r>
+                <m:rPr>
+                  <m:sty m:val="p"/>
+                </m:rPr>
+                <m:t>−</m:t>
+              </m:r>
+              <m:f>
+                <m:fPr>
+                  <m:type m:val="bar"/>
+                </m:fPr>
+                <m:num>
+                  <m:sSup>
+                    <m:e>
+                      <m:r>
+                        <m:t>x</m:t>
+                      </m:r>
+                    </m:e>
+                    <m:sup>
+                      <m:r>
+                        <m:t>2</m:t>
+                      </m:r>
+                    </m:sup>
+                  </m:sSup>
+                </m:num>
+                <m:den>
+                  <m:r>
+                    <m:t>2</m:t>
+                  </m:r>
+                </m:den>
+              </m:f>
+            </m:e>
+          </m:d>
+          <m:r>
+            <m:t>​</m:t>
+          </m:r>
+        </m:oMath>
+      </m:oMathPara>
+    </w:p>
+    <w:bookmarkEnd w:id="92"/>
+    <w:bookmarkStart w:id="93" w:name="sol-miller-deriv-second-gaussian-kernel"/>
+    <w:p>
+      <w:pPr>
+        <w:pStyle w:val="FirstParagraph"/>
+      </w:pPr>
+      <w:r>
+        <w:rPr>
+          <w:i/>
+          <w:iCs/>
+        </w:rPr>
+        <w:t xml:space="preserve">Solution 8</w:t>
+      </w:r>
+      <w:r>
+        <w:t xml:space="preserve">. </w:t>
+      </w:r>
+      <w:r>
+        <w:t xml:space="preserve">From</w:t>
+      </w:r>
+      <w:r>
+        <w:t xml:space="preserve"> </w:t>
+      </w:r>
+      <w:hyperlink w:anchor="thm-deriv-gaussian-kernel">
+        <w:r>
+          <w:rPr>
+            <w:rStyle w:val="Hyperlink"/>
+          </w:rPr>
+          <w:t xml:space="preserve">Theorem 11</w:t>
         </w:r>
       </w:hyperlink>
       <w:r>
@@ -18821,8 +19412,8 @@
         </m:oMath>
       </m:oMathPara>
     </w:p>
-    <w:bookmarkEnd w:id="86"/>
-    <w:bookmarkStart w:id="87" w:name="exr-miller-deriv-product-chain-composite"/>
+    <w:bookmarkEnd w:id="93"/>
+    <w:bookmarkStart w:id="94" w:name="thm-deriv-second-gaussian-kernel"/>
     <w:p>
       <w:pPr>
         <w:pStyle w:val="FirstParagraph"/>
@@ -18832,30 +19423,124 @@
           <w:b/>
           <w:bCs/>
         </w:rPr>
-        <w:t xml:space="preserve">Exercise 9 (Combining product and chain rules)</w:t>
-      </w:r>
-      <w:r>
-        <w:t xml:space="preserve"> </w:t>
-      </w:r>
-      <w:r>
-        <w:t xml:space="preserve">Adapted from</w:t>
-      </w:r>
-      <w:r>
-        <w:t xml:space="preserve"> </w:t>
-      </w:r>
-      <w:r>
-        <w:t xml:space="preserve">Miller (2016)</w:t>
-      </w:r>
-      <w:r>
-        <w:t xml:space="preserve">, Question 1.1.7.</w:t>
-      </w:r>
-    </w:p>
-    <w:p>
-      <w:pPr>
-        <w:pStyle w:val="BodyText"/>
-      </w:pPr>
-      <w:r>
-        <w:t xml:space="preserve">Find the derivative of</w:t>
+        <w:t xml:space="preserve">Theorem 12 (Second derivative of the standard Gaussian kernel)</w:t>
+      </w:r>
+      <w:r>
+        <w:t xml:space="preserve"> </w:t>
+      </w:r>
+      <w:r>
+        <w:t xml:space="preserve">For</w:t>
+      </w:r>
+      <w:r>
+        <w:t xml:space="preserve"> </w:t>
+      </w:r>
+      <m:oMath>
+        <m:r>
+          <m:t>f</m:t>
+        </m:r>
+        <m:r>
+          <m:rPr>
+            <m:sty m:val="p"/>
+          </m:rPr>
+          <m:t>(</m:t>
+        </m:r>
+        <m:r>
+          <m:t>x</m:t>
+        </m:r>
+        <m:r>
+          <m:rPr>
+            <m:sty m:val="p"/>
+          </m:rPr>
+          <m:t>)</m:t>
+        </m:r>
+        <m:r>
+          <m:rPr>
+            <m:sty m:val="p"/>
+          </m:rPr>
+          <m:t>=</m:t>
+        </m:r>
+        <m:r>
+          <m:rPr>
+            <m:sty m:val="p"/>
+          </m:rPr>
+          <m:t>exp</m:t>
+        </m:r>
+        <m:r>
+          <m:t>​</m:t>
+        </m:r>
+        <m:d>
+          <m:dPr>
+            <m:begChr m:val="{"/>
+            <m:sepChr m:val=""/>
+            <m:endChr m:val="}"/>
+            <m:grow/>
+          </m:dPr>
+          <m:e>
+            <m:r>
+              <m:rPr>
+                <m:sty m:val="p"/>
+              </m:rPr>
+              <m:t>−</m:t>
+            </m:r>
+            <m:f>
+              <m:fPr>
+                <m:type m:val="bar"/>
+              </m:fPr>
+              <m:num>
+                <m:sSup>
+                  <m:e>
+                    <m:r>
+                      <m:t>x</m:t>
+                    </m:r>
+                  </m:e>
+                  <m:sup>
+                    <m:r>
+                      <m:t>2</m:t>
+                    </m:r>
+                  </m:sup>
+                </m:sSup>
+              </m:num>
+              <m:den>
+                <m:r>
+                  <m:t>2</m:t>
+                </m:r>
+              </m:den>
+            </m:f>
+          </m:e>
+        </m:d>
+        <m:r>
+          <m:t>​</m:t>
+        </m:r>
+      </m:oMath>
+      <w:r>
+        <w:t xml:space="preserve"> </w:t>
+      </w:r>
+      <w:r>
+        <w:t xml:space="preserve">and every</w:t>
+      </w:r>
+      <w:r>
+        <w:t xml:space="preserve"> </w:t>
+      </w:r>
+      <m:oMath>
+        <m:r>
+          <m:t>x</m:t>
+        </m:r>
+        <m:r>
+          <m:rPr>
+            <m:sty m:val="p"/>
+          </m:rPr>
+          <m:t>∈</m:t>
+        </m:r>
+        <m:r>
+          <m:rPr>
+            <m:scr m:val="double-struck"/>
+            <m:sty m:val="p"/>
+          </m:rPr>
+          <m:t>R</m:t>
+        </m:r>
+      </m:oMath>
+      <w:r>
+        <w:t xml:space="preserve">,</w:t>
       </w:r>
     </w:p>
     <w:p>
@@ -18867,6 +19552,222 @@
           <m:jc m:val="center"/>
         </m:oMathParaPr>
         <m:oMath>
+          <m:sSup>
+            <m:e>
+              <m:r>
+                <m:t>f</m:t>
+              </m:r>
+            </m:e>
+            <m:sup>
+              <m:r>
+                <m:rPr>
+                  <m:sty m:val="p"/>
+                </m:rPr>
+                <m:t>″</m:t>
+              </m:r>
+            </m:sup>
+          </m:sSup>
+          <m:r>
+            <m:rPr>
+              <m:sty m:val="p"/>
+            </m:rPr>
+            <m:t>(</m:t>
+          </m:r>
+          <m:r>
+            <m:t>x</m:t>
+          </m:r>
+          <m:r>
+            <m:rPr>
+              <m:sty m:val="p"/>
+            </m:rPr>
+            <m:t>)</m:t>
+          </m:r>
+          <m:r>
+            <m:rPr>
+              <m:sty m:val="p"/>
+            </m:rPr>
+            <m:t>=</m:t>
+          </m:r>
+          <m:r>
+            <m:rPr>
+              <m:sty m:val="p"/>
+            </m:rPr>
+            <m:t>(</m:t>
+          </m:r>
+          <m:sSup>
+            <m:e>
+              <m:r>
+                <m:t>x</m:t>
+              </m:r>
+            </m:e>
+            <m:sup>
+              <m:r>
+                <m:t>2</m:t>
+              </m:r>
+            </m:sup>
+          </m:sSup>
+          <m:r>
+            <m:rPr>
+              <m:sty m:val="p"/>
+            </m:rPr>
+            <m:t>−</m:t>
+          </m:r>
+          <m:r>
+            <m:t>1</m:t>
+          </m:r>
+          <m:r>
+            <m:rPr>
+              <m:sty m:val="p"/>
+            </m:rPr>
+            <m:t>)</m:t>
+          </m:r>
+          <m:r>
+            <m:rPr>
+              <m:sty m:val="p"/>
+            </m:rPr>
+            <m:t>exp</m:t>
+          </m:r>
+          <m:r>
+            <m:t>​</m:t>
+          </m:r>
+          <m:d>
+            <m:dPr>
+              <m:begChr m:val="{"/>
+              <m:sepChr m:val=""/>
+              <m:endChr m:val="}"/>
+              <m:grow/>
+            </m:dPr>
+            <m:e>
+              <m:r>
+                <m:rPr>
+                  <m:sty m:val="p"/>
+                </m:rPr>
+                <m:t>−</m:t>
+              </m:r>
+              <m:f>
+                <m:fPr>
+                  <m:type m:val="bar"/>
+                </m:fPr>
+                <m:num>
+                  <m:sSup>
+                    <m:e>
+                      <m:r>
+                        <m:t>x</m:t>
+                      </m:r>
+                    </m:e>
+                    <m:sup>
+                      <m:r>
+                        <m:t>2</m:t>
+                      </m:r>
+                    </m:sup>
+                  </m:sSup>
+                </m:num>
+                <m:den>
+                  <m:r>
+                    <m:t>2</m:t>
+                  </m:r>
+                </m:den>
+              </m:f>
+            </m:e>
+          </m:d>
+          <m:r>
+            <m:t>​</m:t>
+          </m:r>
+        </m:oMath>
+      </m:oMathPara>
+    </w:p>
+    <w:bookmarkEnd w:id="94"/>
+    <w:p>
+      <w:pPr>
+        <w:pStyle w:val="FirstParagraph"/>
+      </w:pPr>
+      <w:r>
+        <w:rPr>
+          <w:i/>
+          <w:iCs/>
+        </w:rPr>
+        <w:t xml:space="preserve">Proof</w:t>
+      </w:r>
+      <w:r>
+        <w:t xml:space="preserve">. </w:t>
+      </w:r>
+      <w:r>
+        <w:t xml:space="preserve">This is the solution to</w:t>
+      </w:r>
+      <w:r>
+        <w:t xml:space="preserve"> </w:t>
+      </w:r>
+      <w:hyperlink w:anchor="exr-miller-deriv-second-gaussian-kernel">
+        <w:r>
+          <w:rPr>
+            <w:rStyle w:val="Hyperlink"/>
+          </w:rPr>
+          <w:t xml:space="preserve">Exercise 8</w:t>
+        </w:r>
+      </w:hyperlink>
+      <w:r>
+        <w:t xml:space="preserve">, worked in</w:t>
+      </w:r>
+      <w:r>
+        <w:t xml:space="preserve"> </w:t>
+      </w:r>
+      <w:hyperlink w:anchor="sol-miller-deriv-second-gaussian-kernel">
+        <w:r>
+          <w:rPr>
+            <w:rStyle w:val="Hyperlink"/>
+          </w:rPr>
+          <w:t xml:space="preserve">Solution 8</w:t>
+        </w:r>
+      </w:hyperlink>
+      <w:r>
+        <w:t xml:space="preserve">.</w:t>
+      </w:r>
+    </w:p>
+    <w:bookmarkStart w:id="95" w:name="exr-miller-deriv-product-chain-composite"/>
+    <w:p>
+      <w:pPr>
+        <w:pStyle w:val="BodyText"/>
+      </w:pPr>
+      <w:r>
+        <w:rPr>
+          <w:b/>
+          <w:bCs/>
+        </w:rPr>
+        <w:t xml:space="preserve">Exercise 9 (Combining product and chain rules)</w:t>
+      </w:r>
+      <w:r>
+        <w:t xml:space="preserve"> </w:t>
+      </w:r>
+      <w:r>
+        <w:t xml:space="preserve">Adapted from</w:t>
+      </w:r>
+      <w:r>
+        <w:t xml:space="preserve"> </w:t>
+      </w:r>
+      <w:r>
+        <w:t xml:space="preserve">Miller (2016)</w:t>
+      </w:r>
+      <w:r>
+        <w:t xml:space="preserve">, Question 1.1.7.</w:t>
+      </w:r>
+    </w:p>
+    <w:p>
+      <w:pPr>
+        <w:pStyle w:val="BodyText"/>
+      </w:pPr>
+      <w:r>
+        <w:t xml:space="preserve">Find the derivative of</w:t>
+      </w:r>
+    </w:p>
+    <w:p>
+      <w:pPr>
+        <w:pStyle w:val="BodyText"/>
+      </w:pPr>
+      <m:oMathPara>
+        <m:oMathParaPr>
+          <m:jc m:val="center"/>
+        </m:oMathParaPr>
+        <m:oMath>
           <m:r>
             <m:t>f</m:t>
           </m:r>
@@ -18961,8 +19862,8 @@
         </m:oMath>
       </m:oMathPara>
     </w:p>
-    <w:bookmarkEnd w:id="87"/>
-    <w:bookmarkStart w:id="88" w:name="sol-miller-deriv-product-chain-composite"/>
+    <w:bookmarkEnd w:id="95"/>
+    <w:bookmarkStart w:id="96" w:name="sol-miller-deriv-product-chain-composite"/>
     <w:p>
       <w:pPr>
         <w:pStyle w:val="FirstParagraph"/>
@@ -19975,8 +20876,8 @@
         </m:oMath>
       </m:oMathPara>
     </w:p>
-    <w:bookmarkEnd w:id="88"/>
-    <w:bookmarkStart w:id="89" w:name="exr-miller-deriv-generalized-power-rule"/>
+    <w:bookmarkEnd w:id="96"/>
+    <w:bookmarkStart w:id="97" w:name="exr-miller-deriv-generalized-power-rule"/>
     <w:p>
       <w:pPr>
         <w:pStyle w:val="FirstParagraph"/>
@@ -20193,8 +21094,8 @@
         <w:t xml:space="preserve">.</w:t>
       </w:r>
     </w:p>
-    <w:bookmarkEnd w:id="89"/>
-    <w:bookmarkStart w:id="90" w:name="sol-miller-deriv-generalized-power-rule"/>
+    <w:bookmarkEnd w:id="97"/>
+    <w:bookmarkStart w:id="98" w:name="sol-miller-deriv-generalized-power-rule"/>
     <w:p>
       <w:pPr>
         <w:pStyle w:val="BodyText"/>
@@ -20796,8 +21697,8 @@
         <w:t xml:space="preserve">is a frequent mistake when applying the generalized power rule.</w:t>
       </w:r>
     </w:p>
-    <w:bookmarkEnd w:id="90"/>
-    <w:bookmarkStart w:id="91" w:name="cor-deriv-log-chain"/>
+    <w:bookmarkEnd w:id="98"/>
+    <w:bookmarkStart w:id="99" w:name="cor-deriv-log-chain"/>
     <w:p>
       <w:pPr>
         <w:pStyle w:val="BodyText"/>
@@ -21012,7 +21913,7 @@
         </m:oMath>
       </m:oMathPara>
     </w:p>
-    <w:bookmarkEnd w:id="91"/>
+    <w:bookmarkEnd w:id="99"/>
     <w:p>
       <w:pPr>
         <w:pStyle w:val="FirstParagraph"/>
@@ -21537,18 +22438,18 @@
                 <wp:inline>
                   <wp:extent cx="152400" cy="152400"/>
                   <wp:effectExtent b="0" l="0" r="0" t="0"/>
-                  <wp:docPr descr="" title="" id="92" name="Picture"/>
+                  <wp:docPr descr="" title="" id="100" name="Picture"/>
                   <a:graphic>
                     <a:graphicData uri="http://schemas.openxmlformats.org/drawingml/2006/picture">
                       <pic:pic>
                         <pic:nvPicPr>
-                          <pic:cNvPr descr="/opt/quarto/share/formats/docx/tip.png" id="93" name="Picture"/>
+                          <pic:cNvPr descr="/opt/quarto/share/formats/docx/tip.png" id="101" name="Picture"/>
                           <pic:cNvPicPr>
                             <a:picLocks noChangeArrowheads="1" noChangeAspect="1"/>
                           </pic:cNvPicPr>
                         </pic:nvPicPr>
                         <pic:blipFill>
-                          <a:blip r:embed="rId19"/>
+                          <a:blip r:embed="rId21"/>
                           <a:stretch>
                             <a:fillRect/>
                           </a:stretch>
@@ -21625,10 +22526,10 @@
               <w:pStyle w:val="Compact"/>
               <w:numPr>
                 <w:ilvl w:val="0"/>
-                <w:numId w:val="1013"/>
+                <w:numId w:val="1011"/>
               </w:numPr>
             </w:pPr>
-            <w:hyperlink r:id="rId94">
+            <w:hyperlink r:id="rId102">
               <w:r>
                 <w:rPr>
                   <w:rStyle w:val="Hyperlink"/>
@@ -21642,10 +22543,10 @@
               <w:pStyle w:val="Compact"/>
               <w:numPr>
                 <w:ilvl w:val="0"/>
-                <w:numId w:val="1013"/>
+                <w:numId w:val="1011"/>
               </w:numPr>
             </w:pPr>
-            <w:hyperlink r:id="rId95">
+            <w:hyperlink r:id="rId103">
               <w:r>
                 <w:rPr>
                   <w:rStyle w:val="Hyperlink"/>
@@ -21659,10 +22560,10 @@
               <w:pStyle w:val="Compact"/>
               <w:numPr>
                 <w:ilvl w:val="0"/>
-                <w:numId w:val="1013"/>
+                <w:numId w:val="1011"/>
               </w:numPr>
             </w:pPr>
-            <w:hyperlink r:id="rId96">
+            <w:hyperlink r:id="rId104">
               <w:r>
                 <w:rPr>
                   <w:rStyle w:val="Hyperlink"/>
@@ -21675,7 +22576,7 @@
         </w:tc>
       </w:tr>
     </w:tbl>
-    <w:bookmarkStart w:id="97" w:name="exr-miller-deriv-chain-log"/>
+    <w:bookmarkStart w:id="105" w:name="exr-miller-deriv-chain-log"/>
     <w:p>
       <w:pPr>
         <w:pStyle w:val="FirstParagraph"/>
@@ -21841,8 +22742,8 @@
         <w:t xml:space="preserve">.</w:t>
       </w:r>
     </w:p>
-    <w:bookmarkEnd w:id="97"/>
-    <w:bookmarkStart w:id="98" w:name="sol-miller-deriv-chain-log"/>
+    <w:bookmarkEnd w:id="105"/>
+    <w:bookmarkStart w:id="106" w:name="sol-miller-deriv-chain-log"/>
     <w:p>
       <w:pPr>
         <w:pStyle w:val="BodyText"/>
@@ -22268,8 +23169,8 @@
         <w:t xml:space="preserve">.</w:t>
       </w:r>
     </w:p>
-    <w:bookmarkEnd w:id="98"/>
-    <w:bookmarkStart w:id="99" w:name="exr-miller-deriv-second-log-constant"/>
+    <w:bookmarkEnd w:id="106"/>
+    <w:bookmarkStart w:id="107" w:name="exr-miller-deriv-second-log-constant"/>
     <w:p>
       <w:pPr>
         <w:pStyle w:val="BodyText"/>
@@ -22395,8 +23296,8 @@
         <w:t xml:space="preserve">.</w:t>
       </w:r>
     </w:p>
-    <w:bookmarkEnd w:id="99"/>
-    <w:bookmarkStart w:id="100" w:name="sol-miller-deriv-second-log-constant"/>
+    <w:bookmarkEnd w:id="107"/>
+    <w:bookmarkStart w:id="108" w:name="sol-miller-deriv-second-log-constant"/>
     <w:p>
       <w:pPr>
         <w:pStyle w:val="BodyText"/>
@@ -22697,9 +23598,9 @@
         </m:oMath>
       </m:oMathPara>
     </w:p>
-    <w:bookmarkEnd w:id="100"/>
-    <w:bookmarkEnd w:id="101"/>
-    <w:bookmarkStart w:id="110" w:name="sec-function-profile"/>
+    <w:bookmarkEnd w:id="108"/>
+    <w:bookmarkEnd w:id="109"/>
+    <w:bookmarkStart w:id="119" w:name="sec-function-profile"/>
     <w:p>
       <w:pPr>
         <w:pStyle w:val="Heading3"/>
@@ -22708,7 +23609,7 @@
         <w:t xml:space="preserve">1.3 Studying a new function</w:t>
       </w:r>
     </w:p>
-    <w:bookmarkStart w:id="104" w:name="def-function-profile"/>
+    <w:bookmarkStart w:id="110" w:name="def-logarithmic-derivative"/>
     <w:p>
       <w:pPr>
         <w:pStyle w:val="FirstParagraph"/>
@@ -22718,270 +23619,13 @@
           <w:b/>
           <w:bCs/>
         </w:rPr>
-        <w:t xml:space="preserve">Definition 8 (Profile of a function)</w:t>
+        <w:t xml:space="preserve">Definition 14 (Logarithmic derivative)</w:t>
       </w:r>
       <w:r>
         <w:t xml:space="preserve"> </w:t>
       </w:r>
       <w:r>
         <w:t xml:space="preserve">The</w:t>
-      </w:r>
-      <w:r>
-        <w:t xml:space="preserve"> </w:t>
-      </w:r>
-      <w:r>
-        <w:rPr>
-          <w:b/>
-          <w:bCs/>
-        </w:rPr>
-        <w:t xml:space="preserve">profile</w:t>
-      </w:r>
-      <w:r>
-        <w:t xml:space="preserve"> </w:t>
-      </w:r>
-      <w:r>
-        <w:t xml:space="preserve">of a function</w:t>
-      </w:r>
-      <w:r>
-        <w:t xml:space="preserve"> </w:t>
-      </w:r>
-      <m:oMath>
-        <m:r>
-          <m:t>f</m:t>
-        </m:r>
-      </m:oMath>
-      <w:r>
-        <w:t xml:space="preserve"> </w:t>
-      </w:r>
-      <w:r>
-        <w:t xml:space="preserve">of a real variable</w:t>
-      </w:r>
-      <w:r>
-        <w:t xml:space="preserve"> </w:t>
-      </w:r>
-      <w:r>
-        <w:t xml:space="preserve">is the list of related functions and values to work out</w:t>
-      </w:r>
-      <w:r>
-        <w:t xml:space="preserve"> </w:t>
-      </w:r>
-      <w:r>
-        <w:t xml:space="preserve">when meeting</w:t>
-      </w:r>
-      <w:r>
-        <w:t xml:space="preserve"> </w:t>
-      </w:r>
-      <m:oMath>
-        <m:r>
-          <m:t>f</m:t>
-        </m:r>
-      </m:oMath>
-      <w:r>
-        <w:t xml:space="preserve"> </w:t>
-      </w:r>
-      <w:r>
-        <w:t xml:space="preserve">for the first time:</w:t>
-      </w:r>
-    </w:p>
-    <w:p>
-      <w:pPr>
-        <w:pStyle w:val="Compact"/>
-        <w:numPr>
-          <w:ilvl w:val="0"/>
-          <w:numId w:val="1014"/>
-        </w:numPr>
-      </w:pPr>
-      <w:r>
-        <w:t xml:space="preserve">the logarithm</w:t>
-      </w:r>
-      <w:r>
-        <w:t xml:space="preserve"> </w:t>
-      </w:r>
-      <m:oMath>
-        <m:r>
-          <m:rPr>
-            <m:sty m:val="p"/>
-          </m:rPr>
-          <m:t>log</m:t>
-        </m:r>
-        <m:r>
-          <m:t>​</m:t>
-        </m:r>
-        <m:d>
-          <m:dPr>
-            <m:begChr m:val="{"/>
-            <m:sepChr m:val=""/>
-            <m:endChr m:val="}"/>
-            <m:grow/>
-          </m:dPr>
-          <m:e>
-            <m:r>
-              <m:t>f</m:t>
-            </m:r>
-            <m:r>
-              <m:rPr>
-                <m:sty m:val="p"/>
-              </m:rPr>
-              <m:t>(</m:t>
-            </m:r>
-            <m:r>
-              <m:t>x</m:t>
-            </m:r>
-            <m:r>
-              <m:rPr>
-                <m:sty m:val="p"/>
-              </m:rPr>
-              <m:t>)</m:t>
-            </m:r>
-          </m:e>
-        </m:d>
-        <m:r>
-          <m:t>​</m:t>
-        </m:r>
-      </m:oMath>
-      <w:r>
-        <w:t xml:space="preserve">, where</w:t>
-      </w:r>
-      <w:r>
-        <w:t xml:space="preserve"> </w:t>
-      </w:r>
-      <m:oMath>
-        <m:r>
-          <m:t>f</m:t>
-        </m:r>
-        <m:r>
-          <m:rPr>
-            <m:sty m:val="p"/>
-          </m:rPr>
-          <m:t>(</m:t>
-        </m:r>
-        <m:r>
-          <m:t>x</m:t>
-        </m:r>
-        <m:r>
-          <m:rPr>
-            <m:sty m:val="p"/>
-          </m:rPr>
-          <m:t>)</m:t>
-        </m:r>
-        <m:r>
-          <m:rPr>
-            <m:sty m:val="p"/>
-          </m:rPr>
-          <m:t>&gt;</m:t>
-        </m:r>
-        <m:r>
-          <m:t>0</m:t>
-        </m:r>
-      </m:oMath>
-      <w:r>
-        <w:t xml:space="preserve">;</w:t>
-      </w:r>
-    </w:p>
-    <w:p>
-      <w:pPr>
-        <w:pStyle w:val="Compact"/>
-        <w:numPr>
-          <w:ilvl w:val="0"/>
-          <w:numId w:val="1014"/>
-        </w:numPr>
-      </w:pPr>
-      <w:r>
-        <w:t xml:space="preserve">the derivatives</w:t>
-      </w:r>
-      <w:r>
-        <w:t xml:space="preserve"> </w:t>
-      </w:r>
-      <m:oMath>
-        <m:sSup>
-          <m:e>
-            <m:r>
-              <m:t>f</m:t>
-            </m:r>
-          </m:e>
-          <m:sup>
-            <m:r>
-              <m:rPr>
-                <m:sty m:val="p"/>
-              </m:rPr>
-              <m:t>′</m:t>
-            </m:r>
-          </m:sup>
-        </m:sSup>
-        <m:r>
-          <m:rPr>
-            <m:sty m:val="p"/>
-          </m:rPr>
-          <m:t>(</m:t>
-        </m:r>
-        <m:r>
-          <m:t>x</m:t>
-        </m:r>
-        <m:r>
-          <m:rPr>
-            <m:sty m:val="p"/>
-          </m:rPr>
-          <m:t>)</m:t>
-        </m:r>
-      </m:oMath>
-      <w:r>
-        <w:t xml:space="preserve">,</w:t>
-      </w:r>
-      <w:r>
-        <w:t xml:space="preserve"> </w:t>
-      </w:r>
-      <m:oMath>
-        <m:sSup>
-          <m:e>
-            <m:r>
-              <m:t>f</m:t>
-            </m:r>
-          </m:e>
-          <m:sup>
-            <m:r>
-              <m:rPr>
-                <m:sty m:val="p"/>
-              </m:rPr>
-              <m:t>″</m:t>
-            </m:r>
-          </m:sup>
-        </m:sSup>
-        <m:r>
-          <m:rPr>
-            <m:sty m:val="p"/>
-          </m:rPr>
-          <m:t>(</m:t>
-        </m:r>
-        <m:r>
-          <m:t>x</m:t>
-        </m:r>
-        <m:r>
-          <m:rPr>
-            <m:sty m:val="p"/>
-          </m:rPr>
-          <m:t>)</m:t>
-        </m:r>
-      </m:oMath>
-      <w:r>
-        <w:t xml:space="preserve">, and so on,</w:t>
-      </w:r>
-      <w:r>
-        <w:t xml:space="preserve"> </w:t>
-      </w:r>
-      <w:r>
-        <w:t xml:space="preserve">as far as they are informative;</w:t>
-      </w:r>
-    </w:p>
-    <w:p>
-      <w:pPr>
-        <w:pStyle w:val="Compact"/>
-        <w:numPr>
-          <w:ilvl w:val="0"/>
-          <w:numId w:val="1014"/>
-        </w:numPr>
-      </w:pPr>
-      <w:r>
-        <w:t xml:space="preserve">the</w:t>
       </w:r>
       <w:r>
         <w:t xml:space="preserve"> </w:t>
@@ -23056,13 +23700,30 @@
         </m:f>
       </m:oMath>
       <w:r>
-        <w:t xml:space="preserve">,</w:t>
-      </w:r>
-      <w:r>
-        <w:t xml:space="preserve"> </w:t>
-      </w:r>
-      <w:r>
-        <w:t xml:space="preserve">which equals</w:t>
+        <w:t xml:space="preserve"> </w:t>
+      </w:r>
+      <w:r>
+        <w:t xml:space="preserve">of a function</w:t>
+      </w:r>
+      <w:r>
+        <w:t xml:space="preserve"> </w:t>
+      </w:r>
+      <m:oMath>
+        <m:r>
+          <m:t>f</m:t>
+        </m:r>
+      </m:oMath>
+      <w:r>
+        <w:t xml:space="preserve"> </w:t>
+      </w:r>
+      <w:r>
+        <w:t xml:space="preserve">of a real variable</w:t>
+      </w:r>
+      <w:r>
+        <w:t xml:space="preserve"> </w:t>
+      </w:r>
+      <w:r>
+        <w:t xml:space="preserve">equals</w:t>
       </w:r>
       <w:r>
         <w:t xml:space="preserve"> </w:t>
@@ -23311,7 +23972,83 @@
         </m:r>
       </m:oMath>
       <w:r>
-        <w:t xml:space="preserve">;</w:t>
+        <w:t xml:space="preserve">.</w:t>
+      </w:r>
+    </w:p>
+    <w:bookmarkEnd w:id="110"/>
+    <w:bookmarkStart w:id="113" w:name="def-function-profile"/>
+    <w:p>
+      <w:pPr>
+        <w:pStyle w:val="BodyText"/>
+      </w:pPr>
+      <w:r>
+        <w:rPr>
+          <w:b/>
+          <w:bCs/>
+        </w:rPr>
+        <w:t xml:space="preserve">Definition 15 (Profile of a function)</w:t>
+      </w:r>
+      <w:r>
+        <w:t xml:space="preserve"> </w:t>
+      </w:r>
+      <w:r>
+        <w:t xml:space="preserve">The</w:t>
+      </w:r>
+      <w:r>
+        <w:t xml:space="preserve"> </w:t>
+      </w:r>
+      <w:r>
+        <w:rPr>
+          <w:b/>
+          <w:bCs/>
+        </w:rPr>
+        <w:t xml:space="preserve">profile</w:t>
+      </w:r>
+      <w:r>
+        <w:t xml:space="preserve"> </w:t>
+      </w:r>
+      <w:r>
+        <w:t xml:space="preserve">of a function</w:t>
+      </w:r>
+      <w:r>
+        <w:t xml:space="preserve"> </w:t>
+      </w:r>
+      <m:oMath>
+        <m:r>
+          <m:t>f</m:t>
+        </m:r>
+      </m:oMath>
+      <w:r>
+        <w:t xml:space="preserve"> </w:t>
+      </w:r>
+      <w:r>
+        <w:t xml:space="preserve">of a real variable</w:t>
+      </w:r>
+      <w:r>
+        <w:t xml:space="preserve"> </w:t>
+      </w:r>
+      <w:r>
+        <w:t xml:space="preserve">is the list of related functions and values to work out</w:t>
+      </w:r>
+      <w:r>
+        <w:t xml:space="preserve"> </w:t>
+      </w:r>
+      <w:r>
+        <w:t xml:space="preserve">when meeting</w:t>
+      </w:r>
+      <w:r>
+        <w:t xml:space="preserve"> </w:t>
+      </w:r>
+      <m:oMath>
+        <m:r>
+          <m:t>f</m:t>
+        </m:r>
+      </m:oMath>
+      <w:r>
+        <w:t xml:space="preserve"> </w:t>
+      </w:r>
+      <w:r>
+        <w:t xml:space="preserve">for the first time:</w:t>
       </w:r>
     </w:p>
     <w:p>
@@ -23319,7 +24056,284 @@
         <w:pStyle w:val="Compact"/>
         <w:numPr>
           <w:ilvl w:val="0"/>
-          <w:numId w:val="1014"/>
+          <w:numId w:val="1012"/>
+        </w:numPr>
+      </w:pPr>
+      <w:r>
+        <w:t xml:space="preserve">the logarithm</w:t>
+      </w:r>
+      <w:r>
+        <w:t xml:space="preserve"> </w:t>
+      </w:r>
+      <m:oMath>
+        <m:r>
+          <m:rPr>
+            <m:sty m:val="p"/>
+          </m:rPr>
+          <m:t>log</m:t>
+        </m:r>
+        <m:r>
+          <m:t>​</m:t>
+        </m:r>
+        <m:d>
+          <m:dPr>
+            <m:begChr m:val="{"/>
+            <m:sepChr m:val=""/>
+            <m:endChr m:val="}"/>
+            <m:grow/>
+          </m:dPr>
+          <m:e>
+            <m:r>
+              <m:t>f</m:t>
+            </m:r>
+            <m:r>
+              <m:rPr>
+                <m:sty m:val="p"/>
+              </m:rPr>
+              <m:t>(</m:t>
+            </m:r>
+            <m:r>
+              <m:t>x</m:t>
+            </m:r>
+            <m:r>
+              <m:rPr>
+                <m:sty m:val="p"/>
+              </m:rPr>
+              <m:t>)</m:t>
+            </m:r>
+          </m:e>
+        </m:d>
+        <m:r>
+          <m:t>​</m:t>
+        </m:r>
+      </m:oMath>
+      <w:r>
+        <w:t xml:space="preserve">, where</w:t>
+      </w:r>
+      <w:r>
+        <w:t xml:space="preserve"> </w:t>
+      </w:r>
+      <m:oMath>
+        <m:r>
+          <m:t>f</m:t>
+        </m:r>
+        <m:r>
+          <m:rPr>
+            <m:sty m:val="p"/>
+          </m:rPr>
+          <m:t>(</m:t>
+        </m:r>
+        <m:r>
+          <m:t>x</m:t>
+        </m:r>
+        <m:r>
+          <m:rPr>
+            <m:sty m:val="p"/>
+          </m:rPr>
+          <m:t>)</m:t>
+        </m:r>
+        <m:r>
+          <m:rPr>
+            <m:sty m:val="p"/>
+          </m:rPr>
+          <m:t>&gt;</m:t>
+        </m:r>
+        <m:r>
+          <m:t>0</m:t>
+        </m:r>
+      </m:oMath>
+      <w:r>
+        <w:t xml:space="preserve">;</w:t>
+      </w:r>
+    </w:p>
+    <w:p>
+      <w:pPr>
+        <w:pStyle w:val="Compact"/>
+        <w:numPr>
+          <w:ilvl w:val="0"/>
+          <w:numId w:val="1012"/>
+        </w:numPr>
+      </w:pPr>
+      <w:r>
+        <w:t xml:space="preserve">the derivatives</w:t>
+      </w:r>
+      <w:r>
+        <w:t xml:space="preserve"> </w:t>
+      </w:r>
+      <m:oMath>
+        <m:sSup>
+          <m:e>
+            <m:r>
+              <m:t>f</m:t>
+            </m:r>
+          </m:e>
+          <m:sup>
+            <m:r>
+              <m:rPr>
+                <m:sty m:val="p"/>
+              </m:rPr>
+              <m:t>′</m:t>
+            </m:r>
+          </m:sup>
+        </m:sSup>
+        <m:r>
+          <m:rPr>
+            <m:sty m:val="p"/>
+          </m:rPr>
+          <m:t>(</m:t>
+        </m:r>
+        <m:r>
+          <m:t>x</m:t>
+        </m:r>
+        <m:r>
+          <m:rPr>
+            <m:sty m:val="p"/>
+          </m:rPr>
+          <m:t>)</m:t>
+        </m:r>
+      </m:oMath>
+      <w:r>
+        <w:t xml:space="preserve">,</w:t>
+      </w:r>
+      <w:r>
+        <w:t xml:space="preserve"> </w:t>
+      </w:r>
+      <m:oMath>
+        <m:sSup>
+          <m:e>
+            <m:r>
+              <m:t>f</m:t>
+            </m:r>
+          </m:e>
+          <m:sup>
+            <m:r>
+              <m:rPr>
+                <m:sty m:val="p"/>
+              </m:rPr>
+              <m:t>″</m:t>
+            </m:r>
+          </m:sup>
+        </m:sSup>
+        <m:r>
+          <m:rPr>
+            <m:sty m:val="p"/>
+          </m:rPr>
+          <m:t>(</m:t>
+        </m:r>
+        <m:r>
+          <m:t>x</m:t>
+        </m:r>
+        <m:r>
+          <m:rPr>
+            <m:sty m:val="p"/>
+          </m:rPr>
+          <m:t>)</m:t>
+        </m:r>
+      </m:oMath>
+      <w:r>
+        <w:t xml:space="preserve">, and so on,</w:t>
+      </w:r>
+      <w:r>
+        <w:t xml:space="preserve"> </w:t>
+      </w:r>
+      <w:r>
+        <w:t xml:space="preserve">as far as they are informative;</w:t>
+      </w:r>
+    </w:p>
+    <w:p>
+      <w:pPr>
+        <w:pStyle w:val="Compact"/>
+        <w:numPr>
+          <w:ilvl w:val="0"/>
+          <w:numId w:val="1012"/>
+        </w:numPr>
+      </w:pPr>
+      <w:r>
+        <w:t xml:space="preserve">the</w:t>
+      </w:r>
+      <w:r>
+        <w:t xml:space="preserve"> </w:t>
+      </w:r>
+      <w:hyperlink w:anchor="def-logarithmic-derivative">
+        <w:r>
+          <w:rPr>
+            <w:rStyle w:val="Hyperlink"/>
+          </w:rPr>
+          <w:t xml:space="preserve">logarithmic derivative</w:t>
+        </w:r>
+      </w:hyperlink>
+      <w:r>
+        <w:t xml:space="preserve"> </w:t>
+      </w:r>
+      <m:oMath>
+        <m:f>
+          <m:fPr>
+            <m:type m:val="bar"/>
+          </m:fPr>
+          <m:num>
+            <m:sSup>
+              <m:e>
+                <m:r>
+                  <m:t>f</m:t>
+                </m:r>
+              </m:e>
+              <m:sup>
+                <m:r>
+                  <m:rPr>
+                    <m:sty m:val="p"/>
+                  </m:rPr>
+                  <m:t>′</m:t>
+                </m:r>
+              </m:sup>
+            </m:sSup>
+            <m:r>
+              <m:rPr>
+                <m:sty m:val="p"/>
+              </m:rPr>
+              <m:t>(</m:t>
+            </m:r>
+            <m:r>
+              <m:t>x</m:t>
+            </m:r>
+            <m:r>
+              <m:rPr>
+                <m:sty m:val="p"/>
+              </m:rPr>
+              <m:t>)</m:t>
+            </m:r>
+          </m:num>
+          <m:den>
+            <m:r>
+              <m:t>f</m:t>
+            </m:r>
+            <m:r>
+              <m:rPr>
+                <m:sty m:val="p"/>
+              </m:rPr>
+              <m:t>(</m:t>
+            </m:r>
+            <m:r>
+              <m:t>x</m:t>
+            </m:r>
+            <m:r>
+              <m:rPr>
+                <m:sty m:val="p"/>
+              </m:rPr>
+              <m:t>)</m:t>
+            </m:r>
+          </m:den>
+        </m:f>
+      </m:oMath>
+      <w:r>
+        <w:t xml:space="preserve">;</w:t>
+      </w:r>
+    </w:p>
+    <w:p>
+      <w:pPr>
+        <w:pStyle w:val="Compact"/>
+        <w:numPr>
+          <w:ilvl w:val="0"/>
+          <w:numId w:val="1012"/>
         </w:numPr>
       </w:pPr>
       <w:r>
@@ -23354,7 +24368,7 @@
       <w:r>
         <w:t xml:space="preserve">(</w:t>
       </w:r>
-      <w:hyperlink r:id="rId102">
+      <w:hyperlink r:id="rId111">
         <w:r>
           <w:rPr>
             <w:rStyle w:val="Hyperlink"/>
@@ -23422,7 +24436,7 @@
         <w:pStyle w:val="Compact"/>
         <w:numPr>
           <w:ilvl w:val="0"/>
-          <w:numId w:val="1014"/>
+          <w:numId w:val="1012"/>
         </w:numPr>
       </w:pPr>
       <w:r>
@@ -23521,7 +24535,7 @@
         <w:pStyle w:val="Compact"/>
         <w:numPr>
           <w:ilvl w:val="0"/>
-          <w:numId w:val="1014"/>
+          <w:numId w:val="1012"/>
         </w:numPr>
       </w:pPr>
       <w:r>
@@ -23635,7 +24649,7 @@
         <w:pStyle w:val="Compact"/>
         <w:numPr>
           <w:ilvl w:val="0"/>
-          <w:numId w:val="1014"/>
+          <w:numId w:val="1012"/>
         </w:numPr>
       </w:pPr>
       <w:r>
@@ -23701,7 +24715,7 @@
       <w:r>
         <w:t xml:space="preserve">(</w:t>
       </w:r>
-      <w:hyperlink r:id="rId103">
+      <w:hyperlink r:id="rId112">
         <w:r>
           <w:rPr>
             <w:rStyle w:val="Hyperlink"/>
@@ -23718,7 +24732,7 @@
         <w:pStyle w:val="Compact"/>
         <w:numPr>
           <w:ilvl w:val="0"/>
-          <w:numId w:val="1014"/>
+          <w:numId w:val="1012"/>
         </w:numPr>
       </w:pPr>
       <w:r>
@@ -23895,7 +24909,7 @@
         <w:pStyle w:val="Compact"/>
         <w:numPr>
           <w:ilvl w:val="0"/>
-          <w:numId w:val="1014"/>
+          <w:numId w:val="1012"/>
         </w:numPr>
       </w:pPr>
       <w:r>
@@ -23913,8 +24927,8 @@
         <w:t xml:space="preserve">.</w:t>
       </w:r>
     </w:p>
-    <w:bookmarkEnd w:id="104"/>
-    <w:bookmarkStart w:id="109" w:name="exm-function-profile-logistic"/>
+    <w:bookmarkEnd w:id="113"/>
+    <w:bookmarkStart w:id="118" w:name="exm-function-profile-logistic"/>
     <w:p>
       <w:pPr>
         <w:pStyle w:val="FirstParagraph"/>
@@ -24062,7 +25076,7 @@
           <w:rPr>
             <w:rStyle w:val="Hyperlink"/>
           </w:rPr>
-          <w:t xml:space="preserve">Definition 8</w:t>
+          <w:t xml:space="preserve">Definition 15</w:t>
         </w:r>
       </w:hyperlink>
       <w:r>
@@ -24225,7 +25239,7 @@
       <w:pPr>
         <w:numPr>
           <w:ilvl w:val="0"/>
-          <w:numId w:val="1015"/>
+          <w:numId w:val="1013"/>
         </w:numPr>
       </w:pPr>
       <w:r>
@@ -24398,7 +25412,7 @@
       <w:pPr>
         <w:numPr>
           <w:ilvl w:val="0"/>
-          <w:numId w:val="1015"/>
+          <w:numId w:val="1013"/>
         </w:numPr>
       </w:pPr>
       <w:r>
@@ -25059,7 +26073,7 @@
       <w:pPr>
         <w:numPr>
           <w:ilvl w:val="0"/>
-          <w:numId w:val="1015"/>
+          <w:numId w:val="1013"/>
         </w:numPr>
       </w:pPr>
       <w:r>
@@ -25206,7 +26220,7 @@
       <w:pPr>
         <w:numPr>
           <w:ilvl w:val="0"/>
-          <w:numId w:val="1015"/>
+          <w:numId w:val="1013"/>
         </w:numPr>
       </w:pPr>
       <w:r>
@@ -25695,7 +26709,7 @@
       <w:pPr>
         <w:numPr>
           <w:ilvl w:val="0"/>
-          <w:numId w:val="1015"/>
+          <w:numId w:val="1013"/>
         </w:numPr>
       </w:pPr>
       <w:r>
@@ -25874,7 +26888,7 @@
       <w:pPr>
         <w:numPr>
           <w:ilvl w:val="0"/>
-          <w:numId w:val="1015"/>
+          <w:numId w:val="1013"/>
         </w:numPr>
       </w:pPr>
       <w:r>
@@ -25960,7 +26974,7 @@
       <w:pPr>
         <w:numPr>
           <w:ilvl w:val="0"/>
-          <w:numId w:val="1015"/>
+          <w:numId w:val="1013"/>
         </w:numPr>
       </w:pPr>
       <w:r>
@@ -26268,7 +27282,7 @@
       <w:pPr>
         <w:numPr>
           <w:ilvl w:val="0"/>
-          <w:numId w:val="1015"/>
+          <w:numId w:val="1013"/>
         </w:numPr>
       </w:pPr>
       <w:r>
@@ -29574,7 +30588,7 @@
       <w:tr>
         <w:tc>
           <w:tcPr/>
-          <w:bookmarkStart w:id="108" w:name="fig-function-profile-logistic"/>
+          <w:bookmarkStart w:id="117" w:name="fig-function-profile-logistic"/>
           <w:p>
             <w:pPr>
               <w:pStyle w:val="Compact"/>
@@ -29585,18 +30599,18 @@
                 <wp:inline>
                   <wp:extent cx="4620126" cy="3696101"/>
                   <wp:effectExtent b="0" l="0" r="0" t="0"/>
-                  <wp:docPr descr="" title="" id="106" name="Picture"/>
+                  <wp:docPr descr="" title="" id="115" name="Picture"/>
                   <a:graphic>
                     <a:graphicData uri="http://schemas.openxmlformats.org/drawingml/2006/picture">
                       <pic:pic>
                         <pic:nvPicPr>
-                          <pic:cNvPr descr="calculus-derivatives_files/figure-docx/fig-function-profile-logistic-1.png" id="107" name="Picture"/>
+                          <pic:cNvPr descr="calculus-derivatives_files/figure-docx/fig-function-profile-logistic-1.png" id="116" name="Picture"/>
                           <pic:cNvPicPr>
                             <a:picLocks noChangeArrowheads="1" noChangeAspect="1"/>
                           </pic:cNvPicPr>
                         </pic:nvPicPr>
                         <pic:blipFill>
-                          <a:blip r:embed="rId105"/>
+                          <a:blip r:embed="rId114"/>
                           <a:stretch>
                             <a:fillRect/>
                           </a:stretch>
@@ -29636,13 +30650,13 @@
               <w:t xml:space="preserve">Figure 1: The logistic function, its derivative and its logarithm</w:t>
             </w:r>
           </w:p>
-          <w:bookmarkEnd w:id="108"/>
+          <w:bookmarkEnd w:id="117"/>
         </w:tc>
       </w:tr>
     </w:tbl>
-    <w:bookmarkEnd w:id="109"/>
-    <w:bookmarkEnd w:id="110"/>
-    <w:bookmarkStart w:id="114" w:name="sec-tangent-lines"/>
+    <w:bookmarkEnd w:id="118"/>
+    <w:bookmarkEnd w:id="119"/>
+    <w:bookmarkStart w:id="124" w:name="sec-tangent-lines"/>
     <w:p>
       <w:pPr>
         <w:pStyle w:val="Heading3"/>
@@ -29651,7 +30665,7 @@
         <w:t xml:space="preserve">1.4 Tangent lines</w:t>
       </w:r>
     </w:p>
-    <w:bookmarkStart w:id="112" w:name="def-tangent-line"/>
+    <w:bookmarkStart w:id="122" w:name="def-tangent-line"/>
     <w:p>
       <w:pPr>
         <w:pStyle w:val="FirstParagraph"/>
@@ -29661,7 +30675,7 @@
           <w:b/>
           <w:bCs/>
         </w:rPr>
-        <w:t xml:space="preserve">Definition 9 (Tangent line)</w:t>
+        <w:t xml:space="preserve">Definition 16 (Tangent line)</w:t>
       </w:r>
       <w:r>
         <w:t xml:space="preserve"> </w:t>
@@ -29702,7 +30716,7 @@
           <w:rPr>
             <w:rStyle w:val="Hyperlink"/>
           </w:rPr>
-          <w:t xml:space="preserve">Definition 4</w:t>
+          <w:t xml:space="preserve">Definition 6</w:t>
         </w:r>
       </w:hyperlink>
       <w:r>
@@ -29733,7 +30747,7 @@
       <w:r>
         <w:t xml:space="preserve"> </w:t>
       </w:r>
-      <w:hyperlink r:id="rId111">
+      <w:hyperlink r:id="rId120">
         <w:r>
           <w:rPr>
             <w:rStyle w:val="Hyperlink"/>
@@ -29778,7 +30792,7 @@
       <w:r>
         <w:t xml:space="preserve"> </w:t>
       </w:r>
-      <w:hyperlink r:id="rId27">
+      <w:hyperlink r:id="rId121">
         <w:r>
           <w:rPr>
             <w:rStyle w:val="Hyperlink"/>
@@ -29955,7 +30969,7 @@
       <w:r>
         <w:t xml:space="preserve"> </w:t>
       </w:r>
-      <w:hyperlink r:id="rId27">
+      <w:hyperlink r:id="rId29">
         <w:r>
           <w:rPr>
             <w:rStyle w:val="Hyperlink"/>
@@ -30090,8 +31104,8 @@
         <w:t xml:space="preserve">.</w:t>
       </w:r>
     </w:p>
-    <w:bookmarkEnd w:id="112"/>
-    <w:bookmarkStart w:id="113" w:name="exm-tangent-line"/>
+    <w:bookmarkEnd w:id="122"/>
+    <w:bookmarkStart w:id="123" w:name="exm-tangent-line"/>
     <w:p>
       <w:pPr>
         <w:pStyle w:val="BodyText"/>
@@ -30755,9 +31769,9 @@
         <w:t xml:space="preserve">.</w:t>
       </w:r>
     </w:p>
-    <w:bookmarkEnd w:id="113"/>
-    <w:bookmarkEnd w:id="114"/>
-    <w:bookmarkStart w:id="123" w:name="sec-linear-approximation"/>
+    <w:bookmarkEnd w:id="123"/>
+    <w:bookmarkEnd w:id="124"/>
+    <w:bookmarkStart w:id="133" w:name="sec-linear-approximation"/>
     <w:p>
       <w:pPr>
         <w:pStyle w:val="Heading3"/>
@@ -30803,7 +31817,7 @@
       <w:pPr>
         <w:pStyle w:val="BodyText"/>
       </w:pPr>
-      <w:bookmarkStart w:id="115" w:name="eq-linear-approx"/>
+      <w:bookmarkStart w:id="125" w:name="eq-linear-approx"/>
       <m:oMathPara>
         <m:oMathParaPr>
           <m:jc m:val="center"/>
@@ -30928,9 +31942,9 @@
           </m:r>
         </m:oMath>
       </m:oMathPara>
-      <w:bookmarkEnd w:id="115"/>
+      <w:bookmarkEnd w:id="125"/>
     </w:p>
-    <w:bookmarkStart w:id="116" w:name="def-linear-approximation"/>
+    <w:bookmarkStart w:id="126" w:name="def-linear-approximation"/>
     <w:p>
       <w:pPr>
         <w:pStyle w:val="FirstParagraph"/>
@@ -30940,7 +31954,7 @@
           <w:b/>
           <w:bCs/>
         </w:rPr>
-        <w:t xml:space="preserve">Definition 10 (Linear approximation (first-order Taylor approximation))</w:t>
+        <w:t xml:space="preserve">Definition 17 (Linear approximation (first-order Taylor approximation))</w:t>
       </w:r>
       <w:r>
         <w:t xml:space="preserve"> </w:t>
@@ -31300,8 +32314,8 @@
         <w:t xml:space="preserve">illustrates this approximation interactively for a quadratic function.</w:t>
       </w:r>
     </w:p>
-    <w:bookmarkEnd w:id="116"/>
-    <w:bookmarkStart w:id="119" w:name="rem-linear-approx-affine"/>
+    <w:bookmarkEnd w:id="126"/>
+    <w:bookmarkStart w:id="129" w:name="rem-linear-approx-affine"/>
     <w:p>
       <w:pPr>
         <w:pStyle w:val="BodyText"/>
@@ -31366,7 +32380,7 @@
           <w:rPr>
             <w:rStyle w:val="Hyperlink"/>
           </w:rPr>
-          <w:t xml:space="preserve">Definition 10</w:t>
+          <w:t xml:space="preserve">Definition 17</w:t>
         </w:r>
       </w:hyperlink>
       <w:r>
@@ -31381,7 +32395,7 @@
       <w:r>
         <w:t xml:space="preserve"> </w:t>
       </w:r>
-      <w:hyperlink r:id="rId27">
+      <w:hyperlink r:id="rId121">
         <w:r>
           <w:rPr>
             <w:rStyle w:val="Hyperlink"/>
@@ -31494,7 +32508,7 @@
       <w:r>
         <w:t xml:space="preserve"> </w:t>
       </w:r>
-      <w:hyperlink r:id="rId117">
+      <w:hyperlink r:id="rId127">
         <w:r>
           <w:rPr>
             <w:rStyle w:val="Hyperlink"/>
@@ -31593,7 +32607,7 @@
       <w:r>
         <w:t xml:space="preserve">(</w:t>
       </w:r>
-      <w:hyperlink r:id="rId118">
+      <w:hyperlink r:id="rId128">
         <w:r>
           <w:rPr>
             <w:rStyle w:val="Hyperlink"/>
@@ -31620,7 +32634,7 @@
         <w:t xml:space="preserve">as an affine function for functions of several variables as well.</w:t>
       </w:r>
     </w:p>
-    <w:bookmarkEnd w:id="119"/>
+    <w:bookmarkEnd w:id="129"/>
     <w:tbl>
       <w:tblPr>
         <w:tblStyle w:val="Table"/>
@@ -31634,7 +32648,7 @@
       <w:tr>
         <w:tc>
           <w:tcPr/>
-          <w:bookmarkStart w:id="120" w:name="fig-linear-approx"/>
+          <w:bookmarkStart w:id="130" w:name="fig-linear-approx"/>
           <w:p>
             <w:pPr>
               <w:jc w:val="center"/>
@@ -31767,11 +32781,11 @@
               <w:t xml:space="preserve">.</w:t>
             </w:r>
           </w:p>
-          <w:bookmarkEnd w:id="120"/>
+          <w:bookmarkEnd w:id="130"/>
         </w:tc>
       </w:tr>
     </w:tbl>
-    <w:bookmarkStart w:id="121" w:name="exr-miller-deriv-tangent-line-approx"/>
+    <w:bookmarkStart w:id="131" w:name="exr-miller-deriv-tangent-line-approx"/>
     <w:p>
       <w:pPr>
         <w:pStyle w:val="BodyText"/>
@@ -31876,7 +32890,7 @@
         <w:pStyle w:val="Compact"/>
         <w:numPr>
           <w:ilvl w:val="0"/>
-          <w:numId w:val="1016"/>
+          <w:numId w:val="1014"/>
         </w:numPr>
       </w:pPr>
       <w:r>
@@ -31926,7 +32940,7 @@
         <w:pStyle w:val="Compact"/>
         <w:numPr>
           <w:ilvl w:val="0"/>
-          <w:numId w:val="1016"/>
+          <w:numId w:val="1014"/>
         </w:numPr>
       </w:pPr>
       <w:r>
@@ -32005,7 +33019,7 @@
         <w:pStyle w:val="Compact"/>
         <w:numPr>
           <w:ilvl w:val="0"/>
-          <w:numId w:val="1016"/>
+          <w:numId w:val="1014"/>
         </w:numPr>
       </w:pPr>
       <w:r>
@@ -32056,8 +33070,8 @@
         <w:t xml:space="preserve">, and compare that approximation with the exact value.</w:t>
       </w:r>
     </w:p>
-    <w:bookmarkEnd w:id="121"/>
-    <w:bookmarkStart w:id="122" w:name="sol-miller-deriv-tangent-line-approx"/>
+    <w:bookmarkEnd w:id="131"/>
+    <w:bookmarkStart w:id="132" w:name="sol-miller-deriv-tangent-line-approx"/>
     <w:p>
       <w:pPr>
         <w:pStyle w:val="FirstParagraph"/>
@@ -33415,9 +34429,9 @@
         <w:t xml:space="preserve">.</w:t>
       </w:r>
     </w:p>
-    <w:bookmarkEnd w:id="122"/>
-    <w:bookmarkEnd w:id="123"/>
-    <w:bookmarkStart w:id="139" w:name="sec-critical-points"/>
+    <w:bookmarkEnd w:id="132"/>
+    <w:bookmarkEnd w:id="133"/>
+    <w:bookmarkStart w:id="149" w:name="sec-critical-points"/>
     <w:p>
       <w:pPr>
         <w:pStyle w:val="Heading3"/>
@@ -33426,7 +34440,7 @@
         <w:t xml:space="preserve">1.6 Critical points and optimization</w:t>
       </w:r>
     </w:p>
-    <w:bookmarkStart w:id="124" w:name="def-flat-point"/>
+    <w:bookmarkStart w:id="134" w:name="def-flat-point"/>
     <w:p>
       <w:pPr>
         <w:pStyle w:val="FirstParagraph"/>
@@ -33436,7 +34450,7 @@
           <w:b/>
           <w:bCs/>
         </w:rPr>
-        <w:t xml:space="preserve">Definition 11 (Flat point (stationary point))</w:t>
+        <w:t xml:space="preserve">Definition 18 (Flat point (stationary point))</w:t>
       </w:r>
       <w:r>
         <w:t xml:space="preserve"> </w:t>
@@ -33477,7 +34491,7 @@
           <w:rPr>
             <w:rStyle w:val="Hyperlink"/>
           </w:rPr>
-          <w:t xml:space="preserve">Definition 4</w:t>
+          <w:t xml:space="preserve">Definition 6</w:t>
         </w:r>
       </w:hyperlink>
       <w:r>
@@ -33594,8 +34608,8 @@
         <w:t xml:space="preserve">).</w:t>
       </w:r>
     </w:p>
-    <w:bookmarkEnd w:id="124"/>
-    <w:bookmarkStart w:id="127" w:name="exm-flat-point"/>
+    <w:bookmarkEnd w:id="134"/>
+    <w:bookmarkStart w:id="137" w:name="exm-flat-point"/>
     <w:p>
       <w:pPr>
         <w:pStyle w:val="BodyText"/>
@@ -33619,7 +34633,7 @@
         <w:pStyle w:val="Compact"/>
         <w:numPr>
           <w:ilvl w:val="0"/>
-          <w:numId w:val="1017"/>
+          <w:numId w:val="1015"/>
         </w:numPr>
       </w:pPr>
       <m:oMath>
@@ -33820,7 +34834,7 @@
       <w:r>
         <w:t xml:space="preserve"> </w:t>
       </w:r>
-      <w:hyperlink r:id="rId125">
+      <w:hyperlink r:id="rId135">
         <w:r>
           <w:rPr>
             <w:rStyle w:val="Hyperlink"/>
@@ -33837,7 +34851,7 @@
       <w:r>
         <w:t xml:space="preserve"> </w:t>
       </w:r>
-      <w:hyperlink r:id="rId126">
+      <w:hyperlink r:id="rId136">
         <w:r>
           <w:rPr>
             <w:rStyle w:val="Hyperlink"/>
@@ -34001,7 +35015,7 @@
         <w:pStyle w:val="Compact"/>
         <w:numPr>
           <w:ilvl w:val="0"/>
-          <w:numId w:val="1017"/>
+          <w:numId w:val="1015"/>
         </w:numPr>
       </w:pPr>
       <m:oMath>
@@ -34119,8 +35133,8 @@
         <w:t xml:space="preserve">is not a flat point.</w:t>
       </w:r>
     </w:p>
-    <w:bookmarkEnd w:id="127"/>
-    <w:bookmarkStart w:id="128" w:name="exr-flat-point"/>
+    <w:bookmarkEnd w:id="137"/>
+    <w:bookmarkStart w:id="138" w:name="exr-flat-point"/>
     <w:p>
       <w:pPr>
         <w:pStyle w:val="FirstParagraph"/>
@@ -34209,7 +35223,7 @@
         <w:pStyle w:val="Compact"/>
         <w:numPr>
           <w:ilvl w:val="0"/>
-          <w:numId w:val="1018"/>
+          <w:numId w:val="1016"/>
         </w:numPr>
       </w:pPr>
       <w:r>
@@ -34232,7 +35246,7 @@
         <w:pStyle w:val="Compact"/>
         <w:numPr>
           <w:ilvl w:val="0"/>
-          <w:numId w:val="1018"/>
+          <w:numId w:val="1016"/>
         </w:numPr>
       </w:pPr>
       <w:r>
@@ -34295,7 +35309,7 @@
       <w:r>
         <w:t xml:space="preserve"> </w:t>
       </w:r>
-      <w:hyperlink r:id="rId125">
+      <w:hyperlink r:id="rId135">
         <w:r>
           <w:rPr>
             <w:rStyle w:val="Hyperlink"/>
@@ -34312,7 +35326,7 @@
       <w:r>
         <w:t xml:space="preserve"> </w:t>
       </w:r>
-      <w:hyperlink r:id="rId126">
+      <w:hyperlink r:id="rId136">
         <w:r>
           <w:rPr>
             <w:rStyle w:val="Hyperlink"/>
@@ -34343,7 +35357,7 @@
         <w:pStyle w:val="Compact"/>
         <w:numPr>
           <w:ilvl w:val="0"/>
-          <w:numId w:val="1018"/>
+          <w:numId w:val="1016"/>
         </w:numPr>
       </w:pPr>
       <w:r>
@@ -34413,8 +35427,8 @@
         <w:t xml:space="preserve">, and compare that prediction with the exact value.</w:t>
       </w:r>
     </w:p>
-    <w:bookmarkEnd w:id="128"/>
-    <w:bookmarkStart w:id="130" w:name="sol-flat-point"/>
+    <w:bookmarkEnd w:id="138"/>
+    <w:bookmarkStart w:id="140" w:name="sol-flat-point"/>
     <w:p>
       <w:pPr>
         <w:pStyle w:val="FirstParagraph"/>
@@ -35616,7 +36630,7 @@
       <w:r>
         <w:t xml:space="preserve"> </w:t>
       </w:r>
-      <w:hyperlink r:id="rId129">
+      <w:hyperlink r:id="rId139">
         <w:r>
           <w:rPr>
             <w:rStyle w:val="Hyperlink"/>
@@ -35646,8 +36660,8 @@
         <w:t xml:space="preserve">and the recommendation is trustworthy only as far as the step is small.</w:t>
       </w:r>
     </w:p>
-    <w:bookmarkEnd w:id="130"/>
-    <w:bookmarkStart w:id="131" w:name="def-critical-point"/>
+    <w:bookmarkEnd w:id="140"/>
+    <w:bookmarkStart w:id="141" w:name="def-critical-point"/>
     <w:p>
       <w:pPr>
         <w:pStyle w:val="BodyText"/>
@@ -35657,7 +36671,7 @@
           <w:b/>
           <w:bCs/>
         </w:rPr>
-        <w:t xml:space="preserve">Definition 12 (Critical point)</w:t>
+        <w:t xml:space="preserve">Definition 19 (Critical point)</w:t>
       </w:r>
       <w:r>
         <w:t xml:space="preserve"> </w:t>
@@ -35840,15 +36854,15 @@
           <w:rPr>
             <w:rStyle w:val="Hyperlink"/>
           </w:rPr>
-          <w:t xml:space="preserve">Definition 4</w:t>
+          <w:t xml:space="preserve">Definition 6</w:t>
         </w:r>
       </w:hyperlink>
       <w:r>
         <w:t xml:space="preserve">).</w:t>
       </w:r>
     </w:p>
-    <w:bookmarkEnd w:id="131"/>
-    <w:bookmarkStart w:id="132" w:name="exm-critical-point"/>
+    <w:bookmarkEnd w:id="141"/>
+    <w:bookmarkStart w:id="142" w:name="exm-critical-point"/>
     <w:p>
       <w:pPr>
         <w:pStyle w:val="BodyText"/>
@@ -35871,7 +36885,7 @@
       <w:pPr>
         <w:numPr>
           <w:ilvl w:val="0"/>
-          <w:numId w:val="1019"/>
+          <w:numId w:val="1017"/>
         </w:numPr>
       </w:pPr>
       <m:oMath>
@@ -36081,7 +37095,7 @@
           <w:rPr>
             <w:rStyle w:val="Hyperlink"/>
           </w:rPr>
-          <w:t xml:space="preserve">Definition 2</w:t>
+          <w:t xml:space="preserve">Definition 4</w:t>
         </w:r>
       </w:hyperlink>
       <w:r>
@@ -36126,7 +37140,7 @@
       <w:pPr>
         <w:numPr>
           <w:ilvl w:val="0"/>
-          <w:numId w:val="1019"/>
+          <w:numId w:val="1017"/>
         </w:numPr>
       </w:pPr>
       <m:oMath>
@@ -36310,7 +37324,7 @@
       <w:pPr>
         <w:numPr>
           <w:ilvl w:val="0"/>
-          <w:numId w:val="1019"/>
+          <w:numId w:val="1017"/>
         </w:numPr>
       </w:pPr>
       <m:oMath>
@@ -36549,8 +37563,8 @@
         <w:t xml:space="preserve">is not one.</w:t>
       </w:r>
     </w:p>
-    <w:bookmarkEnd w:id="132"/>
-    <w:bookmarkStart w:id="133" w:name="thm-flat-point-critical"/>
+    <w:bookmarkEnd w:id="142"/>
+    <w:bookmarkStart w:id="143" w:name="thm-flat-point-critical"/>
     <w:p>
       <w:pPr>
         <w:pStyle w:val="FirstParagraph"/>
@@ -36560,7 +37574,7 @@
           <w:b/>
           <w:bCs/>
         </w:rPr>
-        <w:t xml:space="preserve">Theorem 11 (Every flat point is a critical point)</w:t>
+        <w:t xml:space="preserve">Theorem 13 (Every flat point is a critical point)</w:t>
       </w:r>
       <w:r>
         <w:t xml:space="preserve"> </w:t>
@@ -36601,7 +37615,7 @@
           <w:rPr>
             <w:rStyle w:val="Hyperlink"/>
           </w:rPr>
-          <w:t xml:space="preserve">Definition 11</w:t>
+          <w:t xml:space="preserve">Definition 18</w:t>
         </w:r>
       </w:hyperlink>
       <w:r>
@@ -36640,14 +37654,14 @@
           <w:rPr>
             <w:rStyle w:val="Hyperlink"/>
           </w:rPr>
-          <w:t xml:space="preserve">Definition 12</w:t>
+          <w:t xml:space="preserve">Definition 19</w:t>
         </w:r>
       </w:hyperlink>
       <w:r>
         <w:t xml:space="preserve">).</w:t>
       </w:r>
     </w:p>
-    <w:bookmarkEnd w:id="133"/>
+    <w:bookmarkEnd w:id="143"/>
     <w:p>
       <w:pPr>
         <w:pStyle w:val="BodyText"/>
@@ -36824,7 +37838,7 @@
           <w:rPr>
             <w:rStyle w:val="Hyperlink"/>
           </w:rPr>
-          <w:t xml:space="preserve">Definition 12</w:t>
+          <w:t xml:space="preserve">Definition 19</w:t>
         </w:r>
       </w:hyperlink>
       <w:r>
@@ -36851,7 +37865,7 @@
         <w:t xml:space="preserve">is a critical point.</w:t>
       </w:r>
     </w:p>
-    <w:bookmarkStart w:id="134" w:name="exm-flat-point-critical"/>
+    <w:bookmarkStart w:id="144" w:name="exm-flat-point-critical"/>
     <w:p>
       <w:pPr>
         <w:pStyle w:val="BodyText"/>
@@ -37817,7 +38831,7 @@
           <w:rPr>
             <w:rStyle w:val="Hyperlink"/>
           </w:rPr>
-          <w:t xml:space="preserve">Theorem 11</w:t>
+          <w:t xml:space="preserve">Theorem 13</w:t>
         </w:r>
       </w:hyperlink>
       <w:r>
@@ -37930,15 +38944,15 @@
           <w:rPr>
             <w:rStyle w:val="Hyperlink"/>
           </w:rPr>
-          <w:t xml:space="preserve">Definition 12</w:t>
+          <w:t xml:space="preserve">Definition 19</w:t>
         </w:r>
       </w:hyperlink>
       <w:r>
         <w:t xml:space="preserve">), but not a flat point.</w:t>
       </w:r>
     </w:p>
-    <w:bookmarkEnd w:id="134"/>
-    <w:bookmarkStart w:id="135" w:name="exr-miller-deriv-opt-gamma-kernel"/>
+    <w:bookmarkEnd w:id="144"/>
+    <w:bookmarkStart w:id="145" w:name="exr-miller-deriv-opt-gamma-kernel"/>
     <w:p>
       <w:pPr>
         <w:pStyle w:val="BodyText"/>
@@ -38083,8 +39097,8 @@
         <w:t xml:space="preserve">.</w:t>
       </w:r>
     </w:p>
-    <w:bookmarkEnd w:id="135"/>
-    <w:bookmarkStart w:id="136" w:name="sol-miller-deriv-opt-gamma-kernel"/>
+    <w:bookmarkEnd w:id="145"/>
+    <w:bookmarkStart w:id="146" w:name="sol-miller-deriv-opt-gamma-kernel"/>
     <w:p>
       <w:pPr>
         <w:pStyle w:val="BodyText"/>
@@ -38489,7 +39503,7 @@
       <w:pPr>
         <w:numPr>
           <w:ilvl w:val="0"/>
-          <w:numId w:val="1020"/>
+          <w:numId w:val="1018"/>
         </w:numPr>
       </w:pPr>
       <w:r>
@@ -38555,7 +39569,7 @@
       <w:pPr>
         <w:numPr>
           <w:ilvl w:val="0"/>
-          <w:numId w:val="1020"/>
+          <w:numId w:val="1018"/>
         </w:numPr>
       </w:pPr>
       <w:r>
@@ -38711,7 +39725,7 @@
       <w:pPr>
         <w:numPr>
           <w:ilvl w:val="0"/>
-          <w:numId w:val="1020"/>
+          <w:numId w:val="1018"/>
         </w:numPr>
       </w:pPr>
       <w:r>
@@ -38968,8 +39982,8 @@
         <w:t xml:space="preserve">.</w:t>
       </w:r>
     </w:p>
-    <w:bookmarkEnd w:id="136"/>
-    <w:bookmarkStart w:id="137" w:name="X2af8583915c3d6755df2ace9fe2e1b48908f679"/>
+    <w:bookmarkEnd w:id="146"/>
+    <w:bookmarkStart w:id="147" w:name="X2af8583915c3d6755df2ace9fe2e1b48908f679"/>
     <w:p>
       <w:pPr>
         <w:pStyle w:val="BodyText"/>
@@ -39085,8 +40099,8 @@
         <w:t xml:space="preserve">and decide whether each is a local maximum, a local minimum, or an inflection point.</w:t>
       </w:r>
     </w:p>
-    <w:bookmarkEnd w:id="137"/>
-    <w:bookmarkStart w:id="138" w:name="X9a58de6c6ab4baf2df3e3111c406b3abe7c25e0"/>
+    <w:bookmarkEnd w:id="147"/>
+    <w:bookmarkStart w:id="148" w:name="X9a58de6c6ab4baf2df3e3111c406b3abe7c25e0"/>
     <w:p>
       <w:pPr>
         <w:pStyle w:val="BodyText"/>
@@ -39424,7 +40438,7 @@
       <w:pPr>
         <w:numPr>
           <w:ilvl w:val="0"/>
-          <w:numId w:val="1021"/>
+          <w:numId w:val="1019"/>
         </w:numPr>
       </w:pPr>
       <w:r>
@@ -39540,7 +40554,7 @@
       <w:pPr>
         <w:numPr>
           <w:ilvl w:val="0"/>
-          <w:numId w:val="1021"/>
+          <w:numId w:val="1019"/>
         </w:numPr>
       </w:pPr>
       <w:r>
@@ -39863,9 +40877,9 @@
         <w:t xml:space="preserve">is non-zero at both critical points, neither is an inflection point.</w:t>
       </w:r>
     </w:p>
-    <w:bookmarkEnd w:id="138"/>
-    <w:bookmarkEnd w:id="139"/>
-    <w:bookmarkStart w:id="188" w:name="sec-taylor-series"/>
+    <w:bookmarkEnd w:id="148"/>
+    <w:bookmarkEnd w:id="149"/>
+    <w:bookmarkStart w:id="201" w:name="sec-taylor-series"/>
     <w:p>
       <w:pPr>
         <w:pStyle w:val="Heading3"/>
@@ -39874,7 +40888,7 @@
         <w:t xml:space="preserve">1.7 Taylor series</w:t>
       </w:r>
     </w:p>
-    <w:bookmarkStart w:id="141" w:name="def-taylor-polynomial"/>
+    <w:bookmarkStart w:id="151" w:name="def-taylor-polynomial"/>
     <w:p>
       <w:pPr>
         <w:pStyle w:val="FirstParagraph"/>
@@ -39884,7 +40898,7 @@
           <w:b/>
           <w:bCs/>
         </w:rPr>
-        <w:t xml:space="preserve">Definition 13 (Taylor polynomial)</w:t>
+        <w:t xml:space="preserve">Definition 20 (Taylor polynomial)</w:t>
       </w:r>
       <w:r>
         <w:t xml:space="preserve"> </w:t>
@@ -40018,7 +41032,7 @@
       <w:pPr>
         <w:pStyle w:val="BodyText"/>
       </w:pPr>
-      <w:bookmarkStart w:id="140" w:name="eq-taylor-poly-def"/>
+      <w:bookmarkStart w:id="150" w:name="eq-taylor-poly-def"/>
       <m:oMathPara>
         <m:oMathParaPr>
           <m:jc m:val="center"/>
@@ -40568,10 +41582,10 @@
           </m:r>
         </m:oMath>
       </m:oMathPara>
-      <w:bookmarkEnd w:id="140"/>
+      <w:bookmarkEnd w:id="150"/>
     </w:p>
-    <w:bookmarkEnd w:id="141"/>
-    <w:bookmarkStart w:id="142" w:name="exm-taylor-polynomial-exponential"/>
+    <w:bookmarkEnd w:id="151"/>
+    <w:bookmarkStart w:id="152" w:name="exm-taylor-polynomial-exponential"/>
     <w:p>
       <w:pPr>
         <w:pStyle w:val="FirstParagraph"/>
@@ -41216,8 +42230,8 @@
         </m:oMath>
       </m:oMathPara>
     </w:p>
-    <w:bookmarkEnd w:id="142"/>
-    <w:bookmarkStart w:id="143" w:name="def-maclaurin-polynomial"/>
+    <w:bookmarkEnd w:id="152"/>
+    <w:bookmarkStart w:id="153" w:name="def-maclaurin-polynomial"/>
     <w:p>
       <w:pPr>
         <w:pStyle w:val="FirstParagraph"/>
@@ -41227,7 +42241,7 @@
           <w:b/>
           <w:bCs/>
         </w:rPr>
-        <w:t xml:space="preserve">Definition 14 (Maclaurin polynomial)</w:t>
+        <w:t xml:space="preserve">Definition 21 (Maclaurin polynomial)</w:t>
       </w:r>
       <w:r>
         <w:t xml:space="preserve"> </w:t>
@@ -41307,7 +42321,7 @@
           <w:rPr>
             <w:rStyle w:val="Hyperlink"/>
           </w:rPr>
-          <w:t xml:space="preserve">Definition 13</w:t>
+          <w:t xml:space="preserve">Definition 20</w:t>
         </w:r>
       </w:hyperlink>
       <w:r>
@@ -41327,8 +42341,8 @@
         <w:t xml:space="preserve">.</w:t>
       </w:r>
     </w:p>
-    <w:bookmarkEnd w:id="143"/>
-    <w:bookmarkStart w:id="144" w:name="def-taylor-series"/>
+    <w:bookmarkEnd w:id="153"/>
+    <w:bookmarkStart w:id="154" w:name="def-taylor-series"/>
     <w:p>
       <w:pPr>
         <w:pStyle w:val="BodyText"/>
@@ -41338,7 +42352,7 @@
           <w:b/>
           <w:bCs/>
         </w:rPr>
-        <w:t xml:space="preserve">Definition 15 (Taylor series)</w:t>
+        <w:t xml:space="preserve">Definition 22 (Taylor series)</w:t>
       </w:r>
       <w:r>
         <w:t xml:space="preserve"> </w:t>
@@ -41391,7 +42405,7 @@
           <w:rPr>
             <w:rStyle w:val="Hyperlink"/>
           </w:rPr>
-          <w:t xml:space="preserve">Definition 13</w:t>
+          <w:t xml:space="preserve">Definition 20</w:t>
         </w:r>
       </w:hyperlink>
       <w:r>
@@ -41668,7 +42682,7 @@
         <w:t xml:space="preserve">.</w:t>
       </w:r>
     </w:p>
-    <w:bookmarkEnd w:id="144"/>
+    <w:bookmarkEnd w:id="154"/>
     <w:tbl>
       <w:tblPr>
         <w:tblStyle w:val="Table"/>
@@ -41710,18 +42724,18 @@
                 <wp:inline>
                   <wp:extent cx="152400" cy="152400"/>
                   <wp:effectExtent b="0" l="0" r="0" t="0"/>
-                  <wp:docPr descr="" title="" id="145" name="Picture"/>
+                  <wp:docPr descr="" title="" id="155" name="Picture"/>
                   <a:graphic>
                     <a:graphicData uri="http://schemas.openxmlformats.org/drawingml/2006/picture">
                       <pic:pic>
                         <pic:nvPicPr>
-                          <pic:cNvPr descr="/opt/quarto/share/formats/docx/tip.png" id="146" name="Picture"/>
+                          <pic:cNvPr descr="/opt/quarto/share/formats/docx/tip.png" id="156" name="Picture"/>
                           <pic:cNvPicPr>
                             <a:picLocks noChangeArrowheads="1" noChangeAspect="1"/>
                           </pic:cNvPicPr>
                         </pic:nvPicPr>
                         <pic:blipFill>
-                          <a:blip r:embed="rId19"/>
+                          <a:blip r:embed="rId21"/>
                           <a:stretch>
                             <a:fillRect/>
                           </a:stretch>
@@ -41783,7 +42797,7 @@
             <w:r>
               <w:t xml:space="preserve"> </w:t>
             </w:r>
-            <w:hyperlink r:id="rId147">
+            <w:hyperlink r:id="rId157">
               <w:r>
                 <w:rPr>
                   <w:rStyle w:val="Hyperlink"/>
@@ -41811,10 +42825,10 @@
               <w:pStyle w:val="Compact"/>
               <w:numPr>
                 <w:ilvl w:val="0"/>
-                <w:numId w:val="1022"/>
+                <w:numId w:val="1020"/>
               </w:numPr>
             </w:pPr>
-            <w:hyperlink r:id="rId148">
+            <w:hyperlink r:id="rId158">
               <w:r>
                 <w:rPr>
                   <w:rStyle w:val="Hyperlink"/>
@@ -41833,7 +42847,7 @@
                 <w:rPr>
                   <w:rStyle w:val="Hyperlink"/>
                 </w:rPr>
-                <w:t xml:space="preserve">Definition 13</w:t>
+                <w:t xml:space="preserve">Definition 20</w:t>
               </w:r>
             </w:hyperlink>
             <w:r>
@@ -41844,7 +42858,7 @@
         </w:tc>
       </w:tr>
     </w:tbl>
-    <w:bookmarkStart w:id="149" w:name="exr-miller-taylor-poly-zero"/>
+    <w:bookmarkStart w:id="159" w:name="exr-miller-taylor-poly-zero"/>
     <w:p>
       <w:pPr>
         <w:pStyle w:val="FirstParagraph"/>
@@ -41992,8 +43006,8 @@
         <w:t xml:space="preserve">.</w:t>
       </w:r>
     </w:p>
-    <w:bookmarkEnd w:id="149"/>
-    <w:bookmarkStart w:id="150" w:name="sol-miller-taylor-poly-zero"/>
+    <w:bookmarkEnd w:id="159"/>
+    <w:bookmarkStart w:id="160" w:name="sol-miller-taylor-poly-zero"/>
     <w:p>
       <w:pPr>
         <w:pStyle w:val="BodyText"/>
@@ -42947,8 +43961,8 @@
         <w:t xml:space="preserve">, its Taylor polynomial of degree 4 simply collects its terms of degree at most 4.</w:t>
       </w:r>
     </w:p>
-    <w:bookmarkEnd w:id="150"/>
-    <w:bookmarkStart w:id="151" w:name="exr-miller-taylor-poly-nonzero"/>
+    <w:bookmarkEnd w:id="160"/>
+    <w:bookmarkStart w:id="161" w:name="exr-miller-taylor-poly-nonzero"/>
     <w:p>
       <w:pPr>
         <w:pStyle w:val="BodyText"/>
@@ -43096,8 +44110,8 @@
         <w:t xml:space="preserve">.</w:t>
       </w:r>
     </w:p>
-    <w:bookmarkEnd w:id="151"/>
-    <w:bookmarkStart w:id="152" w:name="sol-miller-taylor-poly-nonzero"/>
+    <w:bookmarkEnd w:id="161"/>
+    <w:bookmarkStart w:id="162" w:name="sol-miller-taylor-poly-nonzero"/>
     <w:p>
       <w:pPr>
         <w:pStyle w:val="BodyText"/>
@@ -43799,8 +44813,8 @@
         </m:oMath>
       </m:oMathPara>
     </w:p>
-    <w:bookmarkEnd w:id="152"/>
-    <w:bookmarkStart w:id="153" w:name="exm-taylor-polynomial-cosine"/>
+    <w:bookmarkEnd w:id="162"/>
+    <w:bookmarkStart w:id="163" w:name="exm-taylor-polynomial-cosine"/>
     <w:p>
       <w:pPr>
         <w:pStyle w:val="FirstParagraph"/>
@@ -44729,8 +45743,8 @@
         </m:oMath>
       </m:oMathPara>
     </w:p>
-    <w:bookmarkEnd w:id="153"/>
-    <w:bookmarkStart w:id="154" w:name="exm-taylor-polynomial-sine"/>
+    <w:bookmarkEnd w:id="163"/>
+    <w:bookmarkStart w:id="164" w:name="exm-taylor-polynomial-sine"/>
     <w:p>
       <w:pPr>
         <w:pStyle w:val="FirstParagraph"/>
@@ -45335,8 +46349,8 @@
         </m:oMath>
       </m:oMathPara>
     </w:p>
-    <w:bookmarkEnd w:id="154"/>
-    <w:bookmarkStart w:id="155" w:name="exr-miller-taylor-cos-scaled"/>
+    <w:bookmarkEnd w:id="164"/>
+    <w:bookmarkStart w:id="165" w:name="exr-miller-taylor-cos-scaled"/>
     <w:p>
       <w:pPr>
         <w:pStyle w:val="FirstParagraph"/>
@@ -45469,8 +46483,8 @@
         <w:t xml:space="preserve">.</w:t>
       </w:r>
     </w:p>
-    <w:bookmarkEnd w:id="155"/>
-    <w:bookmarkStart w:id="156" w:name="sol-miller-taylor-cos-scaled"/>
+    <w:bookmarkEnd w:id="165"/>
+    <w:bookmarkStart w:id="166" w:name="sol-miller-taylor-cos-scaled"/>
     <w:p>
       <w:pPr>
         <w:pStyle w:val="BodyText"/>
@@ -45910,8 +46924,8 @@
         <w:t xml:space="preserve">Substituting into known Taylor expansions avoids computing high-order derivatives by hand.</w:t>
       </w:r>
     </w:p>
-    <w:bookmarkEnd w:id="156"/>
-    <w:bookmarkStart w:id="157" w:name="exr-miller-taylor-cos-cubed"/>
+    <w:bookmarkEnd w:id="166"/>
+    <w:bookmarkStart w:id="167" w:name="exr-miller-taylor-cos-cubed"/>
     <w:p>
       <w:pPr>
         <w:pStyle w:val="BodyText"/>
@@ -46053,8 +47067,8 @@
         <w:t xml:space="preserve">.</w:t>
       </w:r>
     </w:p>
-    <w:bookmarkEnd w:id="157"/>
-    <w:bookmarkStart w:id="158" w:name="sol-miller-taylor-cos-cubed"/>
+    <w:bookmarkEnd w:id="167"/>
+    <w:bookmarkStart w:id="168" w:name="sol-miller-taylor-cos-cubed"/>
     <w:p>
       <w:pPr>
         <w:pStyle w:val="BodyText"/>
@@ -46977,8 +47991,8 @@
         </m:oMath>
       </m:oMathPara>
     </w:p>
-    <w:bookmarkEnd w:id="158"/>
-    <w:bookmarkStart w:id="159" w:name="exr-miller-taylor-exp-base"/>
+    <w:bookmarkEnd w:id="168"/>
+    <w:bookmarkStart w:id="169" w:name="exr-miller-taylor-exp-base"/>
     <w:p>
       <w:pPr>
         <w:pStyle w:val="FirstParagraph"/>
@@ -47099,8 +48113,8 @@
         <w:t xml:space="preserve">.</w:t>
       </w:r>
     </w:p>
-    <w:bookmarkEnd w:id="159"/>
-    <w:bookmarkStart w:id="160" w:name="sol-miller-taylor-exp-base"/>
+    <w:bookmarkEnd w:id="169"/>
+    <w:bookmarkStart w:id="170" w:name="sol-miller-taylor-exp-base"/>
     <w:p>
       <w:pPr>
         <w:pStyle w:val="BodyText"/>
@@ -47623,8 +48637,8 @@
         </m:oMath>
       </m:oMathPara>
     </w:p>
-    <w:bookmarkEnd w:id="160"/>
-    <w:bookmarkStart w:id="161" w:name="exr-miller-taylor-exp-power"/>
+    <w:bookmarkEnd w:id="170"/>
+    <w:bookmarkStart w:id="171" w:name="exr-miller-taylor-exp-power"/>
     <w:p>
       <w:pPr>
         <w:pStyle w:val="FirstParagraph"/>
@@ -47767,8 +48781,8 @@
         <w:t xml:space="preserve">.</w:t>
       </w:r>
     </w:p>
-    <w:bookmarkEnd w:id="161"/>
-    <w:bookmarkStart w:id="162" w:name="sol-miller-taylor-exp-power"/>
+    <w:bookmarkEnd w:id="171"/>
+    <w:bookmarkStart w:id="172" w:name="sol-miller-taylor-exp-power"/>
     <w:p>
       <w:pPr>
         <w:pStyle w:val="BodyText"/>
@@ -48308,8 +49322,8 @@
         </m:oMath>
       </m:oMathPara>
     </w:p>
-    <w:bookmarkEnd w:id="162"/>
-    <w:bookmarkStart w:id="163" w:name="exr-miller-taylor-normal-density"/>
+    <w:bookmarkEnd w:id="172"/>
+    <w:bookmarkStart w:id="173" w:name="exr-miller-taylor-normal-density"/>
     <w:p>
       <w:pPr>
         <w:pStyle w:val="FirstParagraph"/>
@@ -48496,8 +49510,8 @@
         <w:t xml:space="preserve">.</w:t>
       </w:r>
     </w:p>
-    <w:bookmarkEnd w:id="163"/>
-    <w:bookmarkStart w:id="164" w:name="sol-miller-taylor-normal-density"/>
+    <w:bookmarkEnd w:id="173"/>
+    <w:bookmarkStart w:id="174" w:name="sol-miller-taylor-normal-density"/>
     <w:p>
       <w:pPr>
         <w:pStyle w:val="BodyText"/>
@@ -49071,8 +50085,8 @@
         </m:oMath>
       </m:oMathPara>
     </w:p>
-    <w:bookmarkEnd w:id="164"/>
-    <w:bookmarkStart w:id="165" w:name="exr-miller-taylor-sqrt"/>
+    <w:bookmarkEnd w:id="174"/>
+    <w:bookmarkStart w:id="175" w:name="thm-taylor-normal-density"/>
     <w:p>
       <w:pPr>
         <w:pStyle w:val="FirstParagraph"/>
@@ -49082,30 +50096,137 @@
           <w:b/>
           <w:bCs/>
         </w:rPr>
-        <w:t xml:space="preserve">Exercise 24 (Taylor expansion of the square root)</w:t>
-      </w:r>
-      <w:r>
-        <w:t xml:space="preserve"> </w:t>
-      </w:r>
-      <w:r>
-        <w:t xml:space="preserve">Adapted from</w:t>
-      </w:r>
-      <w:r>
-        <w:t xml:space="preserve"> </w:t>
-      </w:r>
-      <w:r>
-        <w:t xml:space="preserve">Miller (2016)</w:t>
-      </w:r>
-      <w:r>
-        <w:t xml:space="preserve">, Question 1.1.23.</w:t>
-      </w:r>
-    </w:p>
-    <w:p>
-      <w:pPr>
-        <w:pStyle w:val="BodyText"/>
-      </w:pPr>
-      <w:r>
-        <w:t xml:space="preserve">Find the first three terms (up to degree 2) of the Taylor series for</w:t>
+        <w:t xml:space="preserve">Theorem 14 (Maclaurin polynomial of the standard normal density)</w:t>
+      </w:r>
+      <w:r>
+        <w:t xml:space="preserve"> </w:t>
+      </w:r>
+      <w:r>
+        <w:t xml:space="preserve">The Maclaurin polynomial (</w:t>
+      </w:r>
+      <w:hyperlink w:anchor="def-maclaurin-polynomial">
+        <w:r>
+          <w:rPr>
+            <w:rStyle w:val="Hyperlink"/>
+          </w:rPr>
+          <w:t xml:space="preserve">Definition 21</w:t>
+        </w:r>
+      </w:hyperlink>
+      <w:r>
+        <w:t xml:space="preserve">) of degree 3 of the standard normal density</w:t>
+      </w:r>
+      <w:r>
+        <w:t xml:space="preserve"> </w:t>
+      </w:r>
+      <m:oMath>
+        <m:r>
+          <m:t>ϕ</m:t>
+        </m:r>
+        <m:r>
+          <m:rPr>
+            <m:sty m:val="p"/>
+          </m:rPr>
+          <m:t>(</m:t>
+        </m:r>
+        <m:r>
+          <m:t>x</m:t>
+        </m:r>
+        <m:r>
+          <m:rPr>
+            <m:sty m:val="p"/>
+          </m:rPr>
+          <m:t>)</m:t>
+        </m:r>
+        <m:r>
+          <m:rPr>
+            <m:sty m:val="p"/>
+          </m:rPr>
+          <m:t>=</m:t>
+        </m:r>
+        <m:f>
+          <m:fPr>
+            <m:type m:val="bar"/>
+          </m:fPr>
+          <m:num>
+            <m:r>
+              <m:t>1</m:t>
+            </m:r>
+          </m:num>
+          <m:den>
+            <m:rad>
+              <m:radPr>
+                <m:degHide m:val="on"/>
+              </m:radPr>
+              <m:deg/>
+              <m:e>
+                <m:r>
+                  <m:t>2</m:t>
+                </m:r>
+                <m:r>
+                  <m:t>π</m:t>
+                </m:r>
+              </m:e>
+            </m:rad>
+          </m:den>
+        </m:f>
+        <m:r>
+          <m:rPr>
+            <m:sty m:val="p"/>
+          </m:rPr>
+          <m:t>exp</m:t>
+        </m:r>
+        <m:r>
+          <m:t>​</m:t>
+        </m:r>
+        <m:d>
+          <m:dPr>
+            <m:begChr m:val="{"/>
+            <m:sepChr m:val=""/>
+            <m:endChr m:val="}"/>
+            <m:grow/>
+          </m:dPr>
+          <m:e>
+            <m:r>
+              <m:rPr>
+                <m:sty m:val="p"/>
+              </m:rPr>
+              <m:t>−</m:t>
+            </m:r>
+            <m:f>
+              <m:fPr>
+                <m:type m:val="bar"/>
+              </m:fPr>
+              <m:num>
+                <m:sSup>
+                  <m:e>
+                    <m:r>
+                      <m:t>x</m:t>
+                    </m:r>
+                  </m:e>
+                  <m:sup>
+                    <m:r>
+                      <m:t>2</m:t>
+                    </m:r>
+                  </m:sup>
+                </m:sSup>
+              </m:num>
+              <m:den>
+                <m:r>
+                  <m:t>2</m:t>
+                </m:r>
+              </m:den>
+            </m:f>
+          </m:e>
+        </m:d>
+        <m:r>
+          <m:t>​</m:t>
+        </m:r>
+      </m:oMath>
+      <w:r>
+        <w:t xml:space="preserve"> </w:t>
+      </w:r>
+      <w:r>
+        <w:t xml:space="preserve">is</w:t>
       </w:r>
     </w:p>
     <w:p>
@@ -49117,6 +50238,204 @@
           <m:jc m:val="center"/>
         </m:oMathParaPr>
         <m:oMath>
+          <m:sSub>
+            <m:e>
+              <m:r>
+                <m:t>P</m:t>
+              </m:r>
+            </m:e>
+            <m:sub>
+              <m:r>
+                <m:t>3</m:t>
+              </m:r>
+            </m:sub>
+          </m:sSub>
+          <m:r>
+            <m:rPr>
+              <m:sty m:val="p"/>
+            </m:rPr>
+            <m:t>(</m:t>
+          </m:r>
+          <m:r>
+            <m:t>x</m:t>
+          </m:r>
+          <m:r>
+            <m:rPr>
+              <m:sty m:val="p"/>
+            </m:rPr>
+            <m:t>)</m:t>
+          </m:r>
+          <m:r>
+            <m:rPr>
+              <m:sty m:val="p"/>
+            </m:rPr>
+            <m:t>=</m:t>
+          </m:r>
+          <m:f>
+            <m:fPr>
+              <m:type m:val="bar"/>
+            </m:fPr>
+            <m:num>
+              <m:r>
+                <m:t>1</m:t>
+              </m:r>
+            </m:num>
+            <m:den>
+              <m:rad>
+                <m:radPr>
+                  <m:degHide m:val="on"/>
+                </m:radPr>
+                <m:deg/>
+                <m:e>
+                  <m:r>
+                    <m:t>2</m:t>
+                  </m:r>
+                  <m:r>
+                    <m:t>π</m:t>
+                  </m:r>
+                </m:e>
+              </m:rad>
+            </m:den>
+          </m:f>
+          <m:r>
+            <m:rPr>
+              <m:sty m:val="p"/>
+            </m:rPr>
+            <m:t>−</m:t>
+          </m:r>
+          <m:f>
+            <m:fPr>
+              <m:type m:val="bar"/>
+            </m:fPr>
+            <m:num>
+              <m:sSup>
+                <m:e>
+                  <m:r>
+                    <m:t>x</m:t>
+                  </m:r>
+                </m:e>
+                <m:sup>
+                  <m:r>
+                    <m:t>2</m:t>
+                  </m:r>
+                </m:sup>
+              </m:sSup>
+            </m:num>
+            <m:den>
+              <m:r>
+                <m:t>2</m:t>
+              </m:r>
+              <m:rad>
+                <m:radPr>
+                  <m:degHide m:val="on"/>
+                </m:radPr>
+                <m:deg/>
+                <m:e>
+                  <m:r>
+                    <m:t>2</m:t>
+                  </m:r>
+                  <m:r>
+                    <m:t>π</m:t>
+                  </m:r>
+                </m:e>
+              </m:rad>
+            </m:den>
+          </m:f>
+        </m:oMath>
+      </m:oMathPara>
+    </w:p>
+    <w:bookmarkEnd w:id="175"/>
+    <w:p>
+      <w:pPr>
+        <w:pStyle w:val="FirstParagraph"/>
+      </w:pPr>
+      <w:r>
+        <w:rPr>
+          <w:i/>
+          <w:iCs/>
+        </w:rPr>
+        <w:t xml:space="preserve">Proof</w:t>
+      </w:r>
+      <w:r>
+        <w:t xml:space="preserve">. </w:t>
+      </w:r>
+      <w:r>
+        <w:t xml:space="preserve">This is the solution to</w:t>
+      </w:r>
+      <w:r>
+        <w:t xml:space="preserve"> </w:t>
+      </w:r>
+      <w:hyperlink w:anchor="exr-miller-taylor-normal-density">
+        <w:r>
+          <w:rPr>
+            <w:rStyle w:val="Hyperlink"/>
+          </w:rPr>
+          <w:t xml:space="preserve">Exercise 23</w:t>
+        </w:r>
+      </w:hyperlink>
+      <w:r>
+        <w:t xml:space="preserve">, worked in</w:t>
+      </w:r>
+      <w:r>
+        <w:t xml:space="preserve"> </w:t>
+      </w:r>
+      <w:hyperlink w:anchor="sol-miller-taylor-normal-density">
+        <w:r>
+          <w:rPr>
+            <w:rStyle w:val="Hyperlink"/>
+          </w:rPr>
+          <w:t xml:space="preserve">Solution 23</w:t>
+        </w:r>
+      </w:hyperlink>
+      <w:r>
+        <w:t xml:space="preserve">.</w:t>
+      </w:r>
+    </w:p>
+    <w:bookmarkStart w:id="176" w:name="exr-miller-taylor-sqrt"/>
+    <w:p>
+      <w:pPr>
+        <w:pStyle w:val="BodyText"/>
+      </w:pPr>
+      <w:r>
+        <w:rPr>
+          <w:b/>
+          <w:bCs/>
+        </w:rPr>
+        <w:t xml:space="preserve">Exercise 24 (Taylor expansion of the square root)</w:t>
+      </w:r>
+      <w:r>
+        <w:t xml:space="preserve"> </w:t>
+      </w:r>
+      <w:r>
+        <w:t xml:space="preserve">Adapted from</w:t>
+      </w:r>
+      <w:r>
+        <w:t xml:space="preserve"> </w:t>
+      </w:r>
+      <w:r>
+        <w:t xml:space="preserve">Miller (2016)</w:t>
+      </w:r>
+      <w:r>
+        <w:t xml:space="preserve">, Question 1.1.23.</w:t>
+      </w:r>
+    </w:p>
+    <w:p>
+      <w:pPr>
+        <w:pStyle w:val="BodyText"/>
+      </w:pPr>
+      <w:r>
+        <w:t xml:space="preserve">Find the first three terms (up to degree 2) of the Taylor series for</w:t>
+      </w:r>
+    </w:p>
+    <w:p>
+      <w:pPr>
+        <w:pStyle w:val="BodyText"/>
+      </w:pPr>
+      <m:oMathPara>
+        <m:oMathParaPr>
+          <m:jc m:val="center"/>
+        </m:oMathParaPr>
+        <m:oMath>
           <m:r>
             <m:t>f</m:t>
           </m:r>
@@ -49201,8 +50520,8 @@
         <w:t xml:space="preserve">.</w:t>
       </w:r>
     </w:p>
-    <w:bookmarkEnd w:id="165"/>
-    <w:bookmarkStart w:id="166" w:name="sol-miller-taylor-sqrt"/>
+    <w:bookmarkEnd w:id="176"/>
+    <w:bookmarkStart w:id="177" w:name="sol-miller-taylor-sqrt"/>
     <w:p>
       <w:pPr>
         <w:pStyle w:val="BodyText"/>
@@ -50082,8 +51401,8 @@
         </m:oMath>
       </m:oMathPara>
     </w:p>
-    <w:bookmarkEnd w:id="166"/>
-    <w:bookmarkStart w:id="167" w:name="exr-miller-taylor-cube-root"/>
+    <w:bookmarkEnd w:id="177"/>
+    <w:bookmarkStart w:id="178" w:name="exr-miller-taylor-cube-root"/>
     <w:p>
       <w:pPr>
         <w:pStyle w:val="FirstParagraph"/>
@@ -50243,8 +51562,8 @@
         <w:t xml:space="preserve">.</w:t>
       </w:r>
     </w:p>
-    <w:bookmarkEnd w:id="167"/>
-    <w:bookmarkStart w:id="168" w:name="sol-miller-taylor-cube-root"/>
+    <w:bookmarkEnd w:id="178"/>
+    <w:bookmarkStart w:id="179" w:name="sol-miller-taylor-cube-root"/>
     <w:p>
       <w:pPr>
         <w:pStyle w:val="BodyText"/>
@@ -51556,8 +52875,8 @@
         </m:oMath>
       </m:oMathPara>
     </w:p>
-    <w:bookmarkEnd w:id="168"/>
-    <w:bookmarkStart w:id="169" w:name="exr-miller-taylor-x-log-x"/>
+    <w:bookmarkEnd w:id="179"/>
+    <w:bookmarkStart w:id="180" w:name="exr-miller-taylor-x-log-x"/>
     <w:p>
       <w:pPr>
         <w:pStyle w:val="FirstParagraph"/>
@@ -51706,8 +53025,8 @@
         <w:t xml:space="preserve">.</w:t>
       </w:r>
     </w:p>
-    <w:bookmarkEnd w:id="169"/>
-    <w:bookmarkStart w:id="170" w:name="sol-miller-taylor-x-log-x"/>
+    <w:bookmarkEnd w:id="180"/>
+    <w:bookmarkStart w:id="181" w:name="sol-miller-taylor-x-log-x"/>
     <w:p>
       <w:pPr>
         <w:pStyle w:val="BodyText"/>
@@ -52371,8 +53690,8 @@
         </m:oMath>
       </m:oMathPara>
     </w:p>
-    <w:bookmarkEnd w:id="170"/>
-    <w:bookmarkStart w:id="171" w:name="exr-miller-taylor-log-one-plus-x"/>
+    <w:bookmarkEnd w:id="181"/>
+    <w:bookmarkStart w:id="182" w:name="exr-miller-taylor-log-one-plus-x"/>
     <w:p>
       <w:pPr>
         <w:pStyle w:val="FirstParagraph"/>
@@ -52557,8 +53876,8 @@
         <w:t xml:space="preserve">.</w:t>
       </w:r>
     </w:p>
-    <w:bookmarkEnd w:id="171"/>
-    <w:bookmarkStart w:id="172" w:name="sol-miller-taylor-log-one-plus-x"/>
+    <w:bookmarkEnd w:id="182"/>
+    <w:bookmarkStart w:id="183" w:name="sol-miller-taylor-log-one-plus-x"/>
     <w:p>
       <w:pPr>
         <w:pStyle w:val="BodyText"/>
@@ -53178,8 +54497,8 @@
         </m:oMath>
       </m:oMathPara>
     </w:p>
-    <w:bookmarkEnd w:id="172"/>
-    <w:bookmarkStart w:id="173" w:name="exr-miller-taylor-log-one-minus-x"/>
+    <w:bookmarkEnd w:id="183"/>
+    <w:bookmarkStart w:id="184" w:name="thm-taylor-log-one-plus-x"/>
     <w:p>
       <w:pPr>
         <w:pStyle w:val="FirstParagraph"/>
@@ -53189,7 +54508,7 @@
           <w:b/>
           <w:bCs/>
         </w:rPr>
-        <w:t xml:space="preserve">Exercise 28 (Maclaurin series of</w:t>
+        <w:t xml:space="preserve">Theorem 15 (Maclaurin polynomial of</w:t>
       </w:r>
       <w:r>
         <w:rPr>
@@ -53218,7 +54537,7 @@
           <m:rPr>
             <m:sty m:val="p"/>
           </m:rPr>
-          <m:t>−</m:t>
+          <m:t>+</m:t>
         </m:r>
         <m:r>
           <m:t>x</m:t>
@@ -53241,24 +54560,83 @@
         <w:t xml:space="preserve"> </w:t>
       </w:r>
       <w:r>
-        <w:t xml:space="preserve">Adapted from</w:t>
-      </w:r>
-      <w:r>
-        <w:t xml:space="preserve"> </w:t>
-      </w:r>
-      <w:r>
-        <w:t xml:space="preserve">Miller (2016)</w:t>
-      </w:r>
-      <w:r>
-        <w:t xml:space="preserve">, Question 1.1.27.</w:t>
-      </w:r>
-    </w:p>
-    <w:p>
-      <w:pPr>
-        <w:pStyle w:val="BodyText"/>
-      </w:pPr>
-      <w:r>
-        <w:t xml:space="preserve">Find the terms up to degree 3 of the Taylor series for</w:t>
+        <w:t xml:space="preserve">The Maclaurin polynomial (</w:t>
+      </w:r>
+      <w:hyperlink w:anchor="def-maclaurin-polynomial">
+        <w:r>
+          <w:rPr>
+            <w:rStyle w:val="Hyperlink"/>
+          </w:rPr>
+          <w:t xml:space="preserve">Definition 21</w:t>
+        </w:r>
+      </w:hyperlink>
+      <w:r>
+        <w:t xml:space="preserve">) of degree 3 of</w:t>
+      </w:r>
+      <w:r>
+        <w:t xml:space="preserve"> </w:t>
+      </w:r>
+      <m:oMath>
+        <m:r>
+          <m:t>f</m:t>
+        </m:r>
+        <m:r>
+          <m:rPr>
+            <m:sty m:val="p"/>
+          </m:rPr>
+          <m:t>(</m:t>
+        </m:r>
+        <m:r>
+          <m:t>x</m:t>
+        </m:r>
+        <m:r>
+          <m:rPr>
+            <m:sty m:val="p"/>
+          </m:rPr>
+          <m:t>)</m:t>
+        </m:r>
+        <m:r>
+          <m:rPr>
+            <m:sty m:val="p"/>
+          </m:rPr>
+          <m:t>=</m:t>
+        </m:r>
+        <m:r>
+          <m:rPr>
+            <m:sty m:val="p"/>
+          </m:rPr>
+          <m:t>log</m:t>
+        </m:r>
+        <m:r>
+          <m:rPr>
+            <m:sty m:val="p"/>
+          </m:rPr>
+          <m:t>(</m:t>
+        </m:r>
+        <m:r>
+          <m:t>1</m:t>
+        </m:r>
+        <m:r>
+          <m:rPr>
+            <m:sty m:val="p"/>
+          </m:rPr>
+          <m:t>+</m:t>
+        </m:r>
+        <m:r>
+          <m:t>x</m:t>
+        </m:r>
+        <m:r>
+          <m:rPr>
+            <m:sty m:val="p"/>
+          </m:rPr>
+          <m:t>)</m:t>
+        </m:r>
+      </m:oMath>
+      <w:r>
+        <w:t xml:space="preserve"> </w:t>
+      </w:r>
+      <w:r>
+        <w:t xml:space="preserve">is</w:t>
       </w:r>
     </w:p>
     <w:p>
@@ -53270,6 +54648,243 @@
           <m:jc m:val="center"/>
         </m:oMathParaPr>
         <m:oMath>
+          <m:sSub>
+            <m:e>
+              <m:r>
+                <m:t>P</m:t>
+              </m:r>
+            </m:e>
+            <m:sub>
+              <m:r>
+                <m:t>3</m:t>
+              </m:r>
+            </m:sub>
+          </m:sSub>
+          <m:r>
+            <m:rPr>
+              <m:sty m:val="p"/>
+            </m:rPr>
+            <m:t>(</m:t>
+          </m:r>
+          <m:r>
+            <m:t>x</m:t>
+          </m:r>
+          <m:r>
+            <m:rPr>
+              <m:sty m:val="p"/>
+            </m:rPr>
+            <m:t>)</m:t>
+          </m:r>
+          <m:r>
+            <m:rPr>
+              <m:sty m:val="p"/>
+            </m:rPr>
+            <m:t>=</m:t>
+          </m:r>
+          <m:r>
+            <m:t>x</m:t>
+          </m:r>
+          <m:r>
+            <m:rPr>
+              <m:sty m:val="p"/>
+            </m:rPr>
+            <m:t>−</m:t>
+          </m:r>
+          <m:f>
+            <m:fPr>
+              <m:type m:val="bar"/>
+            </m:fPr>
+            <m:num>
+              <m:sSup>
+                <m:e>
+                  <m:r>
+                    <m:t>x</m:t>
+                  </m:r>
+                </m:e>
+                <m:sup>
+                  <m:r>
+                    <m:t>2</m:t>
+                  </m:r>
+                </m:sup>
+              </m:sSup>
+            </m:num>
+            <m:den>
+              <m:r>
+                <m:t>2</m:t>
+              </m:r>
+            </m:den>
+          </m:f>
+          <m:r>
+            <m:rPr>
+              <m:sty m:val="p"/>
+            </m:rPr>
+            <m:t>+</m:t>
+          </m:r>
+          <m:f>
+            <m:fPr>
+              <m:type m:val="bar"/>
+            </m:fPr>
+            <m:num>
+              <m:sSup>
+                <m:e>
+                  <m:r>
+                    <m:t>x</m:t>
+                  </m:r>
+                </m:e>
+                <m:sup>
+                  <m:r>
+                    <m:t>3</m:t>
+                  </m:r>
+                </m:sup>
+              </m:sSup>
+            </m:num>
+            <m:den>
+              <m:r>
+                <m:t>3</m:t>
+              </m:r>
+            </m:den>
+          </m:f>
+        </m:oMath>
+      </m:oMathPara>
+    </w:p>
+    <w:bookmarkEnd w:id="184"/>
+    <w:p>
+      <w:pPr>
+        <w:pStyle w:val="FirstParagraph"/>
+      </w:pPr>
+      <w:r>
+        <w:rPr>
+          <w:i/>
+          <w:iCs/>
+        </w:rPr>
+        <w:t xml:space="preserve">Proof</w:t>
+      </w:r>
+      <w:r>
+        <w:t xml:space="preserve">. </w:t>
+      </w:r>
+      <w:r>
+        <w:t xml:space="preserve">This is the solution to</w:t>
+      </w:r>
+      <w:r>
+        <w:t xml:space="preserve"> </w:t>
+      </w:r>
+      <w:hyperlink w:anchor="exr-miller-taylor-log-one-plus-x">
+        <w:r>
+          <w:rPr>
+            <w:rStyle w:val="Hyperlink"/>
+          </w:rPr>
+          <w:t xml:space="preserve">Exercise 27</w:t>
+        </w:r>
+      </w:hyperlink>
+      <w:r>
+        <w:t xml:space="preserve">, worked in</w:t>
+      </w:r>
+      <w:r>
+        <w:t xml:space="preserve"> </w:t>
+      </w:r>
+      <w:hyperlink w:anchor="sol-miller-taylor-log-one-plus-x">
+        <w:r>
+          <w:rPr>
+            <w:rStyle w:val="Hyperlink"/>
+          </w:rPr>
+          <w:t xml:space="preserve">Solution 27</w:t>
+        </w:r>
+      </w:hyperlink>
+      <w:r>
+        <w:t xml:space="preserve">.</w:t>
+      </w:r>
+    </w:p>
+    <w:bookmarkStart w:id="185" w:name="exr-miller-taylor-log-one-minus-x"/>
+    <w:p>
+      <w:pPr>
+        <w:pStyle w:val="BodyText"/>
+      </w:pPr>
+      <w:r>
+        <w:rPr>
+          <w:b/>
+          <w:bCs/>
+        </w:rPr>
+        <w:t xml:space="preserve">Exercise 28 (Maclaurin series of</w:t>
+      </w:r>
+      <w:r>
+        <w:rPr>
+          <w:b/>
+          <w:bCs/>
+        </w:rPr>
+        <w:t xml:space="preserve"> </w:t>
+      </w:r>
+      <m:oMath>
+        <m:r>
+          <m:rPr>
+            <m:sty m:val="p"/>
+          </m:rPr>
+          <m:t>log</m:t>
+        </m:r>
+        <m:r>
+          <m:rPr>
+            <m:sty m:val="p"/>
+          </m:rPr>
+          <m:t>(</m:t>
+        </m:r>
+        <m:r>
+          <m:t>1</m:t>
+        </m:r>
+        <m:r>
+          <m:rPr>
+            <m:sty m:val="p"/>
+          </m:rPr>
+          <m:t>−</m:t>
+        </m:r>
+        <m:r>
+          <m:t>x</m:t>
+        </m:r>
+        <m:r>
+          <m:rPr>
+            <m:sty m:val="p"/>
+          </m:rPr>
+          <m:t>)</m:t>
+        </m:r>
+      </m:oMath>
+      <w:r>
+        <w:rPr>
+          <w:b/>
+          <w:bCs/>
+        </w:rPr>
+        <w:t xml:space="preserve">)</w:t>
+      </w:r>
+      <w:r>
+        <w:t xml:space="preserve"> </w:t>
+      </w:r>
+      <w:r>
+        <w:t xml:space="preserve">Adapted from</w:t>
+      </w:r>
+      <w:r>
+        <w:t xml:space="preserve"> </w:t>
+      </w:r>
+      <w:r>
+        <w:t xml:space="preserve">Miller (2016)</w:t>
+      </w:r>
+      <w:r>
+        <w:t xml:space="preserve">, Question 1.1.27.</w:t>
+      </w:r>
+    </w:p>
+    <w:p>
+      <w:pPr>
+        <w:pStyle w:val="BodyText"/>
+      </w:pPr>
+      <w:r>
+        <w:t xml:space="preserve">Find the terms up to degree 3 of the Taylor series for</w:t>
+      </w:r>
+    </w:p>
+    <w:p>
+      <w:pPr>
+        <w:pStyle w:val="BodyText"/>
+      </w:pPr>
+      <m:oMathPara>
+        <m:oMathParaPr>
+          <m:jc m:val="center"/>
+        </m:oMathParaPr>
+        <m:oMath>
           <m:r>
             <m:t>f</m:t>
           </m:r>
@@ -53364,8 +54979,8 @@
         <w:t xml:space="preserve">.</w:t>
       </w:r>
     </w:p>
-    <w:bookmarkEnd w:id="173"/>
-    <w:bookmarkStart w:id="174" w:name="sol-miller-taylor-log-one-minus-x"/>
+    <w:bookmarkEnd w:id="185"/>
+    <w:bookmarkStart w:id="186" w:name="sol-miller-taylor-log-one-minus-x"/>
     <w:p>
       <w:pPr>
         <w:pStyle w:val="BodyText"/>
@@ -53456,12 +55071,12 @@
       <w:r>
         <w:t xml:space="preserve"> </w:t>
       </w:r>
-      <w:hyperlink w:anchor="exr-miller-taylor-log-one-plus-x">
+      <w:hyperlink w:anchor="thm-taylor-log-one-plus-x">
         <w:r>
           <w:rPr>
             <w:rStyle w:val="Hyperlink"/>
           </w:rPr>
-          <w:t xml:space="preserve">Exercise 27</w:t>
+          <w:t xml:space="preserve">Theorem 15</w:t>
         </w:r>
       </w:hyperlink>
       <w:r>
@@ -53744,8 +55359,8 @@
         </m:oMath>
       </m:oMathPara>
     </w:p>
-    <w:bookmarkEnd w:id="174"/>
-    <w:bookmarkStart w:id="175" w:name="exr-miller-taylor-log-product-exp"/>
+    <w:bookmarkEnd w:id="186"/>
+    <w:bookmarkStart w:id="187" w:name="thm-taylor-log-one-minus-x"/>
     <w:p>
       <w:pPr>
         <w:pStyle w:val="FirstParagraph"/>
@@ -53755,7 +55370,7 @@
           <w:b/>
           <w:bCs/>
         </w:rPr>
-        <w:t xml:space="preserve">Exercise 29 (Taylor series of</w:t>
+        <w:t xml:space="preserve">Theorem 16 (Maclaurin polynomial of</w:t>
       </w:r>
       <w:r>
         <w:rPr>
@@ -53778,12 +55393,6 @@
           <m:t>(</m:t>
         </m:r>
         <m:r>
-          <m:rPr>
-            <m:sty m:val="p"/>
-          </m:rPr>
-          <m:t>(</m:t>
-        </m:r>
-        <m:r>
           <m:t>1</m:t>
         </m:r>
         <m:r>
@@ -53795,24 +55404,6 @@
         <m:r>
           <m:t>x</m:t>
         </m:r>
-        <m:r>
-          <m:rPr>
-            <m:sty m:val="p"/>
-          </m:rPr>
-          <m:t>)</m:t>
-        </m:r>
-        <m:sSup>
-          <m:e>
-            <m:r>
-              <m:t>e</m:t>
-            </m:r>
-          </m:e>
-          <m:sup>
-            <m:r>
-              <m:t>x</m:t>
-            </m:r>
-          </m:sup>
-        </m:sSup>
         <m:r>
           <m:rPr>
             <m:sty m:val="p"/>
@@ -53831,24 +55422,83 @@
         <w:t xml:space="preserve"> </w:t>
       </w:r>
       <w:r>
-        <w:t xml:space="preserve">Adapted from</w:t>
-      </w:r>
-      <w:r>
-        <w:t xml:space="preserve"> </w:t>
-      </w:r>
-      <w:r>
-        <w:t xml:space="preserve">Miller (2016)</w:t>
-      </w:r>
-      <w:r>
-        <w:t xml:space="preserve">, Question 1.1.28.</w:t>
-      </w:r>
-    </w:p>
-    <w:p>
-      <w:pPr>
-        <w:pStyle w:val="BodyText"/>
-      </w:pPr>
-      <w:r>
-        <w:t xml:space="preserve">Find the first two non-zero terms of the Taylor series for</w:t>
+        <w:t xml:space="preserve">The Maclaurin polynomial (</w:t>
+      </w:r>
+      <w:hyperlink w:anchor="def-maclaurin-polynomial">
+        <w:r>
+          <w:rPr>
+            <w:rStyle w:val="Hyperlink"/>
+          </w:rPr>
+          <w:t xml:space="preserve">Definition 21</w:t>
+        </w:r>
+      </w:hyperlink>
+      <w:r>
+        <w:t xml:space="preserve">) of degree 3 of</w:t>
+      </w:r>
+      <w:r>
+        <w:t xml:space="preserve"> </w:t>
+      </w:r>
+      <m:oMath>
+        <m:r>
+          <m:t>f</m:t>
+        </m:r>
+        <m:r>
+          <m:rPr>
+            <m:sty m:val="p"/>
+          </m:rPr>
+          <m:t>(</m:t>
+        </m:r>
+        <m:r>
+          <m:t>x</m:t>
+        </m:r>
+        <m:r>
+          <m:rPr>
+            <m:sty m:val="p"/>
+          </m:rPr>
+          <m:t>)</m:t>
+        </m:r>
+        <m:r>
+          <m:rPr>
+            <m:sty m:val="p"/>
+          </m:rPr>
+          <m:t>=</m:t>
+        </m:r>
+        <m:r>
+          <m:rPr>
+            <m:sty m:val="p"/>
+          </m:rPr>
+          <m:t>log</m:t>
+        </m:r>
+        <m:r>
+          <m:rPr>
+            <m:sty m:val="p"/>
+          </m:rPr>
+          <m:t>(</m:t>
+        </m:r>
+        <m:r>
+          <m:t>1</m:t>
+        </m:r>
+        <m:r>
+          <m:rPr>
+            <m:sty m:val="p"/>
+          </m:rPr>
+          <m:t>−</m:t>
+        </m:r>
+        <m:r>
+          <m:t>x</m:t>
+        </m:r>
+        <m:r>
+          <m:rPr>
+            <m:sty m:val="p"/>
+          </m:rPr>
+          <m:t>)</m:t>
+        </m:r>
+      </m:oMath>
+      <w:r>
+        <w:t xml:space="preserve"> </w:t>
+      </w:r>
+      <w:r>
+        <w:t xml:space="preserve">is</w:t>
       </w:r>
     </w:p>
     <w:p>
@@ -53860,6 +55510,273 @@
           <m:jc m:val="center"/>
         </m:oMathParaPr>
         <m:oMath>
+          <m:sSub>
+            <m:e>
+              <m:r>
+                <m:t>P</m:t>
+              </m:r>
+            </m:e>
+            <m:sub>
+              <m:r>
+                <m:t>3</m:t>
+              </m:r>
+            </m:sub>
+          </m:sSub>
+          <m:r>
+            <m:rPr>
+              <m:sty m:val="p"/>
+            </m:rPr>
+            <m:t>(</m:t>
+          </m:r>
+          <m:r>
+            <m:t>x</m:t>
+          </m:r>
+          <m:r>
+            <m:rPr>
+              <m:sty m:val="p"/>
+            </m:rPr>
+            <m:t>)</m:t>
+          </m:r>
+          <m:r>
+            <m:rPr>
+              <m:sty m:val="p"/>
+            </m:rPr>
+            <m:t>=</m:t>
+          </m:r>
+          <m:r>
+            <m:rPr>
+              <m:sty m:val="p"/>
+            </m:rPr>
+            <m:t>−</m:t>
+          </m:r>
+          <m:r>
+            <m:t>x</m:t>
+          </m:r>
+          <m:r>
+            <m:rPr>
+              <m:sty m:val="p"/>
+            </m:rPr>
+            <m:t>−</m:t>
+          </m:r>
+          <m:f>
+            <m:fPr>
+              <m:type m:val="bar"/>
+            </m:fPr>
+            <m:num>
+              <m:sSup>
+                <m:e>
+                  <m:r>
+                    <m:t>x</m:t>
+                  </m:r>
+                </m:e>
+                <m:sup>
+                  <m:r>
+                    <m:t>2</m:t>
+                  </m:r>
+                </m:sup>
+              </m:sSup>
+            </m:num>
+            <m:den>
+              <m:r>
+                <m:t>2</m:t>
+              </m:r>
+            </m:den>
+          </m:f>
+          <m:r>
+            <m:rPr>
+              <m:sty m:val="p"/>
+            </m:rPr>
+            <m:t>−</m:t>
+          </m:r>
+          <m:f>
+            <m:fPr>
+              <m:type m:val="bar"/>
+            </m:fPr>
+            <m:num>
+              <m:sSup>
+                <m:e>
+                  <m:r>
+                    <m:t>x</m:t>
+                  </m:r>
+                </m:e>
+                <m:sup>
+                  <m:r>
+                    <m:t>3</m:t>
+                  </m:r>
+                </m:sup>
+              </m:sSup>
+            </m:num>
+            <m:den>
+              <m:r>
+                <m:t>3</m:t>
+              </m:r>
+            </m:den>
+          </m:f>
+        </m:oMath>
+      </m:oMathPara>
+    </w:p>
+    <w:bookmarkEnd w:id="187"/>
+    <w:p>
+      <w:pPr>
+        <w:pStyle w:val="FirstParagraph"/>
+      </w:pPr>
+      <w:r>
+        <w:rPr>
+          <w:i/>
+          <w:iCs/>
+        </w:rPr>
+        <w:t xml:space="preserve">Proof</w:t>
+      </w:r>
+      <w:r>
+        <w:t xml:space="preserve">. </w:t>
+      </w:r>
+      <w:r>
+        <w:t xml:space="preserve">This is the solution to</w:t>
+      </w:r>
+      <w:r>
+        <w:t xml:space="preserve"> </w:t>
+      </w:r>
+      <w:hyperlink w:anchor="exr-miller-taylor-log-one-minus-x">
+        <w:r>
+          <w:rPr>
+            <w:rStyle w:val="Hyperlink"/>
+          </w:rPr>
+          <w:t xml:space="preserve">Exercise 28</w:t>
+        </w:r>
+      </w:hyperlink>
+      <w:r>
+        <w:t xml:space="preserve">, worked in</w:t>
+      </w:r>
+      <w:r>
+        <w:t xml:space="preserve"> </w:t>
+      </w:r>
+      <w:hyperlink w:anchor="sol-miller-taylor-log-one-minus-x">
+        <w:r>
+          <w:rPr>
+            <w:rStyle w:val="Hyperlink"/>
+          </w:rPr>
+          <w:t xml:space="preserve">Solution 28</w:t>
+        </w:r>
+      </w:hyperlink>
+      <w:r>
+        <w:t xml:space="preserve">.</w:t>
+      </w:r>
+    </w:p>
+    <w:bookmarkStart w:id="188" w:name="exr-miller-taylor-log-product-exp"/>
+    <w:p>
+      <w:pPr>
+        <w:pStyle w:val="BodyText"/>
+      </w:pPr>
+      <w:r>
+        <w:rPr>
+          <w:b/>
+          <w:bCs/>
+        </w:rPr>
+        <w:t xml:space="preserve">Exercise 29 (Taylor series of</w:t>
+      </w:r>
+      <w:r>
+        <w:rPr>
+          <w:b/>
+          <w:bCs/>
+        </w:rPr>
+        <w:t xml:space="preserve"> </w:t>
+      </w:r>
+      <m:oMath>
+        <m:r>
+          <m:rPr>
+            <m:sty m:val="p"/>
+          </m:rPr>
+          <m:t>log</m:t>
+        </m:r>
+        <m:r>
+          <m:rPr>
+            <m:sty m:val="p"/>
+          </m:rPr>
+          <m:t>(</m:t>
+        </m:r>
+        <m:r>
+          <m:rPr>
+            <m:sty m:val="p"/>
+          </m:rPr>
+          <m:t>(</m:t>
+        </m:r>
+        <m:r>
+          <m:t>1</m:t>
+        </m:r>
+        <m:r>
+          <m:rPr>
+            <m:sty m:val="p"/>
+          </m:rPr>
+          <m:t>−</m:t>
+        </m:r>
+        <m:r>
+          <m:t>x</m:t>
+        </m:r>
+        <m:r>
+          <m:rPr>
+            <m:sty m:val="p"/>
+          </m:rPr>
+          <m:t>)</m:t>
+        </m:r>
+        <m:sSup>
+          <m:e>
+            <m:r>
+              <m:t>e</m:t>
+            </m:r>
+          </m:e>
+          <m:sup>
+            <m:r>
+              <m:t>x</m:t>
+            </m:r>
+          </m:sup>
+        </m:sSup>
+        <m:r>
+          <m:rPr>
+            <m:sty m:val="p"/>
+          </m:rPr>
+          <m:t>)</m:t>
+        </m:r>
+      </m:oMath>
+      <w:r>
+        <w:rPr>
+          <w:b/>
+          <w:bCs/>
+        </w:rPr>
+        <w:t xml:space="preserve">)</w:t>
+      </w:r>
+      <w:r>
+        <w:t xml:space="preserve"> </w:t>
+      </w:r>
+      <w:r>
+        <w:t xml:space="preserve">Adapted from</w:t>
+      </w:r>
+      <w:r>
+        <w:t xml:space="preserve"> </w:t>
+      </w:r>
+      <w:r>
+        <w:t xml:space="preserve">Miller (2016)</w:t>
+      </w:r>
+      <w:r>
+        <w:t xml:space="preserve">, Question 1.1.28.</w:t>
+      </w:r>
+    </w:p>
+    <w:p>
+      <w:pPr>
+        <w:pStyle w:val="BodyText"/>
+      </w:pPr>
+      <w:r>
+        <w:t xml:space="preserve">Find the first two non-zero terms of the Taylor series for</w:t>
+      </w:r>
+    </w:p>
+    <w:p>
+      <w:pPr>
+        <w:pStyle w:val="BodyText"/>
+      </w:pPr>
+      <m:oMathPara>
+        <m:oMathParaPr>
+          <m:jc m:val="center"/>
+        </m:oMathParaPr>
+        <m:oMath>
           <m:r>
             <m:t>f</m:t>
           </m:r>
@@ -53978,8 +55895,8 @@
         <w:t xml:space="preserve">.</w:t>
       </w:r>
     </w:p>
-    <w:bookmarkEnd w:id="175"/>
-    <w:bookmarkStart w:id="176" w:name="sol-miller-taylor-log-product-exp"/>
+    <w:bookmarkEnd w:id="188"/>
+    <w:bookmarkStart w:id="189" w:name="sol-miller-taylor-log-product-exp"/>
     <w:p>
       <w:pPr>
         <w:pStyle w:val="BodyText"/>
@@ -54208,12 +56125,12 @@
       <w:r>
         <w:t xml:space="preserve"> </w:t>
       </w:r>
-      <w:hyperlink w:anchor="exr-miller-taylor-log-one-minus-x">
+      <w:hyperlink w:anchor="thm-taylor-log-one-minus-x">
         <w:r>
           <w:rPr>
             <w:rStyle w:val="Hyperlink"/>
           </w:rPr>
-          <w:t xml:space="preserve">Exercise 28</w:t>
+          <w:t xml:space="preserve">Theorem 16</w:t>
         </w:r>
       </w:hyperlink>
       <w:r>
@@ -54611,8 +56528,8 @@
         </m:oMath>
       </m:oMathPara>
     </w:p>
-    <w:bookmarkEnd w:id="176"/>
-    <w:bookmarkStart w:id="177" w:name="exr-miller-taylor-product-cos-log"/>
+    <w:bookmarkEnd w:id="189"/>
+    <w:bookmarkStart w:id="190" w:name="exr-miller-taylor-product-cos-log"/>
     <w:p>
       <w:pPr>
         <w:pStyle w:val="FirstParagraph"/>
@@ -54772,8 +56689,8 @@
         <w:t xml:space="preserve">.</w:t>
       </w:r>
     </w:p>
-    <w:bookmarkEnd w:id="177"/>
-    <w:bookmarkStart w:id="178" w:name="sol-miller-taylor-product-cos-log"/>
+    <w:bookmarkEnd w:id="190"/>
+    <w:bookmarkStart w:id="191" w:name="sol-miller-taylor-product-cos-log"/>
     <w:p>
       <w:pPr>
         <w:pStyle w:val="BodyText"/>
@@ -55272,8 +57189,8 @@
         </m:oMath>
       </m:oMathPara>
     </w:p>
-    <w:bookmarkEnd w:id="178"/>
-    <w:bookmarkStart w:id="179" w:name="exr-miller-taylor-log-scaled"/>
+    <w:bookmarkEnd w:id="191"/>
+    <w:bookmarkStart w:id="192" w:name="exr-miller-taylor-log-scaled"/>
     <w:p>
       <w:pPr>
         <w:pStyle w:val="FirstParagraph"/>
@@ -55464,8 +57381,8 @@
         <w:t xml:space="preserve">.</w:t>
       </w:r>
     </w:p>
-    <w:bookmarkEnd w:id="179"/>
-    <w:bookmarkStart w:id="180" w:name="sol-miller-taylor-log-scaled"/>
+    <w:bookmarkEnd w:id="192"/>
+    <w:bookmarkStart w:id="193" w:name="sol-miller-taylor-log-scaled"/>
     <w:p>
       <w:pPr>
         <w:pStyle w:val="BodyText"/>
@@ -55782,9 +57699,9 @@
         </m:oMath>
       </m:oMathPara>
     </w:p>
-    <w:bookmarkEnd w:id="180"/>
-    <w:bookmarkStart w:id="187" w:name="refs"/>
-    <w:bookmarkStart w:id="182" w:name="ref-boyd2018vmls"/>
+    <w:bookmarkEnd w:id="193"/>
+    <w:bookmarkStart w:id="200" w:name="refs"/>
+    <w:bookmarkStart w:id="195" w:name="ref-boyd2018vmls"/>
     <w:p>
       <w:pPr>
         <w:pStyle w:val="Bibliography"/>
@@ -55808,7 +57725,7 @@
       <w:r>
         <w:t xml:space="preserve"> </w:t>
       </w:r>
-      <w:hyperlink r:id="rId181">
+      <w:hyperlink r:id="rId194">
         <w:r>
           <w:rPr>
             <w:rStyle w:val="Hyperlink"/>
@@ -55820,8 +57737,8 @@
         <w:t xml:space="preserve">.</w:t>
       </w:r>
     </w:p>
-    <w:bookmarkEnd w:id="182"/>
-    <w:bookmarkStart w:id="184" w:name="ref-larsonCalc11e"/>
+    <w:bookmarkEnd w:id="195"/>
+    <w:bookmarkStart w:id="197" w:name="ref-larsonCalc11e"/>
     <w:p>
       <w:pPr>
         <w:pStyle w:val="Bibliography"/>
@@ -55845,7 +57762,7 @@
       <w:r>
         <w:t xml:space="preserve"> </w:t>
       </w:r>
-      <w:hyperlink r:id="rId183">
+      <w:hyperlink r:id="rId196">
         <w:r>
           <w:rPr>
             <w:rStyle w:val="Hyperlink"/>
@@ -55857,8 +57774,8 @@
         <w:t xml:space="preserve">.</w:t>
       </w:r>
     </w:p>
-    <w:bookmarkEnd w:id="184"/>
-    <w:bookmarkStart w:id="186" w:name="ref-problifesavercalc"/>
+    <w:bookmarkEnd w:id="197"/>
+    <w:bookmarkStart w:id="199" w:name="ref-problifesavercalc"/>
     <w:p>
       <w:pPr>
         <w:pStyle w:val="Bibliography"/>
@@ -55882,7 +57799,7 @@
       <w:r>
         <w:t xml:space="preserve"> </w:t>
       </w:r>
-      <w:hyperlink r:id="rId185">
+      <w:hyperlink r:id="rId198">
         <w:r>
           <w:rPr>
             <w:rStyle w:val="Hyperlink"/>
@@ -55894,10 +57811,10 @@
         <w:t xml:space="preserve">.</w:t>
       </w:r>
     </w:p>
-    <w:bookmarkEnd w:id="186"/>
-    <w:bookmarkEnd w:id="187"/>
-    <w:bookmarkEnd w:id="188"/>
-    <w:bookmarkEnd w:id="189"/>
+    <w:bookmarkEnd w:id="199"/>
+    <w:bookmarkEnd w:id="200"/>
+    <w:bookmarkEnd w:id="201"/>
+    <w:bookmarkEnd w:id="202"/>
     <w:sectPr>
       <w:footnotePr>
         <w:numRestart w:val="eachSect"/>
@@ -56221,12 +58138,6 @@
     <w:abstractNumId w:val="991"/>
   </w:num>
   <w:num w:numId="1008">
-    <w:abstractNumId w:val="991"/>
-  </w:num>
-  <w:num w:numId="1009">
-    <w:abstractNumId w:val="991"/>
-  </w:num>
-  <w:num w:numId="1010">
     <w:abstractNumId w:val="99411"/>
     <w:lvlOverride w:ilvl="0">
       <w:startOverride w:val="1"/>
@@ -56256,6 +58167,12 @@
       <w:startOverride w:val="1"/>
     </w:lvlOverride>
   </w:num>
+  <w:num w:numId="1009">
+    <w:abstractNumId w:val="991"/>
+  </w:num>
+  <w:num w:numId="1010">
+    <w:abstractNumId w:val="991"/>
+  </w:num>
   <w:num w:numId="1011">
     <w:abstractNumId w:val="991"/>
   </w:num>
@@ -56266,7 +58183,34 @@
     <w:abstractNumId w:val="991"/>
   </w:num>
   <w:num w:numId="1014">
-    <w:abstractNumId w:val="991"/>
+    <w:abstractNumId w:val="99411"/>
+    <w:lvlOverride w:ilvl="0">
+      <w:startOverride w:val="1"/>
+    </w:lvlOverride>
+    <w:lvlOverride w:ilvl="1">
+      <w:startOverride w:val="1"/>
+    </w:lvlOverride>
+    <w:lvlOverride w:ilvl="2">
+      <w:startOverride w:val="1"/>
+    </w:lvlOverride>
+    <w:lvlOverride w:ilvl="3">
+      <w:startOverride w:val="1"/>
+    </w:lvlOverride>
+    <w:lvlOverride w:ilvl="4">
+      <w:startOverride w:val="1"/>
+    </w:lvlOverride>
+    <w:lvlOverride w:ilvl="5">
+      <w:startOverride w:val="1"/>
+    </w:lvlOverride>
+    <w:lvlOverride w:ilvl="6">
+      <w:startOverride w:val="1"/>
+    </w:lvlOverride>
+    <w:lvlOverride w:ilvl="7">
+      <w:startOverride w:val="1"/>
+    </w:lvlOverride>
+    <w:lvlOverride w:ilvl="8">
+      <w:startOverride w:val="1"/>
+    </w:lvlOverride>
   </w:num>
   <w:num w:numId="1015">
     <w:abstractNumId w:val="991"/>
@@ -56305,45 +58249,12 @@
     <w:abstractNumId w:val="991"/>
   </w:num>
   <w:num w:numId="1018">
-    <w:abstractNumId w:val="99411"/>
-    <w:lvlOverride w:ilvl="0">
-      <w:startOverride w:val="1"/>
-    </w:lvlOverride>
-    <w:lvlOverride w:ilvl="1">
-      <w:startOverride w:val="1"/>
-    </w:lvlOverride>
-    <w:lvlOverride w:ilvl="2">
-      <w:startOverride w:val="1"/>
-    </w:lvlOverride>
-    <w:lvlOverride w:ilvl="3">
-      <w:startOverride w:val="1"/>
-    </w:lvlOverride>
-    <w:lvlOverride w:ilvl="4">
-      <w:startOverride w:val="1"/>
-    </w:lvlOverride>
-    <w:lvlOverride w:ilvl="5">
-      <w:startOverride w:val="1"/>
-    </w:lvlOverride>
-    <w:lvlOverride w:ilvl="6">
-      <w:startOverride w:val="1"/>
-    </w:lvlOverride>
-    <w:lvlOverride w:ilvl="7">
-      <w:startOverride w:val="1"/>
-    </w:lvlOverride>
-    <w:lvlOverride w:ilvl="8">
-      <w:startOverride w:val="1"/>
-    </w:lvlOverride>
+    <w:abstractNumId w:val="991"/>
   </w:num>
   <w:num w:numId="1019">
     <w:abstractNumId w:val="991"/>
   </w:num>
   <w:num w:numId="1020">
-    <w:abstractNumId w:val="991"/>
-  </w:num>
-  <w:num w:numId="1021">
-    <w:abstractNumId w:val="991"/>
-  </w:num>
-  <w:num w:numId="1022">
     <w:abstractNumId w:val="991"/>
   </w:num>
 </w:numbering>
